--- a/engine/tmgh_study/TMGH_Sources_02-09-2026.docx
+++ b/engine/tmgh_study/TMGH_Sources_02-09-2026.docx
@@ -16607,7 +16607,7 @@
                 <w:color w:val="1A1D21"/>
                 <w:sz w:val="17"/>
               </w:rPr>
-              <w:t>the method used here gives 35.79%; the price the shares trade at implies 20.1% to 29.9%</w:t>
+              <w:t>the method used here gives 35.79%; the price the shares trade at implies 16.6% to 29.1%</w:t>
             </w:r>
           </w:p>
         </w:tc>

--- a/engine/tmgh_study/TMGH_Sources_02-09-2026.docx
+++ b/engine/tmgh_study/TMGH_Sources_02-09-2026.docx
@@ -16607,7 +16607,7 @@
                 <w:color w:val="1A1D21"/>
                 <w:sz w:val="17"/>
               </w:rPr>
-              <w:t>the method used here gives 35.79%; the price the shares trade at implies 16.6% to 29.1%</w:t>
+              <w:t>the method used here gives 35.79%; the price the shares trade at implies 17.4% to 31.9%</w:t>
             </w:r>
           </w:p>
         </w:tc>

--- a/engine/tmgh_study/TMGH_Sources_02-09-2026.docx
+++ b/engine/tmgh_study/TMGH_Sources_02-09-2026.docx
@@ -409,12 +409,12 @@
         <w:tblLayout w:type="fixed"/>
       </w:tblPr>
       <w:tblGrid>
-        <w:gridCol w:w="2268"/>
-        <w:gridCol w:w="1134"/>
-        <w:gridCol w:w="1077"/>
-        <w:gridCol w:w="1077"/>
-        <w:gridCol w:w="794"/>
-        <w:gridCol w:w="2722"/>
+        <w:gridCol w:w="1219"/>
+        <w:gridCol w:w="777"/>
+        <w:gridCol w:w="1038"/>
+        <w:gridCol w:w="1128"/>
+        <w:gridCol w:w="1344"/>
+        <w:gridCol w:w="3566"/>
       </w:tblGrid>
       <w:tr>
         <w:trPr>
@@ -422,7 +422,7 @@
         </w:trPr>
         <w:tc>
           <w:tcPr>
-            <w:tcW w:type="dxa" w:w="2268"/>
+            <w:tcW w:type="dxa" w:w="1219"/>
           </w:tcPr>
           <w:p>
             <w:r/>
@@ -438,7 +438,7 @@
         </w:tc>
         <w:tc>
           <w:tcPr>
-            <w:tcW w:type="dxa" w:w="1134"/>
+            <w:tcW w:type="dxa" w:w="777"/>
           </w:tcPr>
           <w:p>
             <w:r/>
@@ -454,7 +454,7 @@
         </w:tc>
         <w:tc>
           <w:tcPr>
-            <w:tcW w:type="dxa" w:w="1077"/>
+            <w:tcW w:type="dxa" w:w="1037"/>
           </w:tcPr>
           <w:p>
             <w:r/>
@@ -470,7 +470,7 @@
         </w:tc>
         <w:tc>
           <w:tcPr>
-            <w:tcW w:type="dxa" w:w="1077"/>
+            <w:tcW w:type="dxa" w:w="1128"/>
           </w:tcPr>
           <w:p>
             <w:r/>
@@ -486,7 +486,7 @@
         </w:tc>
         <w:tc>
           <w:tcPr>
-            <w:tcW w:type="dxa" w:w="794"/>
+            <w:tcW w:type="dxa" w:w="1344"/>
           </w:tcPr>
           <w:p>
             <w:r/>
@@ -502,7 +502,7 @@
         </w:tc>
         <w:tc>
           <w:tcPr>
-            <w:tcW w:type="dxa" w:w="2721"/>
+            <w:tcW w:type="dxa" w:w="3566"/>
           </w:tcPr>
           <w:p>
             <w:r/>
@@ -523,7 +523,7 @@
         </w:trPr>
         <w:tc>
           <w:tcPr>
-            <w:tcW w:type="dxa" w:w="2268"/>
+            <w:tcW w:type="dxa" w:w="1219"/>
           </w:tcPr>
           <w:p>
             <w:r/>
@@ -538,7 +538,7 @@
         </w:tc>
         <w:tc>
           <w:tcPr>
-            <w:tcW w:type="dxa" w:w="1134"/>
+            <w:tcW w:type="dxa" w:w="777"/>
           </w:tcPr>
           <w:p>
             <w:pPr>
@@ -556,7 +556,7 @@
         </w:tc>
         <w:tc>
           <w:tcPr>
-            <w:tcW w:type="dxa" w:w="1077"/>
+            <w:tcW w:type="dxa" w:w="1037"/>
           </w:tcPr>
           <w:p>
             <w:r/>
@@ -571,7 +571,7 @@
         </w:tc>
         <w:tc>
           <w:tcPr>
-            <w:tcW w:type="dxa" w:w="1077"/>
+            <w:tcW w:type="dxa" w:w="1128"/>
           </w:tcPr>
           <w:p>
             <w:pPr>
@@ -589,7 +589,7 @@
         </w:tc>
         <w:tc>
           <w:tcPr>
-            <w:tcW w:type="dxa" w:w="794"/>
+            <w:tcW w:type="dxa" w:w="1344"/>
           </w:tcPr>
           <w:p>
             <w:r/>
@@ -604,7 +604,7 @@
         </w:tc>
         <w:tc>
           <w:tcPr>
-            <w:tcW w:type="dxa" w:w="2721"/>
+            <w:tcW w:type="dxa" w:w="3566"/>
           </w:tcPr>
           <w:p>
             <w:r/>
@@ -623,7 +623,7 @@
         </w:trPr>
         <w:tc>
           <w:tcPr>
-            <w:tcW w:type="dxa" w:w="2268"/>
+            <w:tcW w:type="dxa" w:w="1219"/>
           </w:tcPr>
           <w:p>
             <w:r/>
@@ -638,7 +638,7 @@
         </w:tc>
         <w:tc>
           <w:tcPr>
-            <w:tcW w:type="dxa" w:w="1134"/>
+            <w:tcW w:type="dxa" w:w="777"/>
           </w:tcPr>
           <w:p>
             <w:pPr>
@@ -656,7 +656,7 @@
         </w:tc>
         <w:tc>
           <w:tcPr>
-            <w:tcW w:type="dxa" w:w="1077"/>
+            <w:tcW w:type="dxa" w:w="1037"/>
           </w:tcPr>
           <w:p>
             <w:r/>
@@ -671,7 +671,7 @@
         </w:tc>
         <w:tc>
           <w:tcPr>
-            <w:tcW w:type="dxa" w:w="1077"/>
+            <w:tcW w:type="dxa" w:w="1128"/>
           </w:tcPr>
           <w:p>
             <w:pPr>
@@ -689,7 +689,7 @@
         </w:tc>
         <w:tc>
           <w:tcPr>
-            <w:tcW w:type="dxa" w:w="794"/>
+            <w:tcW w:type="dxa" w:w="1344"/>
           </w:tcPr>
           <w:p>
             <w:r/>
@@ -704,7 +704,7 @@
         </w:tc>
         <w:tc>
           <w:tcPr>
-            <w:tcW w:type="dxa" w:w="2721"/>
+            <w:tcW w:type="dxa" w:w="3566"/>
           </w:tcPr>
           <w:p>
             <w:r/>
@@ -723,7 +723,7 @@
         </w:trPr>
         <w:tc>
           <w:tcPr>
-            <w:tcW w:type="dxa" w:w="2268"/>
+            <w:tcW w:type="dxa" w:w="1219"/>
           </w:tcPr>
           <w:p>
             <w:r/>
@@ -738,7 +738,7 @@
         </w:tc>
         <w:tc>
           <w:tcPr>
-            <w:tcW w:type="dxa" w:w="1134"/>
+            <w:tcW w:type="dxa" w:w="777"/>
           </w:tcPr>
           <w:p>
             <w:pPr>
@@ -756,7 +756,7 @@
         </w:tc>
         <w:tc>
           <w:tcPr>
-            <w:tcW w:type="dxa" w:w="1077"/>
+            <w:tcW w:type="dxa" w:w="1037"/>
           </w:tcPr>
           <w:p>
             <w:r/>
@@ -771,7 +771,7 @@
         </w:tc>
         <w:tc>
           <w:tcPr>
-            <w:tcW w:type="dxa" w:w="1077"/>
+            <w:tcW w:type="dxa" w:w="1128"/>
           </w:tcPr>
           <w:p>
             <w:pPr>
@@ -789,7 +789,7 @@
         </w:tc>
         <w:tc>
           <w:tcPr>
-            <w:tcW w:type="dxa" w:w="794"/>
+            <w:tcW w:type="dxa" w:w="1344"/>
           </w:tcPr>
           <w:p>
             <w:r/>
@@ -804,7 +804,7 @@
         </w:tc>
         <w:tc>
           <w:tcPr>
-            <w:tcW w:type="dxa" w:w="2721"/>
+            <w:tcW w:type="dxa" w:w="3566"/>
           </w:tcPr>
           <w:p>
             <w:r/>
@@ -823,7 +823,7 @@
         </w:trPr>
         <w:tc>
           <w:tcPr>
-            <w:tcW w:type="dxa" w:w="2268"/>
+            <w:tcW w:type="dxa" w:w="1219"/>
           </w:tcPr>
           <w:p>
             <w:r/>
@@ -838,7 +838,7 @@
         </w:tc>
         <w:tc>
           <w:tcPr>
-            <w:tcW w:type="dxa" w:w="1134"/>
+            <w:tcW w:type="dxa" w:w="777"/>
           </w:tcPr>
           <w:p>
             <w:pPr>
@@ -856,7 +856,7 @@
         </w:tc>
         <w:tc>
           <w:tcPr>
-            <w:tcW w:type="dxa" w:w="1077"/>
+            <w:tcW w:type="dxa" w:w="1037"/>
           </w:tcPr>
           <w:p>
             <w:r/>
@@ -871,7 +871,7 @@
         </w:tc>
         <w:tc>
           <w:tcPr>
-            <w:tcW w:type="dxa" w:w="1077"/>
+            <w:tcW w:type="dxa" w:w="1128"/>
           </w:tcPr>
           <w:p>
             <w:pPr>
@@ -889,7 +889,7 @@
         </w:tc>
         <w:tc>
           <w:tcPr>
-            <w:tcW w:type="dxa" w:w="794"/>
+            <w:tcW w:type="dxa" w:w="1344"/>
           </w:tcPr>
           <w:p>
             <w:r/>
@@ -904,7 +904,7 @@
         </w:tc>
         <w:tc>
           <w:tcPr>
-            <w:tcW w:type="dxa" w:w="2721"/>
+            <w:tcW w:type="dxa" w:w="3566"/>
           </w:tcPr>
           <w:p>
             <w:r/>
@@ -923,7 +923,7 @@
         </w:trPr>
         <w:tc>
           <w:tcPr>
-            <w:tcW w:type="dxa" w:w="2268"/>
+            <w:tcW w:type="dxa" w:w="1219"/>
           </w:tcPr>
           <w:p>
             <w:r/>
@@ -938,7 +938,7 @@
         </w:tc>
         <w:tc>
           <w:tcPr>
-            <w:tcW w:type="dxa" w:w="1134"/>
+            <w:tcW w:type="dxa" w:w="777"/>
           </w:tcPr>
           <w:p>
             <w:pPr>
@@ -956,7 +956,7 @@
         </w:tc>
         <w:tc>
           <w:tcPr>
-            <w:tcW w:type="dxa" w:w="1077"/>
+            <w:tcW w:type="dxa" w:w="1037"/>
           </w:tcPr>
           <w:p>
             <w:r/>
@@ -971,7 +971,7 @@
         </w:tc>
         <w:tc>
           <w:tcPr>
-            <w:tcW w:type="dxa" w:w="1077"/>
+            <w:tcW w:type="dxa" w:w="1128"/>
           </w:tcPr>
           <w:p>
             <w:pPr>
@@ -989,7 +989,7 @@
         </w:tc>
         <w:tc>
           <w:tcPr>
-            <w:tcW w:type="dxa" w:w="794"/>
+            <w:tcW w:type="dxa" w:w="1344"/>
           </w:tcPr>
           <w:p>
             <w:r/>
@@ -1004,7 +1004,7 @@
         </w:tc>
         <w:tc>
           <w:tcPr>
-            <w:tcW w:type="dxa" w:w="2721"/>
+            <w:tcW w:type="dxa" w:w="3566"/>
           </w:tcPr>
           <w:p>
             <w:r/>
@@ -1023,7 +1023,7 @@
         </w:trPr>
         <w:tc>
           <w:tcPr>
-            <w:tcW w:type="dxa" w:w="2268"/>
+            <w:tcW w:type="dxa" w:w="1219"/>
           </w:tcPr>
           <w:p>
             <w:r/>
@@ -1038,7 +1038,7 @@
         </w:tc>
         <w:tc>
           <w:tcPr>
-            <w:tcW w:type="dxa" w:w="1134"/>
+            <w:tcW w:type="dxa" w:w="777"/>
           </w:tcPr>
           <w:p>
             <w:pPr>
@@ -1056,7 +1056,7 @@
         </w:tc>
         <w:tc>
           <w:tcPr>
-            <w:tcW w:type="dxa" w:w="1077"/>
+            <w:tcW w:type="dxa" w:w="1037"/>
           </w:tcPr>
           <w:p>
             <w:r/>
@@ -1071,7 +1071,7 @@
         </w:tc>
         <w:tc>
           <w:tcPr>
-            <w:tcW w:type="dxa" w:w="1077"/>
+            <w:tcW w:type="dxa" w:w="1128"/>
           </w:tcPr>
           <w:p>
             <w:pPr>
@@ -1089,7 +1089,7 @@
         </w:tc>
         <w:tc>
           <w:tcPr>
-            <w:tcW w:type="dxa" w:w="794"/>
+            <w:tcW w:type="dxa" w:w="1344"/>
           </w:tcPr>
           <w:p>
             <w:r/>
@@ -1104,7 +1104,7 @@
         </w:tc>
         <w:tc>
           <w:tcPr>
-            <w:tcW w:type="dxa" w:w="2721"/>
+            <w:tcW w:type="dxa" w:w="3566"/>
           </w:tcPr>
           <w:p>
             <w:r/>
@@ -1123,7 +1123,7 @@
         </w:trPr>
         <w:tc>
           <w:tcPr>
-            <w:tcW w:type="dxa" w:w="2268"/>
+            <w:tcW w:type="dxa" w:w="1219"/>
           </w:tcPr>
           <w:p>
             <w:r/>
@@ -1138,7 +1138,7 @@
         </w:tc>
         <w:tc>
           <w:tcPr>
-            <w:tcW w:type="dxa" w:w="1134"/>
+            <w:tcW w:type="dxa" w:w="777"/>
           </w:tcPr>
           <w:p>
             <w:pPr>
@@ -1156,7 +1156,7 @@
         </w:tc>
         <w:tc>
           <w:tcPr>
-            <w:tcW w:type="dxa" w:w="1077"/>
+            <w:tcW w:type="dxa" w:w="1037"/>
           </w:tcPr>
           <w:p>
             <w:r/>
@@ -1171,7 +1171,7 @@
         </w:tc>
         <w:tc>
           <w:tcPr>
-            <w:tcW w:type="dxa" w:w="1077"/>
+            <w:tcW w:type="dxa" w:w="1128"/>
           </w:tcPr>
           <w:p>
             <w:pPr>
@@ -1189,7 +1189,7 @@
         </w:tc>
         <w:tc>
           <w:tcPr>
-            <w:tcW w:type="dxa" w:w="794"/>
+            <w:tcW w:type="dxa" w:w="1344"/>
           </w:tcPr>
           <w:p>
             <w:r/>
@@ -1204,7 +1204,7 @@
         </w:tc>
         <w:tc>
           <w:tcPr>
-            <w:tcW w:type="dxa" w:w="2721"/>
+            <w:tcW w:type="dxa" w:w="3566"/>
           </w:tcPr>
           <w:p>
             <w:r/>
@@ -1223,7 +1223,7 @@
         </w:trPr>
         <w:tc>
           <w:tcPr>
-            <w:tcW w:type="dxa" w:w="2268"/>
+            <w:tcW w:type="dxa" w:w="1219"/>
           </w:tcPr>
           <w:p>
             <w:r/>
@@ -1238,7 +1238,7 @@
         </w:tc>
         <w:tc>
           <w:tcPr>
-            <w:tcW w:type="dxa" w:w="1134"/>
+            <w:tcW w:type="dxa" w:w="777"/>
           </w:tcPr>
           <w:p>
             <w:pPr>
@@ -1256,7 +1256,7 @@
         </w:tc>
         <w:tc>
           <w:tcPr>
-            <w:tcW w:type="dxa" w:w="1077"/>
+            <w:tcW w:type="dxa" w:w="1037"/>
           </w:tcPr>
           <w:p>
             <w:r/>
@@ -1271,7 +1271,7 @@
         </w:tc>
         <w:tc>
           <w:tcPr>
-            <w:tcW w:type="dxa" w:w="1077"/>
+            <w:tcW w:type="dxa" w:w="1128"/>
           </w:tcPr>
           <w:p>
             <w:pPr>
@@ -1289,7 +1289,7 @@
         </w:tc>
         <w:tc>
           <w:tcPr>
-            <w:tcW w:type="dxa" w:w="794"/>
+            <w:tcW w:type="dxa" w:w="1344"/>
           </w:tcPr>
           <w:p>
             <w:r/>
@@ -1304,7 +1304,7 @@
         </w:tc>
         <w:tc>
           <w:tcPr>
-            <w:tcW w:type="dxa" w:w="2721"/>
+            <w:tcW w:type="dxa" w:w="3566"/>
           </w:tcPr>
           <w:p>
             <w:r/>
@@ -1324,7 +1324,7 @@
         </w:trPr>
         <w:tc>
           <w:tcPr>
-            <w:tcW w:type="dxa" w:w="2268"/>
+            <w:tcW w:type="dxa" w:w="1219"/>
           </w:tcPr>
           <w:p>
             <w:r/>
@@ -1339,7 +1339,7 @@
         </w:tc>
         <w:tc>
           <w:tcPr>
-            <w:tcW w:type="dxa" w:w="1134"/>
+            <w:tcW w:type="dxa" w:w="777"/>
           </w:tcPr>
           <w:p>
             <w:pPr>
@@ -1357,7 +1357,7 @@
         </w:tc>
         <w:tc>
           <w:tcPr>
-            <w:tcW w:type="dxa" w:w="1077"/>
+            <w:tcW w:type="dxa" w:w="1037"/>
           </w:tcPr>
           <w:p>
             <w:r/>
@@ -1372,7 +1372,7 @@
         </w:tc>
         <w:tc>
           <w:tcPr>
-            <w:tcW w:type="dxa" w:w="1077"/>
+            <w:tcW w:type="dxa" w:w="1128"/>
           </w:tcPr>
           <w:p>
             <w:pPr>
@@ -1390,7 +1390,7 @@
         </w:tc>
         <w:tc>
           <w:tcPr>
-            <w:tcW w:type="dxa" w:w="794"/>
+            <w:tcW w:type="dxa" w:w="1344"/>
           </w:tcPr>
           <w:p>
             <w:r/>
@@ -1405,7 +1405,7 @@
         </w:tc>
         <w:tc>
           <w:tcPr>
-            <w:tcW w:type="dxa" w:w="2721"/>
+            <w:tcW w:type="dxa" w:w="3566"/>
           </w:tcPr>
           <w:p>
             <w:r/>
@@ -1424,7 +1424,7 @@
         </w:trPr>
         <w:tc>
           <w:tcPr>
-            <w:tcW w:type="dxa" w:w="2268"/>
+            <w:tcW w:type="dxa" w:w="1219"/>
           </w:tcPr>
           <w:p>
             <w:r/>
@@ -1439,7 +1439,7 @@
         </w:tc>
         <w:tc>
           <w:tcPr>
-            <w:tcW w:type="dxa" w:w="1134"/>
+            <w:tcW w:type="dxa" w:w="777"/>
           </w:tcPr>
           <w:p>
             <w:pPr>
@@ -1457,7 +1457,7 @@
         </w:tc>
         <w:tc>
           <w:tcPr>
-            <w:tcW w:type="dxa" w:w="1077"/>
+            <w:tcW w:type="dxa" w:w="1037"/>
           </w:tcPr>
           <w:p>
             <w:r/>
@@ -1472,7 +1472,7 @@
         </w:tc>
         <w:tc>
           <w:tcPr>
-            <w:tcW w:type="dxa" w:w="1077"/>
+            <w:tcW w:type="dxa" w:w="1128"/>
           </w:tcPr>
           <w:p>
             <w:pPr>
@@ -1490,7 +1490,7 @@
         </w:tc>
         <w:tc>
           <w:tcPr>
-            <w:tcW w:type="dxa" w:w="794"/>
+            <w:tcW w:type="dxa" w:w="1344"/>
           </w:tcPr>
           <w:p>
             <w:r/>
@@ -1505,7 +1505,7 @@
         </w:tc>
         <w:tc>
           <w:tcPr>
-            <w:tcW w:type="dxa" w:w="2721"/>
+            <w:tcW w:type="dxa" w:w="3566"/>
           </w:tcPr>
           <w:p>
             <w:r/>
@@ -1524,7 +1524,7 @@
         </w:trPr>
         <w:tc>
           <w:tcPr>
-            <w:tcW w:type="dxa" w:w="2268"/>
+            <w:tcW w:type="dxa" w:w="1219"/>
           </w:tcPr>
           <w:p>
             <w:r/>
@@ -1539,7 +1539,7 @@
         </w:tc>
         <w:tc>
           <w:tcPr>
-            <w:tcW w:type="dxa" w:w="1134"/>
+            <w:tcW w:type="dxa" w:w="777"/>
           </w:tcPr>
           <w:p>
             <w:pPr>
@@ -1557,7 +1557,7 @@
         </w:tc>
         <w:tc>
           <w:tcPr>
-            <w:tcW w:type="dxa" w:w="1077"/>
+            <w:tcW w:type="dxa" w:w="1037"/>
           </w:tcPr>
           <w:p>
             <w:r/>
@@ -1572,7 +1572,7 @@
         </w:tc>
         <w:tc>
           <w:tcPr>
-            <w:tcW w:type="dxa" w:w="1077"/>
+            <w:tcW w:type="dxa" w:w="1128"/>
           </w:tcPr>
           <w:p>
             <w:pPr>
@@ -1590,7 +1590,7 @@
         </w:tc>
         <w:tc>
           <w:tcPr>
-            <w:tcW w:type="dxa" w:w="794"/>
+            <w:tcW w:type="dxa" w:w="1344"/>
           </w:tcPr>
           <w:p>
             <w:r/>
@@ -1605,7 +1605,7 @@
         </w:tc>
         <w:tc>
           <w:tcPr>
-            <w:tcW w:type="dxa" w:w="2721"/>
+            <w:tcW w:type="dxa" w:w="3566"/>
           </w:tcPr>
           <w:p>
             <w:r/>
@@ -1624,7 +1624,7 @@
         </w:trPr>
         <w:tc>
           <w:tcPr>
-            <w:tcW w:type="dxa" w:w="2268"/>
+            <w:tcW w:type="dxa" w:w="1219"/>
           </w:tcPr>
           <w:p>
             <w:r/>
@@ -1639,7 +1639,7 @@
         </w:tc>
         <w:tc>
           <w:tcPr>
-            <w:tcW w:type="dxa" w:w="1134"/>
+            <w:tcW w:type="dxa" w:w="777"/>
           </w:tcPr>
           <w:p>
             <w:pPr>
@@ -1657,7 +1657,7 @@
         </w:tc>
         <w:tc>
           <w:tcPr>
-            <w:tcW w:type="dxa" w:w="1077"/>
+            <w:tcW w:type="dxa" w:w="1037"/>
           </w:tcPr>
           <w:p>
             <w:r/>
@@ -1672,7 +1672,7 @@
         </w:tc>
         <w:tc>
           <w:tcPr>
-            <w:tcW w:type="dxa" w:w="1077"/>
+            <w:tcW w:type="dxa" w:w="1128"/>
           </w:tcPr>
           <w:p>
             <w:pPr>
@@ -1690,7 +1690,7 @@
         </w:tc>
         <w:tc>
           <w:tcPr>
-            <w:tcW w:type="dxa" w:w="794"/>
+            <w:tcW w:type="dxa" w:w="1344"/>
           </w:tcPr>
           <w:p>
             <w:r/>
@@ -1705,7 +1705,7 @@
         </w:tc>
         <w:tc>
           <w:tcPr>
-            <w:tcW w:type="dxa" w:w="2721"/>
+            <w:tcW w:type="dxa" w:w="3566"/>
           </w:tcPr>
           <w:p>
             <w:r/>
@@ -1724,7 +1724,7 @@
         </w:trPr>
         <w:tc>
           <w:tcPr>
-            <w:tcW w:type="dxa" w:w="2268"/>
+            <w:tcW w:type="dxa" w:w="1219"/>
           </w:tcPr>
           <w:p>
             <w:r/>
@@ -1739,7 +1739,7 @@
         </w:tc>
         <w:tc>
           <w:tcPr>
-            <w:tcW w:type="dxa" w:w="1134"/>
+            <w:tcW w:type="dxa" w:w="777"/>
           </w:tcPr>
           <w:p>
             <w:pPr>
@@ -1757,7 +1757,7 @@
         </w:tc>
         <w:tc>
           <w:tcPr>
-            <w:tcW w:type="dxa" w:w="1077"/>
+            <w:tcW w:type="dxa" w:w="1037"/>
           </w:tcPr>
           <w:p>
             <w:r/>
@@ -1772,7 +1772,7 @@
         </w:tc>
         <w:tc>
           <w:tcPr>
-            <w:tcW w:type="dxa" w:w="1077"/>
+            <w:tcW w:type="dxa" w:w="1128"/>
           </w:tcPr>
           <w:p>
             <w:pPr>
@@ -1790,7 +1790,7 @@
         </w:tc>
         <w:tc>
           <w:tcPr>
-            <w:tcW w:type="dxa" w:w="794"/>
+            <w:tcW w:type="dxa" w:w="1344"/>
           </w:tcPr>
           <w:p>
             <w:r/>
@@ -1805,7 +1805,7 @@
         </w:tc>
         <w:tc>
           <w:tcPr>
-            <w:tcW w:type="dxa" w:w="2721"/>
+            <w:tcW w:type="dxa" w:w="3566"/>
           </w:tcPr>
           <w:p>
             <w:r/>
@@ -1824,7 +1824,7 @@
         </w:trPr>
         <w:tc>
           <w:tcPr>
-            <w:tcW w:type="dxa" w:w="2268"/>
+            <w:tcW w:type="dxa" w:w="1219"/>
           </w:tcPr>
           <w:p>
             <w:r/>
@@ -1839,7 +1839,7 @@
         </w:tc>
         <w:tc>
           <w:tcPr>
-            <w:tcW w:type="dxa" w:w="1134"/>
+            <w:tcW w:type="dxa" w:w="777"/>
           </w:tcPr>
           <w:p>
             <w:pPr>
@@ -1857,7 +1857,7 @@
         </w:tc>
         <w:tc>
           <w:tcPr>
-            <w:tcW w:type="dxa" w:w="1077"/>
+            <w:tcW w:type="dxa" w:w="1037"/>
           </w:tcPr>
           <w:p>
             <w:r/>
@@ -1872,7 +1872,7 @@
         </w:tc>
         <w:tc>
           <w:tcPr>
-            <w:tcW w:type="dxa" w:w="1077"/>
+            <w:tcW w:type="dxa" w:w="1128"/>
           </w:tcPr>
           <w:p>
             <w:pPr>
@@ -1890,7 +1890,7 @@
         </w:tc>
         <w:tc>
           <w:tcPr>
-            <w:tcW w:type="dxa" w:w="794"/>
+            <w:tcW w:type="dxa" w:w="1344"/>
           </w:tcPr>
           <w:p>
             <w:r/>
@@ -1905,7 +1905,7 @@
         </w:tc>
         <w:tc>
           <w:tcPr>
-            <w:tcW w:type="dxa" w:w="2721"/>
+            <w:tcW w:type="dxa" w:w="3566"/>
           </w:tcPr>
           <w:p>
             <w:r/>
@@ -1924,7 +1924,7 @@
         </w:trPr>
         <w:tc>
           <w:tcPr>
-            <w:tcW w:type="dxa" w:w="2268"/>
+            <w:tcW w:type="dxa" w:w="1219"/>
           </w:tcPr>
           <w:p>
             <w:r/>
@@ -1939,7 +1939,7 @@
         </w:tc>
         <w:tc>
           <w:tcPr>
-            <w:tcW w:type="dxa" w:w="1134"/>
+            <w:tcW w:type="dxa" w:w="777"/>
           </w:tcPr>
           <w:p>
             <w:pPr>
@@ -1957,7 +1957,7 @@
         </w:tc>
         <w:tc>
           <w:tcPr>
-            <w:tcW w:type="dxa" w:w="1077"/>
+            <w:tcW w:type="dxa" w:w="1037"/>
           </w:tcPr>
           <w:p>
             <w:r/>
@@ -1972,7 +1972,7 @@
         </w:tc>
         <w:tc>
           <w:tcPr>
-            <w:tcW w:type="dxa" w:w="1077"/>
+            <w:tcW w:type="dxa" w:w="1128"/>
           </w:tcPr>
           <w:p>
             <w:pPr>
@@ -1990,7 +1990,7 @@
         </w:tc>
         <w:tc>
           <w:tcPr>
-            <w:tcW w:type="dxa" w:w="794"/>
+            <w:tcW w:type="dxa" w:w="1344"/>
           </w:tcPr>
           <w:p>
             <w:r/>
@@ -2005,7 +2005,7 @@
         </w:tc>
         <w:tc>
           <w:tcPr>
-            <w:tcW w:type="dxa" w:w="2721"/>
+            <w:tcW w:type="dxa" w:w="3566"/>
           </w:tcPr>
           <w:p>
             <w:r/>
@@ -2024,7 +2024,7 @@
         </w:trPr>
         <w:tc>
           <w:tcPr>
-            <w:tcW w:type="dxa" w:w="2268"/>
+            <w:tcW w:type="dxa" w:w="1219"/>
           </w:tcPr>
           <w:p>
             <w:r/>
@@ -2039,7 +2039,7 @@
         </w:tc>
         <w:tc>
           <w:tcPr>
-            <w:tcW w:type="dxa" w:w="1134"/>
+            <w:tcW w:type="dxa" w:w="777"/>
           </w:tcPr>
           <w:p>
             <w:pPr>
@@ -2057,7 +2057,7 @@
         </w:tc>
         <w:tc>
           <w:tcPr>
-            <w:tcW w:type="dxa" w:w="1077"/>
+            <w:tcW w:type="dxa" w:w="1037"/>
           </w:tcPr>
           <w:p>
             <w:r/>
@@ -2072,7 +2072,7 @@
         </w:tc>
         <w:tc>
           <w:tcPr>
-            <w:tcW w:type="dxa" w:w="1077"/>
+            <w:tcW w:type="dxa" w:w="1128"/>
           </w:tcPr>
           <w:p>
             <w:pPr>
@@ -2090,7 +2090,7 @@
         </w:tc>
         <w:tc>
           <w:tcPr>
-            <w:tcW w:type="dxa" w:w="794"/>
+            <w:tcW w:type="dxa" w:w="1344"/>
           </w:tcPr>
           <w:p>
             <w:r/>
@@ -2105,7 +2105,7 @@
         </w:tc>
         <w:tc>
           <w:tcPr>
-            <w:tcW w:type="dxa" w:w="2721"/>
+            <w:tcW w:type="dxa" w:w="3566"/>
           </w:tcPr>
           <w:p>
             <w:r/>
@@ -2124,7 +2124,7 @@
         </w:trPr>
         <w:tc>
           <w:tcPr>
-            <w:tcW w:type="dxa" w:w="2268"/>
+            <w:tcW w:type="dxa" w:w="1219"/>
           </w:tcPr>
           <w:p>
             <w:r/>
@@ -2139,7 +2139,7 @@
         </w:tc>
         <w:tc>
           <w:tcPr>
-            <w:tcW w:type="dxa" w:w="1134"/>
+            <w:tcW w:type="dxa" w:w="777"/>
           </w:tcPr>
           <w:p>
             <w:pPr>
@@ -2157,7 +2157,7 @@
         </w:tc>
         <w:tc>
           <w:tcPr>
-            <w:tcW w:type="dxa" w:w="1077"/>
+            <w:tcW w:type="dxa" w:w="1037"/>
           </w:tcPr>
           <w:p>
             <w:r/>
@@ -2172,7 +2172,7 @@
         </w:tc>
         <w:tc>
           <w:tcPr>
-            <w:tcW w:type="dxa" w:w="1077"/>
+            <w:tcW w:type="dxa" w:w="1128"/>
           </w:tcPr>
           <w:p>
             <w:pPr>
@@ -2190,7 +2190,7 @@
         </w:tc>
         <w:tc>
           <w:tcPr>
-            <w:tcW w:type="dxa" w:w="794"/>
+            <w:tcW w:type="dxa" w:w="1344"/>
           </w:tcPr>
           <w:p>
             <w:r/>
@@ -2205,7 +2205,7 @@
         </w:tc>
         <w:tc>
           <w:tcPr>
-            <w:tcW w:type="dxa" w:w="2721"/>
+            <w:tcW w:type="dxa" w:w="3566"/>
           </w:tcPr>
           <w:p>
             <w:r/>
@@ -2225,7 +2225,7 @@
         </w:trPr>
         <w:tc>
           <w:tcPr>
-            <w:tcW w:type="dxa" w:w="2268"/>
+            <w:tcW w:type="dxa" w:w="1219"/>
           </w:tcPr>
           <w:p>
             <w:r/>
@@ -2240,7 +2240,7 @@
         </w:tc>
         <w:tc>
           <w:tcPr>
-            <w:tcW w:type="dxa" w:w="1134"/>
+            <w:tcW w:type="dxa" w:w="777"/>
           </w:tcPr>
           <w:p>
             <w:pPr>
@@ -2258,7 +2258,7 @@
         </w:tc>
         <w:tc>
           <w:tcPr>
-            <w:tcW w:type="dxa" w:w="1077"/>
+            <w:tcW w:type="dxa" w:w="1037"/>
           </w:tcPr>
           <w:p>
             <w:r/>
@@ -2273,7 +2273,7 @@
         </w:tc>
         <w:tc>
           <w:tcPr>
-            <w:tcW w:type="dxa" w:w="1077"/>
+            <w:tcW w:type="dxa" w:w="1128"/>
           </w:tcPr>
           <w:p>
             <w:pPr>
@@ -2291,7 +2291,7 @@
         </w:tc>
         <w:tc>
           <w:tcPr>
-            <w:tcW w:type="dxa" w:w="794"/>
+            <w:tcW w:type="dxa" w:w="1344"/>
           </w:tcPr>
           <w:p>
             <w:r/>
@@ -2306,7 +2306,7 @@
         </w:tc>
         <w:tc>
           <w:tcPr>
-            <w:tcW w:type="dxa" w:w="2721"/>
+            <w:tcW w:type="dxa" w:w="3566"/>
           </w:tcPr>
           <w:p>
             <w:r/>
@@ -2325,7 +2325,7 @@
         </w:trPr>
         <w:tc>
           <w:tcPr>
-            <w:tcW w:type="dxa" w:w="2268"/>
+            <w:tcW w:type="dxa" w:w="1219"/>
           </w:tcPr>
           <w:p>
             <w:r/>
@@ -2340,7 +2340,7 @@
         </w:tc>
         <w:tc>
           <w:tcPr>
-            <w:tcW w:type="dxa" w:w="1134"/>
+            <w:tcW w:type="dxa" w:w="777"/>
           </w:tcPr>
           <w:p>
             <w:pPr>
@@ -2358,7 +2358,7 @@
         </w:tc>
         <w:tc>
           <w:tcPr>
-            <w:tcW w:type="dxa" w:w="1077"/>
+            <w:tcW w:type="dxa" w:w="1037"/>
           </w:tcPr>
           <w:p>
             <w:r/>
@@ -2373,7 +2373,7 @@
         </w:tc>
         <w:tc>
           <w:tcPr>
-            <w:tcW w:type="dxa" w:w="1077"/>
+            <w:tcW w:type="dxa" w:w="1128"/>
           </w:tcPr>
           <w:p>
             <w:pPr>
@@ -2391,7 +2391,7 @@
         </w:tc>
         <w:tc>
           <w:tcPr>
-            <w:tcW w:type="dxa" w:w="794"/>
+            <w:tcW w:type="dxa" w:w="1344"/>
           </w:tcPr>
           <w:p>
             <w:r/>
@@ -2406,7 +2406,7 @@
         </w:tc>
         <w:tc>
           <w:tcPr>
-            <w:tcW w:type="dxa" w:w="2721"/>
+            <w:tcW w:type="dxa" w:w="3566"/>
           </w:tcPr>
           <w:p>
             <w:r/>
@@ -2425,7 +2425,7 @@
         </w:trPr>
         <w:tc>
           <w:tcPr>
-            <w:tcW w:type="dxa" w:w="2268"/>
+            <w:tcW w:type="dxa" w:w="1219"/>
           </w:tcPr>
           <w:p>
             <w:r/>
@@ -2440,7 +2440,7 @@
         </w:tc>
         <w:tc>
           <w:tcPr>
-            <w:tcW w:type="dxa" w:w="1134"/>
+            <w:tcW w:type="dxa" w:w="777"/>
           </w:tcPr>
           <w:p>
             <w:pPr>
@@ -2458,7 +2458,7 @@
         </w:tc>
         <w:tc>
           <w:tcPr>
-            <w:tcW w:type="dxa" w:w="1077"/>
+            <w:tcW w:type="dxa" w:w="1037"/>
           </w:tcPr>
           <w:p>
             <w:r/>
@@ -2473,7 +2473,7 @@
         </w:tc>
         <w:tc>
           <w:tcPr>
-            <w:tcW w:type="dxa" w:w="1077"/>
+            <w:tcW w:type="dxa" w:w="1128"/>
           </w:tcPr>
           <w:p>
             <w:pPr>
@@ -2491,7 +2491,7 @@
         </w:tc>
         <w:tc>
           <w:tcPr>
-            <w:tcW w:type="dxa" w:w="794"/>
+            <w:tcW w:type="dxa" w:w="1344"/>
           </w:tcPr>
           <w:p>
             <w:r/>
@@ -2506,7 +2506,7 @@
         </w:tc>
         <w:tc>
           <w:tcPr>
-            <w:tcW w:type="dxa" w:w="2721"/>
+            <w:tcW w:type="dxa" w:w="3566"/>
           </w:tcPr>
           <w:p>
             <w:r/>
@@ -2525,7 +2525,7 @@
         </w:trPr>
         <w:tc>
           <w:tcPr>
-            <w:tcW w:type="dxa" w:w="2268"/>
+            <w:tcW w:type="dxa" w:w="1219"/>
           </w:tcPr>
           <w:p>
             <w:r/>
@@ -2540,7 +2540,7 @@
         </w:tc>
         <w:tc>
           <w:tcPr>
-            <w:tcW w:type="dxa" w:w="1134"/>
+            <w:tcW w:type="dxa" w:w="777"/>
           </w:tcPr>
           <w:p>
             <w:pPr>
@@ -2558,7 +2558,7 @@
         </w:tc>
         <w:tc>
           <w:tcPr>
-            <w:tcW w:type="dxa" w:w="1077"/>
+            <w:tcW w:type="dxa" w:w="1037"/>
           </w:tcPr>
           <w:p>
             <w:r/>
@@ -2573,7 +2573,7 @@
         </w:tc>
         <w:tc>
           <w:tcPr>
-            <w:tcW w:type="dxa" w:w="1077"/>
+            <w:tcW w:type="dxa" w:w="1128"/>
           </w:tcPr>
           <w:p>
             <w:pPr>
@@ -2591,7 +2591,7 @@
         </w:tc>
         <w:tc>
           <w:tcPr>
-            <w:tcW w:type="dxa" w:w="794"/>
+            <w:tcW w:type="dxa" w:w="1344"/>
           </w:tcPr>
           <w:p>
             <w:r/>
@@ -2606,7 +2606,7 @@
         </w:tc>
         <w:tc>
           <w:tcPr>
-            <w:tcW w:type="dxa" w:w="2721"/>
+            <w:tcW w:type="dxa" w:w="3566"/>
           </w:tcPr>
           <w:p>
             <w:r/>
@@ -2625,7 +2625,7 @@
         </w:trPr>
         <w:tc>
           <w:tcPr>
-            <w:tcW w:type="dxa" w:w="2268"/>
+            <w:tcW w:type="dxa" w:w="1219"/>
           </w:tcPr>
           <w:p>
             <w:r/>
@@ -2640,7 +2640,7 @@
         </w:tc>
         <w:tc>
           <w:tcPr>
-            <w:tcW w:type="dxa" w:w="1134"/>
+            <w:tcW w:type="dxa" w:w="777"/>
           </w:tcPr>
           <w:p>
             <w:pPr>
@@ -2658,7 +2658,7 @@
         </w:tc>
         <w:tc>
           <w:tcPr>
-            <w:tcW w:type="dxa" w:w="1077"/>
+            <w:tcW w:type="dxa" w:w="1037"/>
           </w:tcPr>
           <w:p>
             <w:r/>
@@ -2673,7 +2673,7 @@
         </w:tc>
         <w:tc>
           <w:tcPr>
-            <w:tcW w:type="dxa" w:w="1077"/>
+            <w:tcW w:type="dxa" w:w="1128"/>
           </w:tcPr>
           <w:p>
             <w:pPr>
@@ -2691,7 +2691,7 @@
         </w:tc>
         <w:tc>
           <w:tcPr>
-            <w:tcW w:type="dxa" w:w="794"/>
+            <w:tcW w:type="dxa" w:w="1344"/>
           </w:tcPr>
           <w:p>
             <w:r/>
@@ -2706,7 +2706,7 @@
         </w:tc>
         <w:tc>
           <w:tcPr>
-            <w:tcW w:type="dxa" w:w="2721"/>
+            <w:tcW w:type="dxa" w:w="3566"/>
           </w:tcPr>
           <w:p>
             <w:r/>
@@ -2725,7 +2725,7 @@
         </w:trPr>
         <w:tc>
           <w:tcPr>
-            <w:tcW w:type="dxa" w:w="2268"/>
+            <w:tcW w:type="dxa" w:w="1219"/>
           </w:tcPr>
           <w:p>
             <w:r/>
@@ -2740,7 +2740,7 @@
         </w:tc>
         <w:tc>
           <w:tcPr>
-            <w:tcW w:type="dxa" w:w="1134"/>
+            <w:tcW w:type="dxa" w:w="777"/>
           </w:tcPr>
           <w:p>
             <w:pPr>
@@ -2758,7 +2758,7 @@
         </w:tc>
         <w:tc>
           <w:tcPr>
-            <w:tcW w:type="dxa" w:w="1077"/>
+            <w:tcW w:type="dxa" w:w="1037"/>
           </w:tcPr>
           <w:p>
             <w:r/>
@@ -2773,7 +2773,7 @@
         </w:tc>
         <w:tc>
           <w:tcPr>
-            <w:tcW w:type="dxa" w:w="1077"/>
+            <w:tcW w:type="dxa" w:w="1128"/>
           </w:tcPr>
           <w:p>
             <w:pPr>
@@ -2791,7 +2791,7 @@
         </w:tc>
         <w:tc>
           <w:tcPr>
-            <w:tcW w:type="dxa" w:w="794"/>
+            <w:tcW w:type="dxa" w:w="1344"/>
           </w:tcPr>
           <w:p>
             <w:r/>
@@ -2806,7 +2806,7 @@
         </w:tc>
         <w:tc>
           <w:tcPr>
-            <w:tcW w:type="dxa" w:w="2721"/>
+            <w:tcW w:type="dxa" w:w="3566"/>
           </w:tcPr>
           <w:p>
             <w:r/>
@@ -2825,7 +2825,7 @@
         </w:trPr>
         <w:tc>
           <w:tcPr>
-            <w:tcW w:type="dxa" w:w="2268"/>
+            <w:tcW w:type="dxa" w:w="1219"/>
           </w:tcPr>
           <w:p>
             <w:r/>
@@ -2840,7 +2840,7 @@
         </w:tc>
         <w:tc>
           <w:tcPr>
-            <w:tcW w:type="dxa" w:w="1134"/>
+            <w:tcW w:type="dxa" w:w="777"/>
           </w:tcPr>
           <w:p>
             <w:pPr>
@@ -2858,7 +2858,7 @@
         </w:tc>
         <w:tc>
           <w:tcPr>
-            <w:tcW w:type="dxa" w:w="1077"/>
+            <w:tcW w:type="dxa" w:w="1037"/>
           </w:tcPr>
           <w:p>
             <w:r/>
@@ -2873,7 +2873,7 @@
         </w:tc>
         <w:tc>
           <w:tcPr>
-            <w:tcW w:type="dxa" w:w="1077"/>
+            <w:tcW w:type="dxa" w:w="1128"/>
           </w:tcPr>
           <w:p>
             <w:pPr>
@@ -2891,7 +2891,7 @@
         </w:tc>
         <w:tc>
           <w:tcPr>
-            <w:tcW w:type="dxa" w:w="794"/>
+            <w:tcW w:type="dxa" w:w="1344"/>
           </w:tcPr>
           <w:p>
             <w:r/>
@@ -2906,7 +2906,7 @@
         </w:tc>
         <w:tc>
           <w:tcPr>
-            <w:tcW w:type="dxa" w:w="2721"/>
+            <w:tcW w:type="dxa" w:w="3566"/>
           </w:tcPr>
           <w:p>
             <w:r/>
@@ -2925,7 +2925,7 @@
         </w:trPr>
         <w:tc>
           <w:tcPr>
-            <w:tcW w:type="dxa" w:w="2268"/>
+            <w:tcW w:type="dxa" w:w="1219"/>
           </w:tcPr>
           <w:p>
             <w:r/>
@@ -2940,7 +2940,7 @@
         </w:tc>
         <w:tc>
           <w:tcPr>
-            <w:tcW w:type="dxa" w:w="1134"/>
+            <w:tcW w:type="dxa" w:w="777"/>
           </w:tcPr>
           <w:p>
             <w:pPr>
@@ -2958,7 +2958,7 @@
         </w:tc>
         <w:tc>
           <w:tcPr>
-            <w:tcW w:type="dxa" w:w="1077"/>
+            <w:tcW w:type="dxa" w:w="1037"/>
           </w:tcPr>
           <w:p>
             <w:r/>
@@ -2973,7 +2973,7 @@
         </w:tc>
         <w:tc>
           <w:tcPr>
-            <w:tcW w:type="dxa" w:w="1077"/>
+            <w:tcW w:type="dxa" w:w="1128"/>
           </w:tcPr>
           <w:p>
             <w:pPr>
@@ -2991,7 +2991,7 @@
         </w:tc>
         <w:tc>
           <w:tcPr>
-            <w:tcW w:type="dxa" w:w="794"/>
+            <w:tcW w:type="dxa" w:w="1344"/>
           </w:tcPr>
           <w:p>
             <w:r/>
@@ -3006,7 +3006,7 @@
         </w:tc>
         <w:tc>
           <w:tcPr>
-            <w:tcW w:type="dxa" w:w="2721"/>
+            <w:tcW w:type="dxa" w:w="3566"/>
           </w:tcPr>
           <w:p>
             <w:r/>
@@ -3025,7 +3025,7 @@
         </w:trPr>
         <w:tc>
           <w:tcPr>
-            <w:tcW w:type="dxa" w:w="2268"/>
+            <w:tcW w:type="dxa" w:w="1219"/>
           </w:tcPr>
           <w:p>
             <w:r/>
@@ -3040,7 +3040,7 @@
         </w:tc>
         <w:tc>
           <w:tcPr>
-            <w:tcW w:type="dxa" w:w="1134"/>
+            <w:tcW w:type="dxa" w:w="777"/>
           </w:tcPr>
           <w:p>
             <w:pPr>
@@ -3058,7 +3058,7 @@
         </w:tc>
         <w:tc>
           <w:tcPr>
-            <w:tcW w:type="dxa" w:w="1077"/>
+            <w:tcW w:type="dxa" w:w="1037"/>
           </w:tcPr>
           <w:p>
             <w:r/>
@@ -3073,7 +3073,7 @@
         </w:tc>
         <w:tc>
           <w:tcPr>
-            <w:tcW w:type="dxa" w:w="1077"/>
+            <w:tcW w:type="dxa" w:w="1128"/>
           </w:tcPr>
           <w:p>
             <w:pPr>
@@ -3091,7 +3091,7 @@
         </w:tc>
         <w:tc>
           <w:tcPr>
-            <w:tcW w:type="dxa" w:w="794"/>
+            <w:tcW w:type="dxa" w:w="1344"/>
           </w:tcPr>
           <w:p>
             <w:r/>
@@ -3106,7 +3106,7 @@
         </w:tc>
         <w:tc>
           <w:tcPr>
-            <w:tcW w:type="dxa" w:w="2721"/>
+            <w:tcW w:type="dxa" w:w="3566"/>
           </w:tcPr>
           <w:p>
             <w:r/>
@@ -3125,7 +3125,7 @@
         </w:trPr>
         <w:tc>
           <w:tcPr>
-            <w:tcW w:type="dxa" w:w="2268"/>
+            <w:tcW w:type="dxa" w:w="1219"/>
           </w:tcPr>
           <w:p>
             <w:r/>
@@ -3140,7 +3140,7 @@
         </w:tc>
         <w:tc>
           <w:tcPr>
-            <w:tcW w:type="dxa" w:w="1134"/>
+            <w:tcW w:type="dxa" w:w="777"/>
           </w:tcPr>
           <w:p>
             <w:pPr>
@@ -3158,7 +3158,7 @@
         </w:tc>
         <w:tc>
           <w:tcPr>
-            <w:tcW w:type="dxa" w:w="1077"/>
+            <w:tcW w:type="dxa" w:w="1037"/>
           </w:tcPr>
           <w:p>
             <w:r/>
@@ -3173,7 +3173,7 @@
         </w:tc>
         <w:tc>
           <w:tcPr>
-            <w:tcW w:type="dxa" w:w="1077"/>
+            <w:tcW w:type="dxa" w:w="1128"/>
           </w:tcPr>
           <w:p>
             <w:pPr>
@@ -3191,7 +3191,7 @@
         </w:tc>
         <w:tc>
           <w:tcPr>
-            <w:tcW w:type="dxa" w:w="794"/>
+            <w:tcW w:type="dxa" w:w="1344"/>
           </w:tcPr>
           <w:p>
             <w:r/>
@@ -3206,7 +3206,7 @@
         </w:tc>
         <w:tc>
           <w:tcPr>
-            <w:tcW w:type="dxa" w:w="2721"/>
+            <w:tcW w:type="dxa" w:w="3566"/>
           </w:tcPr>
           <w:p>
             <w:r/>
@@ -3225,7 +3225,7 @@
         </w:trPr>
         <w:tc>
           <w:tcPr>
-            <w:tcW w:type="dxa" w:w="2268"/>
+            <w:tcW w:type="dxa" w:w="1219"/>
           </w:tcPr>
           <w:p>
             <w:r/>
@@ -3240,7 +3240,7 @@
         </w:tc>
         <w:tc>
           <w:tcPr>
-            <w:tcW w:type="dxa" w:w="1134"/>
+            <w:tcW w:type="dxa" w:w="777"/>
           </w:tcPr>
           <w:p>
             <w:pPr>
@@ -3258,7 +3258,7 @@
         </w:tc>
         <w:tc>
           <w:tcPr>
-            <w:tcW w:type="dxa" w:w="1077"/>
+            <w:tcW w:type="dxa" w:w="1037"/>
           </w:tcPr>
           <w:p>
             <w:r/>
@@ -3273,7 +3273,7 @@
         </w:tc>
         <w:tc>
           <w:tcPr>
-            <w:tcW w:type="dxa" w:w="1077"/>
+            <w:tcW w:type="dxa" w:w="1128"/>
           </w:tcPr>
           <w:p>
             <w:pPr>
@@ -3291,7 +3291,7 @@
         </w:tc>
         <w:tc>
           <w:tcPr>
-            <w:tcW w:type="dxa" w:w="794"/>
+            <w:tcW w:type="dxa" w:w="1344"/>
           </w:tcPr>
           <w:p>
             <w:r/>
@@ -3306,7 +3306,7 @@
         </w:tc>
         <w:tc>
           <w:tcPr>
-            <w:tcW w:type="dxa" w:w="2721"/>
+            <w:tcW w:type="dxa" w:w="3566"/>
           </w:tcPr>
           <w:p>
             <w:r/>
@@ -3325,7 +3325,7 @@
         </w:trPr>
         <w:tc>
           <w:tcPr>
-            <w:tcW w:type="dxa" w:w="2268"/>
+            <w:tcW w:type="dxa" w:w="1219"/>
           </w:tcPr>
           <w:p>
             <w:r/>
@@ -3340,7 +3340,7 @@
         </w:tc>
         <w:tc>
           <w:tcPr>
-            <w:tcW w:type="dxa" w:w="1134"/>
+            <w:tcW w:type="dxa" w:w="777"/>
           </w:tcPr>
           <w:p>
             <w:pPr>
@@ -3358,7 +3358,7 @@
         </w:tc>
         <w:tc>
           <w:tcPr>
-            <w:tcW w:type="dxa" w:w="1077"/>
+            <w:tcW w:type="dxa" w:w="1037"/>
           </w:tcPr>
           <w:p>
             <w:r/>
@@ -3373,7 +3373,7 @@
         </w:tc>
         <w:tc>
           <w:tcPr>
-            <w:tcW w:type="dxa" w:w="1077"/>
+            <w:tcW w:type="dxa" w:w="1128"/>
           </w:tcPr>
           <w:p>
             <w:pPr>
@@ -3391,7 +3391,7 @@
         </w:tc>
         <w:tc>
           <w:tcPr>
-            <w:tcW w:type="dxa" w:w="794"/>
+            <w:tcW w:type="dxa" w:w="1344"/>
           </w:tcPr>
           <w:p>
             <w:r/>
@@ -3406,7 +3406,7 @@
         </w:tc>
         <w:tc>
           <w:tcPr>
-            <w:tcW w:type="dxa" w:w="2721"/>
+            <w:tcW w:type="dxa" w:w="3566"/>
           </w:tcPr>
           <w:p>
             <w:r/>
@@ -3425,7 +3425,7 @@
         </w:trPr>
         <w:tc>
           <w:tcPr>
-            <w:tcW w:type="dxa" w:w="2268"/>
+            <w:tcW w:type="dxa" w:w="1219"/>
           </w:tcPr>
           <w:p>
             <w:r/>
@@ -3440,7 +3440,7 @@
         </w:tc>
         <w:tc>
           <w:tcPr>
-            <w:tcW w:type="dxa" w:w="1134"/>
+            <w:tcW w:type="dxa" w:w="777"/>
           </w:tcPr>
           <w:p>
             <w:pPr>
@@ -3458,7 +3458,7 @@
         </w:tc>
         <w:tc>
           <w:tcPr>
-            <w:tcW w:type="dxa" w:w="1077"/>
+            <w:tcW w:type="dxa" w:w="1037"/>
           </w:tcPr>
           <w:p>
             <w:r/>
@@ -3473,7 +3473,7 @@
         </w:tc>
         <w:tc>
           <w:tcPr>
-            <w:tcW w:type="dxa" w:w="1077"/>
+            <w:tcW w:type="dxa" w:w="1128"/>
           </w:tcPr>
           <w:p>
             <w:pPr>
@@ -3491,7 +3491,7 @@
         </w:tc>
         <w:tc>
           <w:tcPr>
-            <w:tcW w:type="dxa" w:w="794"/>
+            <w:tcW w:type="dxa" w:w="1344"/>
           </w:tcPr>
           <w:p>
             <w:r/>
@@ -3506,7 +3506,7 @@
         </w:tc>
         <w:tc>
           <w:tcPr>
-            <w:tcW w:type="dxa" w:w="2721"/>
+            <w:tcW w:type="dxa" w:w="3566"/>
           </w:tcPr>
           <w:p>
             <w:r/>
@@ -3525,7 +3525,7 @@
         </w:trPr>
         <w:tc>
           <w:tcPr>
-            <w:tcW w:type="dxa" w:w="2268"/>
+            <w:tcW w:type="dxa" w:w="1219"/>
           </w:tcPr>
           <w:p>
             <w:r/>
@@ -3540,7 +3540,7 @@
         </w:tc>
         <w:tc>
           <w:tcPr>
-            <w:tcW w:type="dxa" w:w="1134"/>
+            <w:tcW w:type="dxa" w:w="777"/>
           </w:tcPr>
           <w:p>
             <w:pPr>
@@ -3558,7 +3558,7 @@
         </w:tc>
         <w:tc>
           <w:tcPr>
-            <w:tcW w:type="dxa" w:w="1077"/>
+            <w:tcW w:type="dxa" w:w="1037"/>
           </w:tcPr>
           <w:p>
             <w:r/>
@@ -3573,7 +3573,7 @@
         </w:tc>
         <w:tc>
           <w:tcPr>
-            <w:tcW w:type="dxa" w:w="1077"/>
+            <w:tcW w:type="dxa" w:w="1128"/>
           </w:tcPr>
           <w:p>
             <w:pPr>
@@ -3591,7 +3591,7 @@
         </w:tc>
         <w:tc>
           <w:tcPr>
-            <w:tcW w:type="dxa" w:w="794"/>
+            <w:tcW w:type="dxa" w:w="1344"/>
           </w:tcPr>
           <w:p>
             <w:r/>
@@ -3606,7 +3606,7 @@
         </w:tc>
         <w:tc>
           <w:tcPr>
-            <w:tcW w:type="dxa" w:w="2721"/>
+            <w:tcW w:type="dxa" w:w="3566"/>
           </w:tcPr>
           <w:p>
             <w:r/>
@@ -3625,7 +3625,7 @@
         </w:trPr>
         <w:tc>
           <w:tcPr>
-            <w:tcW w:type="dxa" w:w="2268"/>
+            <w:tcW w:type="dxa" w:w="1219"/>
           </w:tcPr>
           <w:p>
             <w:r/>
@@ -3640,7 +3640,7 @@
         </w:tc>
         <w:tc>
           <w:tcPr>
-            <w:tcW w:type="dxa" w:w="1134"/>
+            <w:tcW w:type="dxa" w:w="777"/>
           </w:tcPr>
           <w:p>
             <w:pPr>
@@ -3658,7 +3658,7 @@
         </w:tc>
         <w:tc>
           <w:tcPr>
-            <w:tcW w:type="dxa" w:w="1077"/>
+            <w:tcW w:type="dxa" w:w="1037"/>
           </w:tcPr>
           <w:p>
             <w:r/>
@@ -3673,7 +3673,7 @@
         </w:tc>
         <w:tc>
           <w:tcPr>
-            <w:tcW w:type="dxa" w:w="1077"/>
+            <w:tcW w:type="dxa" w:w="1128"/>
           </w:tcPr>
           <w:p>
             <w:pPr>
@@ -3691,7 +3691,7 @@
         </w:tc>
         <w:tc>
           <w:tcPr>
-            <w:tcW w:type="dxa" w:w="794"/>
+            <w:tcW w:type="dxa" w:w="1344"/>
           </w:tcPr>
           <w:p>
             <w:r/>
@@ -3706,7 +3706,7 @@
         </w:tc>
         <w:tc>
           <w:tcPr>
-            <w:tcW w:type="dxa" w:w="2721"/>
+            <w:tcW w:type="dxa" w:w="3566"/>
           </w:tcPr>
           <w:p>
             <w:r/>
@@ -3725,7 +3725,7 @@
         </w:trPr>
         <w:tc>
           <w:tcPr>
-            <w:tcW w:type="dxa" w:w="2268"/>
+            <w:tcW w:type="dxa" w:w="1219"/>
           </w:tcPr>
           <w:p>
             <w:r/>
@@ -3740,7 +3740,7 @@
         </w:tc>
         <w:tc>
           <w:tcPr>
-            <w:tcW w:type="dxa" w:w="1134"/>
+            <w:tcW w:type="dxa" w:w="777"/>
           </w:tcPr>
           <w:p>
             <w:pPr>
@@ -3758,7 +3758,7 @@
         </w:tc>
         <w:tc>
           <w:tcPr>
-            <w:tcW w:type="dxa" w:w="1077"/>
+            <w:tcW w:type="dxa" w:w="1037"/>
           </w:tcPr>
           <w:p>
             <w:r/>
@@ -3773,7 +3773,7 @@
         </w:tc>
         <w:tc>
           <w:tcPr>
-            <w:tcW w:type="dxa" w:w="1077"/>
+            <w:tcW w:type="dxa" w:w="1128"/>
           </w:tcPr>
           <w:p>
             <w:pPr>
@@ -3791,7 +3791,7 @@
         </w:tc>
         <w:tc>
           <w:tcPr>
-            <w:tcW w:type="dxa" w:w="794"/>
+            <w:tcW w:type="dxa" w:w="1344"/>
           </w:tcPr>
           <w:p>
             <w:r/>
@@ -3806,7 +3806,7 @@
         </w:tc>
         <w:tc>
           <w:tcPr>
-            <w:tcW w:type="dxa" w:w="2721"/>
+            <w:tcW w:type="dxa" w:w="3566"/>
           </w:tcPr>
           <w:p>
             <w:r/>
@@ -3825,7 +3825,7 @@
         </w:trPr>
         <w:tc>
           <w:tcPr>
-            <w:tcW w:type="dxa" w:w="2268"/>
+            <w:tcW w:type="dxa" w:w="1219"/>
           </w:tcPr>
           <w:p>
             <w:r/>
@@ -3840,7 +3840,7 @@
         </w:tc>
         <w:tc>
           <w:tcPr>
-            <w:tcW w:type="dxa" w:w="1134"/>
+            <w:tcW w:type="dxa" w:w="777"/>
           </w:tcPr>
           <w:p>
             <w:pPr>
@@ -3858,7 +3858,7 @@
         </w:tc>
         <w:tc>
           <w:tcPr>
-            <w:tcW w:type="dxa" w:w="1077"/>
+            <w:tcW w:type="dxa" w:w="1037"/>
           </w:tcPr>
           <w:p>
             <w:r/>
@@ -3873,7 +3873,7 @@
         </w:tc>
         <w:tc>
           <w:tcPr>
-            <w:tcW w:type="dxa" w:w="1077"/>
+            <w:tcW w:type="dxa" w:w="1128"/>
           </w:tcPr>
           <w:p>
             <w:pPr>
@@ -3891,7 +3891,7 @@
         </w:tc>
         <w:tc>
           <w:tcPr>
-            <w:tcW w:type="dxa" w:w="794"/>
+            <w:tcW w:type="dxa" w:w="1344"/>
           </w:tcPr>
           <w:p>
             <w:r/>
@@ -3906,7 +3906,7 @@
         </w:tc>
         <w:tc>
           <w:tcPr>
-            <w:tcW w:type="dxa" w:w="2721"/>
+            <w:tcW w:type="dxa" w:w="3566"/>
           </w:tcPr>
           <w:p>
             <w:r/>
@@ -3925,7 +3925,7 @@
         </w:trPr>
         <w:tc>
           <w:tcPr>
-            <w:tcW w:type="dxa" w:w="2268"/>
+            <w:tcW w:type="dxa" w:w="1219"/>
           </w:tcPr>
           <w:p>
             <w:r/>
@@ -3940,7 +3940,7 @@
         </w:tc>
         <w:tc>
           <w:tcPr>
-            <w:tcW w:type="dxa" w:w="1134"/>
+            <w:tcW w:type="dxa" w:w="777"/>
           </w:tcPr>
           <w:p>
             <w:pPr>
@@ -3958,7 +3958,7 @@
         </w:tc>
         <w:tc>
           <w:tcPr>
-            <w:tcW w:type="dxa" w:w="1077"/>
+            <w:tcW w:type="dxa" w:w="1037"/>
           </w:tcPr>
           <w:p>
             <w:r/>
@@ -3973,7 +3973,7 @@
         </w:tc>
         <w:tc>
           <w:tcPr>
-            <w:tcW w:type="dxa" w:w="1077"/>
+            <w:tcW w:type="dxa" w:w="1128"/>
           </w:tcPr>
           <w:p>
             <w:pPr>
@@ -3991,7 +3991,7 @@
         </w:tc>
         <w:tc>
           <w:tcPr>
-            <w:tcW w:type="dxa" w:w="794"/>
+            <w:tcW w:type="dxa" w:w="1344"/>
           </w:tcPr>
           <w:p>
             <w:r/>
@@ -4006,7 +4006,7 @@
         </w:tc>
         <w:tc>
           <w:tcPr>
-            <w:tcW w:type="dxa" w:w="2721"/>
+            <w:tcW w:type="dxa" w:w="3566"/>
           </w:tcPr>
           <w:p>
             <w:r/>
@@ -4025,7 +4025,7 @@
         </w:trPr>
         <w:tc>
           <w:tcPr>
-            <w:tcW w:type="dxa" w:w="2268"/>
+            <w:tcW w:type="dxa" w:w="1219"/>
           </w:tcPr>
           <w:p>
             <w:r/>
@@ -4040,7 +4040,7 @@
         </w:tc>
         <w:tc>
           <w:tcPr>
-            <w:tcW w:type="dxa" w:w="1134"/>
+            <w:tcW w:type="dxa" w:w="777"/>
           </w:tcPr>
           <w:p>
             <w:pPr>
@@ -4058,7 +4058,7 @@
         </w:tc>
         <w:tc>
           <w:tcPr>
-            <w:tcW w:type="dxa" w:w="1077"/>
+            <w:tcW w:type="dxa" w:w="1037"/>
           </w:tcPr>
           <w:p>
             <w:r/>
@@ -4073,7 +4073,7 @@
         </w:tc>
         <w:tc>
           <w:tcPr>
-            <w:tcW w:type="dxa" w:w="1077"/>
+            <w:tcW w:type="dxa" w:w="1128"/>
           </w:tcPr>
           <w:p>
             <w:pPr>
@@ -4091,7 +4091,7 @@
         </w:tc>
         <w:tc>
           <w:tcPr>
-            <w:tcW w:type="dxa" w:w="794"/>
+            <w:tcW w:type="dxa" w:w="1344"/>
           </w:tcPr>
           <w:p>
             <w:r/>
@@ -4106,7 +4106,7 @@
         </w:tc>
         <w:tc>
           <w:tcPr>
-            <w:tcW w:type="dxa" w:w="2721"/>
+            <w:tcW w:type="dxa" w:w="3566"/>
           </w:tcPr>
           <w:p>
             <w:r/>
@@ -4125,7 +4125,7 @@
         </w:trPr>
         <w:tc>
           <w:tcPr>
-            <w:tcW w:type="dxa" w:w="2268"/>
+            <w:tcW w:type="dxa" w:w="1219"/>
           </w:tcPr>
           <w:p>
             <w:r/>
@@ -4140,7 +4140,7 @@
         </w:tc>
         <w:tc>
           <w:tcPr>
-            <w:tcW w:type="dxa" w:w="1134"/>
+            <w:tcW w:type="dxa" w:w="777"/>
           </w:tcPr>
           <w:p>
             <w:pPr>
@@ -4158,7 +4158,7 @@
         </w:tc>
         <w:tc>
           <w:tcPr>
-            <w:tcW w:type="dxa" w:w="1077"/>
+            <w:tcW w:type="dxa" w:w="1037"/>
           </w:tcPr>
           <w:p>
             <w:r/>
@@ -4173,7 +4173,7 @@
         </w:tc>
         <w:tc>
           <w:tcPr>
-            <w:tcW w:type="dxa" w:w="1077"/>
+            <w:tcW w:type="dxa" w:w="1128"/>
           </w:tcPr>
           <w:p>
             <w:pPr>
@@ -4191,7 +4191,7 @@
         </w:tc>
         <w:tc>
           <w:tcPr>
-            <w:tcW w:type="dxa" w:w="794"/>
+            <w:tcW w:type="dxa" w:w="1344"/>
           </w:tcPr>
           <w:p>
             <w:r/>
@@ -4206,7 +4206,7 @@
         </w:tc>
         <w:tc>
           <w:tcPr>
-            <w:tcW w:type="dxa" w:w="2721"/>
+            <w:tcW w:type="dxa" w:w="3566"/>
           </w:tcPr>
           <w:p>
             <w:r/>
@@ -4225,7 +4225,7 @@
         </w:trPr>
         <w:tc>
           <w:tcPr>
-            <w:tcW w:type="dxa" w:w="2268"/>
+            <w:tcW w:type="dxa" w:w="1219"/>
           </w:tcPr>
           <w:p>
             <w:r/>
@@ -4240,7 +4240,7 @@
         </w:tc>
         <w:tc>
           <w:tcPr>
-            <w:tcW w:type="dxa" w:w="1134"/>
+            <w:tcW w:type="dxa" w:w="777"/>
           </w:tcPr>
           <w:p>
             <w:pPr>
@@ -4258,7 +4258,7 @@
         </w:tc>
         <w:tc>
           <w:tcPr>
-            <w:tcW w:type="dxa" w:w="1077"/>
+            <w:tcW w:type="dxa" w:w="1037"/>
           </w:tcPr>
           <w:p>
             <w:r/>
@@ -4273,7 +4273,7 @@
         </w:tc>
         <w:tc>
           <w:tcPr>
-            <w:tcW w:type="dxa" w:w="1077"/>
+            <w:tcW w:type="dxa" w:w="1128"/>
           </w:tcPr>
           <w:p>
             <w:pPr>
@@ -4291,7 +4291,7 @@
         </w:tc>
         <w:tc>
           <w:tcPr>
-            <w:tcW w:type="dxa" w:w="794"/>
+            <w:tcW w:type="dxa" w:w="1344"/>
           </w:tcPr>
           <w:p>
             <w:r/>
@@ -4306,7 +4306,7 @@
         </w:tc>
         <w:tc>
           <w:tcPr>
-            <w:tcW w:type="dxa" w:w="2721"/>
+            <w:tcW w:type="dxa" w:w="3566"/>
           </w:tcPr>
           <w:p>
             <w:r/>
@@ -4325,7 +4325,7 @@
         </w:trPr>
         <w:tc>
           <w:tcPr>
-            <w:tcW w:type="dxa" w:w="2268"/>
+            <w:tcW w:type="dxa" w:w="1219"/>
           </w:tcPr>
           <w:p>
             <w:r/>
@@ -4340,7 +4340,7 @@
         </w:tc>
         <w:tc>
           <w:tcPr>
-            <w:tcW w:type="dxa" w:w="1134"/>
+            <w:tcW w:type="dxa" w:w="777"/>
           </w:tcPr>
           <w:p>
             <w:pPr>
@@ -4358,7 +4358,7 @@
         </w:tc>
         <w:tc>
           <w:tcPr>
-            <w:tcW w:type="dxa" w:w="1077"/>
+            <w:tcW w:type="dxa" w:w="1037"/>
           </w:tcPr>
           <w:p>
             <w:r/>
@@ -4373,7 +4373,7 @@
         </w:tc>
         <w:tc>
           <w:tcPr>
-            <w:tcW w:type="dxa" w:w="1077"/>
+            <w:tcW w:type="dxa" w:w="1128"/>
           </w:tcPr>
           <w:p>
             <w:pPr>
@@ -4391,7 +4391,7 @@
         </w:tc>
         <w:tc>
           <w:tcPr>
-            <w:tcW w:type="dxa" w:w="794"/>
+            <w:tcW w:type="dxa" w:w="1344"/>
           </w:tcPr>
           <w:p>
             <w:r/>
@@ -4406,7 +4406,7 @@
         </w:tc>
         <w:tc>
           <w:tcPr>
-            <w:tcW w:type="dxa" w:w="2721"/>
+            <w:tcW w:type="dxa" w:w="3566"/>
           </w:tcPr>
           <w:p>
             <w:r/>
@@ -4425,7 +4425,7 @@
         </w:trPr>
         <w:tc>
           <w:tcPr>
-            <w:tcW w:type="dxa" w:w="2268"/>
+            <w:tcW w:type="dxa" w:w="1219"/>
           </w:tcPr>
           <w:p>
             <w:r/>
@@ -4440,7 +4440,7 @@
         </w:tc>
         <w:tc>
           <w:tcPr>
-            <w:tcW w:type="dxa" w:w="1134"/>
+            <w:tcW w:type="dxa" w:w="777"/>
           </w:tcPr>
           <w:p>
             <w:pPr>
@@ -4458,7 +4458,7 @@
         </w:tc>
         <w:tc>
           <w:tcPr>
-            <w:tcW w:type="dxa" w:w="1077"/>
+            <w:tcW w:type="dxa" w:w="1037"/>
           </w:tcPr>
           <w:p>
             <w:r/>
@@ -4473,7 +4473,7 @@
         </w:tc>
         <w:tc>
           <w:tcPr>
-            <w:tcW w:type="dxa" w:w="1077"/>
+            <w:tcW w:type="dxa" w:w="1128"/>
           </w:tcPr>
           <w:p>
             <w:pPr>
@@ -4491,7 +4491,7 @@
         </w:tc>
         <w:tc>
           <w:tcPr>
-            <w:tcW w:type="dxa" w:w="794"/>
+            <w:tcW w:type="dxa" w:w="1344"/>
           </w:tcPr>
           <w:p>
             <w:r/>
@@ -4506,7 +4506,7 @@
         </w:tc>
         <w:tc>
           <w:tcPr>
-            <w:tcW w:type="dxa" w:w="2721"/>
+            <w:tcW w:type="dxa" w:w="3566"/>
           </w:tcPr>
           <w:p>
             <w:r/>
@@ -4525,7 +4525,7 @@
         </w:trPr>
         <w:tc>
           <w:tcPr>
-            <w:tcW w:type="dxa" w:w="2268"/>
+            <w:tcW w:type="dxa" w:w="1219"/>
           </w:tcPr>
           <w:p>
             <w:r/>
@@ -4540,7 +4540,7 @@
         </w:tc>
         <w:tc>
           <w:tcPr>
-            <w:tcW w:type="dxa" w:w="1134"/>
+            <w:tcW w:type="dxa" w:w="777"/>
           </w:tcPr>
           <w:p>
             <w:pPr>
@@ -4558,7 +4558,7 @@
         </w:tc>
         <w:tc>
           <w:tcPr>
-            <w:tcW w:type="dxa" w:w="1077"/>
+            <w:tcW w:type="dxa" w:w="1037"/>
           </w:tcPr>
           <w:p>
             <w:r/>
@@ -4573,7 +4573,7 @@
         </w:tc>
         <w:tc>
           <w:tcPr>
-            <w:tcW w:type="dxa" w:w="1077"/>
+            <w:tcW w:type="dxa" w:w="1128"/>
           </w:tcPr>
           <w:p>
             <w:pPr>
@@ -4591,7 +4591,7 @@
         </w:tc>
         <w:tc>
           <w:tcPr>
-            <w:tcW w:type="dxa" w:w="794"/>
+            <w:tcW w:type="dxa" w:w="1344"/>
           </w:tcPr>
           <w:p>
             <w:r/>
@@ -4606,7 +4606,7 @@
         </w:tc>
         <w:tc>
           <w:tcPr>
-            <w:tcW w:type="dxa" w:w="2721"/>
+            <w:tcW w:type="dxa" w:w="3566"/>
           </w:tcPr>
           <w:p>
             <w:r/>
@@ -4651,12 +4651,12 @@
         <w:tblLayout w:type="fixed"/>
       </w:tblPr>
       <w:tblGrid>
-        <w:gridCol w:w="2268"/>
-        <w:gridCol w:w="1134"/>
-        <w:gridCol w:w="1077"/>
-        <w:gridCol w:w="1077"/>
-        <w:gridCol w:w="794"/>
-        <w:gridCol w:w="2722"/>
+        <w:gridCol w:w="1038"/>
+        <w:gridCol w:w="777"/>
+        <w:gridCol w:w="1038"/>
+        <w:gridCol w:w="1128"/>
+        <w:gridCol w:w="1344"/>
+        <w:gridCol w:w="3748"/>
       </w:tblGrid>
       <w:tr>
         <w:trPr>
@@ -4664,7 +4664,7 @@
         </w:trPr>
         <w:tc>
           <w:tcPr>
-            <w:tcW w:type="dxa" w:w="2268"/>
+            <w:tcW w:type="dxa" w:w="1037"/>
           </w:tcPr>
           <w:p>
             <w:r/>
@@ -4680,7 +4680,7 @@
         </w:tc>
         <w:tc>
           <w:tcPr>
-            <w:tcW w:type="dxa" w:w="1134"/>
+            <w:tcW w:type="dxa" w:w="777"/>
           </w:tcPr>
           <w:p>
             <w:r/>
@@ -4696,7 +4696,7 @@
         </w:tc>
         <w:tc>
           <w:tcPr>
-            <w:tcW w:type="dxa" w:w="1077"/>
+            <w:tcW w:type="dxa" w:w="1037"/>
           </w:tcPr>
           <w:p>
             <w:r/>
@@ -4712,7 +4712,7 @@
         </w:tc>
         <w:tc>
           <w:tcPr>
-            <w:tcW w:type="dxa" w:w="1077"/>
+            <w:tcW w:type="dxa" w:w="1128"/>
           </w:tcPr>
           <w:p>
             <w:r/>
@@ -4728,7 +4728,7 @@
         </w:tc>
         <w:tc>
           <w:tcPr>
-            <w:tcW w:type="dxa" w:w="794"/>
+            <w:tcW w:type="dxa" w:w="1344"/>
           </w:tcPr>
           <w:p>
             <w:r/>
@@ -4744,7 +4744,7 @@
         </w:tc>
         <w:tc>
           <w:tcPr>
-            <w:tcW w:type="dxa" w:w="2721"/>
+            <w:tcW w:type="dxa" w:w="3747"/>
           </w:tcPr>
           <w:p>
             <w:r/>
@@ -4765,7 +4765,7 @@
         </w:trPr>
         <w:tc>
           <w:tcPr>
-            <w:tcW w:type="dxa" w:w="2268"/>
+            <w:tcW w:type="dxa" w:w="1037"/>
           </w:tcPr>
           <w:p>
             <w:r/>
@@ -4780,7 +4780,7 @@
         </w:tc>
         <w:tc>
           <w:tcPr>
-            <w:tcW w:type="dxa" w:w="1134"/>
+            <w:tcW w:type="dxa" w:w="777"/>
           </w:tcPr>
           <w:p>
             <w:pPr>
@@ -4798,7 +4798,7 @@
         </w:tc>
         <w:tc>
           <w:tcPr>
-            <w:tcW w:type="dxa" w:w="1077"/>
+            <w:tcW w:type="dxa" w:w="1037"/>
           </w:tcPr>
           <w:p>
             <w:r/>
@@ -4813,7 +4813,7 @@
         </w:tc>
         <w:tc>
           <w:tcPr>
-            <w:tcW w:type="dxa" w:w="1077"/>
+            <w:tcW w:type="dxa" w:w="1128"/>
           </w:tcPr>
           <w:p>
             <w:pPr>
@@ -4831,7 +4831,7 @@
         </w:tc>
         <w:tc>
           <w:tcPr>
-            <w:tcW w:type="dxa" w:w="794"/>
+            <w:tcW w:type="dxa" w:w="1344"/>
           </w:tcPr>
           <w:p>
             <w:r/>
@@ -4846,7 +4846,7 @@
         </w:tc>
         <w:tc>
           <w:tcPr>
-            <w:tcW w:type="dxa" w:w="2721"/>
+            <w:tcW w:type="dxa" w:w="3747"/>
           </w:tcPr>
           <w:p>
             <w:r/>
@@ -4865,7 +4865,7 @@
         </w:trPr>
         <w:tc>
           <w:tcPr>
-            <w:tcW w:type="dxa" w:w="2268"/>
+            <w:tcW w:type="dxa" w:w="1037"/>
           </w:tcPr>
           <w:p>
             <w:r/>
@@ -4880,7 +4880,7 @@
         </w:tc>
         <w:tc>
           <w:tcPr>
-            <w:tcW w:type="dxa" w:w="1134"/>
+            <w:tcW w:type="dxa" w:w="777"/>
           </w:tcPr>
           <w:p>
             <w:pPr>
@@ -4898,7 +4898,7 @@
         </w:tc>
         <w:tc>
           <w:tcPr>
-            <w:tcW w:type="dxa" w:w="1077"/>
+            <w:tcW w:type="dxa" w:w="1037"/>
           </w:tcPr>
           <w:p>
             <w:r/>
@@ -4913,7 +4913,7 @@
         </w:tc>
         <w:tc>
           <w:tcPr>
-            <w:tcW w:type="dxa" w:w="1077"/>
+            <w:tcW w:type="dxa" w:w="1128"/>
           </w:tcPr>
           <w:p>
             <w:pPr>
@@ -4931,7 +4931,7 @@
         </w:tc>
         <w:tc>
           <w:tcPr>
-            <w:tcW w:type="dxa" w:w="794"/>
+            <w:tcW w:type="dxa" w:w="1344"/>
           </w:tcPr>
           <w:p>
             <w:r/>
@@ -4946,7 +4946,7 @@
         </w:tc>
         <w:tc>
           <w:tcPr>
-            <w:tcW w:type="dxa" w:w="2721"/>
+            <w:tcW w:type="dxa" w:w="3747"/>
           </w:tcPr>
           <w:p>
             <w:r/>
@@ -4965,7 +4965,7 @@
         </w:trPr>
         <w:tc>
           <w:tcPr>
-            <w:tcW w:type="dxa" w:w="2268"/>
+            <w:tcW w:type="dxa" w:w="1037"/>
           </w:tcPr>
           <w:p>
             <w:r/>
@@ -4980,7 +4980,7 @@
         </w:tc>
         <w:tc>
           <w:tcPr>
-            <w:tcW w:type="dxa" w:w="1134"/>
+            <w:tcW w:type="dxa" w:w="777"/>
           </w:tcPr>
           <w:p>
             <w:pPr>
@@ -4998,7 +4998,7 @@
         </w:tc>
         <w:tc>
           <w:tcPr>
-            <w:tcW w:type="dxa" w:w="1077"/>
+            <w:tcW w:type="dxa" w:w="1037"/>
           </w:tcPr>
           <w:p>
             <w:r/>
@@ -5013,7 +5013,7 @@
         </w:tc>
         <w:tc>
           <w:tcPr>
-            <w:tcW w:type="dxa" w:w="1077"/>
+            <w:tcW w:type="dxa" w:w="1128"/>
           </w:tcPr>
           <w:p>
             <w:pPr>
@@ -5031,7 +5031,7 @@
         </w:tc>
         <w:tc>
           <w:tcPr>
-            <w:tcW w:type="dxa" w:w="794"/>
+            <w:tcW w:type="dxa" w:w="1344"/>
           </w:tcPr>
           <w:p>
             <w:r/>
@@ -5046,7 +5046,7 @@
         </w:tc>
         <w:tc>
           <w:tcPr>
-            <w:tcW w:type="dxa" w:w="2721"/>
+            <w:tcW w:type="dxa" w:w="3747"/>
           </w:tcPr>
           <w:p>
             <w:r/>
@@ -5065,7 +5065,7 @@
         </w:trPr>
         <w:tc>
           <w:tcPr>
-            <w:tcW w:type="dxa" w:w="2268"/>
+            <w:tcW w:type="dxa" w:w="1037"/>
           </w:tcPr>
           <w:p>
             <w:r/>
@@ -5080,7 +5080,7 @@
         </w:tc>
         <w:tc>
           <w:tcPr>
-            <w:tcW w:type="dxa" w:w="1134"/>
+            <w:tcW w:type="dxa" w:w="777"/>
           </w:tcPr>
           <w:p>
             <w:pPr>
@@ -5098,7 +5098,7 @@
         </w:tc>
         <w:tc>
           <w:tcPr>
-            <w:tcW w:type="dxa" w:w="1077"/>
+            <w:tcW w:type="dxa" w:w="1037"/>
           </w:tcPr>
           <w:p>
             <w:r/>
@@ -5113,7 +5113,7 @@
         </w:tc>
         <w:tc>
           <w:tcPr>
-            <w:tcW w:type="dxa" w:w="1077"/>
+            <w:tcW w:type="dxa" w:w="1128"/>
           </w:tcPr>
           <w:p>
             <w:pPr>
@@ -5131,7 +5131,7 @@
         </w:tc>
         <w:tc>
           <w:tcPr>
-            <w:tcW w:type="dxa" w:w="794"/>
+            <w:tcW w:type="dxa" w:w="1344"/>
           </w:tcPr>
           <w:p>
             <w:r/>
@@ -5146,7 +5146,7 @@
         </w:tc>
         <w:tc>
           <w:tcPr>
-            <w:tcW w:type="dxa" w:w="2721"/>
+            <w:tcW w:type="dxa" w:w="3747"/>
           </w:tcPr>
           <w:p>
             <w:r/>
@@ -5165,7 +5165,7 @@
         </w:trPr>
         <w:tc>
           <w:tcPr>
-            <w:tcW w:type="dxa" w:w="2268"/>
+            <w:tcW w:type="dxa" w:w="1037"/>
           </w:tcPr>
           <w:p>
             <w:r/>
@@ -5180,7 +5180,7 @@
         </w:tc>
         <w:tc>
           <w:tcPr>
-            <w:tcW w:type="dxa" w:w="1134"/>
+            <w:tcW w:type="dxa" w:w="777"/>
           </w:tcPr>
           <w:p>
             <w:pPr>
@@ -5198,7 +5198,7 @@
         </w:tc>
         <w:tc>
           <w:tcPr>
-            <w:tcW w:type="dxa" w:w="1077"/>
+            <w:tcW w:type="dxa" w:w="1037"/>
           </w:tcPr>
           <w:p>
             <w:r/>
@@ -5213,7 +5213,7 @@
         </w:tc>
         <w:tc>
           <w:tcPr>
-            <w:tcW w:type="dxa" w:w="1077"/>
+            <w:tcW w:type="dxa" w:w="1128"/>
           </w:tcPr>
           <w:p>
             <w:pPr>
@@ -5231,7 +5231,7 @@
         </w:tc>
         <w:tc>
           <w:tcPr>
-            <w:tcW w:type="dxa" w:w="794"/>
+            <w:tcW w:type="dxa" w:w="1344"/>
           </w:tcPr>
           <w:p>
             <w:r/>
@@ -5246,7 +5246,7 @@
         </w:tc>
         <w:tc>
           <w:tcPr>
-            <w:tcW w:type="dxa" w:w="2721"/>
+            <w:tcW w:type="dxa" w:w="3747"/>
           </w:tcPr>
           <w:p>
             <w:r/>
@@ -5265,7 +5265,7 @@
         </w:trPr>
         <w:tc>
           <w:tcPr>
-            <w:tcW w:type="dxa" w:w="2268"/>
+            <w:tcW w:type="dxa" w:w="1037"/>
           </w:tcPr>
           <w:p>
             <w:r/>
@@ -5280,7 +5280,7 @@
         </w:tc>
         <w:tc>
           <w:tcPr>
-            <w:tcW w:type="dxa" w:w="1134"/>
+            <w:tcW w:type="dxa" w:w="777"/>
           </w:tcPr>
           <w:p>
             <w:pPr>
@@ -5298,7 +5298,7 @@
         </w:tc>
         <w:tc>
           <w:tcPr>
-            <w:tcW w:type="dxa" w:w="1077"/>
+            <w:tcW w:type="dxa" w:w="1037"/>
           </w:tcPr>
           <w:p>
             <w:r/>
@@ -5313,7 +5313,7 @@
         </w:tc>
         <w:tc>
           <w:tcPr>
-            <w:tcW w:type="dxa" w:w="1077"/>
+            <w:tcW w:type="dxa" w:w="1128"/>
           </w:tcPr>
           <w:p>
             <w:pPr>
@@ -5331,7 +5331,7 @@
         </w:tc>
         <w:tc>
           <w:tcPr>
-            <w:tcW w:type="dxa" w:w="794"/>
+            <w:tcW w:type="dxa" w:w="1344"/>
           </w:tcPr>
           <w:p>
             <w:r/>
@@ -5346,7 +5346,7 @@
         </w:tc>
         <w:tc>
           <w:tcPr>
-            <w:tcW w:type="dxa" w:w="2721"/>
+            <w:tcW w:type="dxa" w:w="3747"/>
           </w:tcPr>
           <w:p>
             <w:r/>
@@ -5365,7 +5365,7 @@
         </w:trPr>
         <w:tc>
           <w:tcPr>
-            <w:tcW w:type="dxa" w:w="2268"/>
+            <w:tcW w:type="dxa" w:w="1037"/>
           </w:tcPr>
           <w:p>
             <w:r/>
@@ -5380,7 +5380,7 @@
         </w:tc>
         <w:tc>
           <w:tcPr>
-            <w:tcW w:type="dxa" w:w="1134"/>
+            <w:tcW w:type="dxa" w:w="777"/>
           </w:tcPr>
           <w:p>
             <w:pPr>
@@ -5398,7 +5398,7 @@
         </w:tc>
         <w:tc>
           <w:tcPr>
-            <w:tcW w:type="dxa" w:w="1077"/>
+            <w:tcW w:type="dxa" w:w="1037"/>
           </w:tcPr>
           <w:p>
             <w:r/>
@@ -5413,7 +5413,7 @@
         </w:tc>
         <w:tc>
           <w:tcPr>
-            <w:tcW w:type="dxa" w:w="1077"/>
+            <w:tcW w:type="dxa" w:w="1128"/>
           </w:tcPr>
           <w:p>
             <w:pPr>
@@ -5431,7 +5431,7 @@
         </w:tc>
         <w:tc>
           <w:tcPr>
-            <w:tcW w:type="dxa" w:w="794"/>
+            <w:tcW w:type="dxa" w:w="1344"/>
           </w:tcPr>
           <w:p>
             <w:r/>
@@ -5446,7 +5446,7 @@
         </w:tc>
         <w:tc>
           <w:tcPr>
-            <w:tcW w:type="dxa" w:w="2721"/>
+            <w:tcW w:type="dxa" w:w="3747"/>
           </w:tcPr>
           <w:p>
             <w:r/>
@@ -5465,7 +5465,7 @@
         </w:trPr>
         <w:tc>
           <w:tcPr>
-            <w:tcW w:type="dxa" w:w="2268"/>
+            <w:tcW w:type="dxa" w:w="1037"/>
           </w:tcPr>
           <w:p>
             <w:r/>
@@ -5480,7 +5480,7 @@
         </w:tc>
         <w:tc>
           <w:tcPr>
-            <w:tcW w:type="dxa" w:w="1134"/>
+            <w:tcW w:type="dxa" w:w="777"/>
           </w:tcPr>
           <w:p>
             <w:pPr>
@@ -5498,7 +5498,7 @@
         </w:tc>
         <w:tc>
           <w:tcPr>
-            <w:tcW w:type="dxa" w:w="1077"/>
+            <w:tcW w:type="dxa" w:w="1037"/>
           </w:tcPr>
           <w:p>
             <w:r/>
@@ -5513,7 +5513,7 @@
         </w:tc>
         <w:tc>
           <w:tcPr>
-            <w:tcW w:type="dxa" w:w="1077"/>
+            <w:tcW w:type="dxa" w:w="1128"/>
           </w:tcPr>
           <w:p>
             <w:pPr>
@@ -5531,7 +5531,7 @@
         </w:tc>
         <w:tc>
           <w:tcPr>
-            <w:tcW w:type="dxa" w:w="794"/>
+            <w:tcW w:type="dxa" w:w="1344"/>
           </w:tcPr>
           <w:p>
             <w:r/>
@@ -5546,7 +5546,7 @@
         </w:tc>
         <w:tc>
           <w:tcPr>
-            <w:tcW w:type="dxa" w:w="2721"/>
+            <w:tcW w:type="dxa" w:w="3747"/>
           </w:tcPr>
           <w:p>
             <w:r/>
@@ -5565,7 +5565,7 @@
         </w:trPr>
         <w:tc>
           <w:tcPr>
-            <w:tcW w:type="dxa" w:w="2268"/>
+            <w:tcW w:type="dxa" w:w="1037"/>
           </w:tcPr>
           <w:p>
             <w:r/>
@@ -5580,7 +5580,7 @@
         </w:tc>
         <w:tc>
           <w:tcPr>
-            <w:tcW w:type="dxa" w:w="1134"/>
+            <w:tcW w:type="dxa" w:w="777"/>
           </w:tcPr>
           <w:p>
             <w:pPr>
@@ -5598,7 +5598,7 @@
         </w:tc>
         <w:tc>
           <w:tcPr>
-            <w:tcW w:type="dxa" w:w="1077"/>
+            <w:tcW w:type="dxa" w:w="1037"/>
           </w:tcPr>
           <w:p>
             <w:r/>
@@ -5613,7 +5613,7 @@
         </w:tc>
         <w:tc>
           <w:tcPr>
-            <w:tcW w:type="dxa" w:w="1077"/>
+            <w:tcW w:type="dxa" w:w="1128"/>
           </w:tcPr>
           <w:p>
             <w:pPr>
@@ -5631,7 +5631,7 @@
         </w:tc>
         <w:tc>
           <w:tcPr>
-            <w:tcW w:type="dxa" w:w="794"/>
+            <w:tcW w:type="dxa" w:w="1344"/>
           </w:tcPr>
           <w:p>
             <w:r/>
@@ -5646,7 +5646,7 @@
         </w:tc>
         <w:tc>
           <w:tcPr>
-            <w:tcW w:type="dxa" w:w="2721"/>
+            <w:tcW w:type="dxa" w:w="3747"/>
           </w:tcPr>
           <w:p>
             <w:r/>
@@ -5665,7 +5665,7 @@
         </w:trPr>
         <w:tc>
           <w:tcPr>
-            <w:tcW w:type="dxa" w:w="2268"/>
+            <w:tcW w:type="dxa" w:w="1037"/>
           </w:tcPr>
           <w:p>
             <w:r/>
@@ -5680,7 +5680,7 @@
         </w:tc>
         <w:tc>
           <w:tcPr>
-            <w:tcW w:type="dxa" w:w="1134"/>
+            <w:tcW w:type="dxa" w:w="777"/>
           </w:tcPr>
           <w:p>
             <w:pPr>
@@ -5698,7 +5698,7 @@
         </w:tc>
         <w:tc>
           <w:tcPr>
-            <w:tcW w:type="dxa" w:w="1077"/>
+            <w:tcW w:type="dxa" w:w="1037"/>
           </w:tcPr>
           <w:p>
             <w:r/>
@@ -5713,7 +5713,7 @@
         </w:tc>
         <w:tc>
           <w:tcPr>
-            <w:tcW w:type="dxa" w:w="1077"/>
+            <w:tcW w:type="dxa" w:w="1128"/>
           </w:tcPr>
           <w:p>
             <w:pPr>
@@ -5731,7 +5731,7 @@
         </w:tc>
         <w:tc>
           <w:tcPr>
-            <w:tcW w:type="dxa" w:w="794"/>
+            <w:tcW w:type="dxa" w:w="1344"/>
           </w:tcPr>
           <w:p>
             <w:r/>
@@ -5746,7 +5746,7 @@
         </w:tc>
         <w:tc>
           <w:tcPr>
-            <w:tcW w:type="dxa" w:w="2721"/>
+            <w:tcW w:type="dxa" w:w="3747"/>
           </w:tcPr>
           <w:p>
             <w:r/>
@@ -5765,7 +5765,7 @@
         </w:trPr>
         <w:tc>
           <w:tcPr>
-            <w:tcW w:type="dxa" w:w="2268"/>
+            <w:tcW w:type="dxa" w:w="1037"/>
           </w:tcPr>
           <w:p>
             <w:r/>
@@ -5780,7 +5780,7 @@
         </w:tc>
         <w:tc>
           <w:tcPr>
-            <w:tcW w:type="dxa" w:w="1134"/>
+            <w:tcW w:type="dxa" w:w="777"/>
           </w:tcPr>
           <w:p>
             <w:pPr>
@@ -5798,7 +5798,7 @@
         </w:tc>
         <w:tc>
           <w:tcPr>
-            <w:tcW w:type="dxa" w:w="1077"/>
+            <w:tcW w:type="dxa" w:w="1037"/>
           </w:tcPr>
           <w:p>
             <w:r/>
@@ -5813,7 +5813,7 @@
         </w:tc>
         <w:tc>
           <w:tcPr>
-            <w:tcW w:type="dxa" w:w="1077"/>
+            <w:tcW w:type="dxa" w:w="1128"/>
           </w:tcPr>
           <w:p>
             <w:pPr>
@@ -5831,7 +5831,7 @@
         </w:tc>
         <w:tc>
           <w:tcPr>
-            <w:tcW w:type="dxa" w:w="794"/>
+            <w:tcW w:type="dxa" w:w="1344"/>
           </w:tcPr>
           <w:p>
             <w:r/>
@@ -5846,7 +5846,7 @@
         </w:tc>
         <w:tc>
           <w:tcPr>
-            <w:tcW w:type="dxa" w:w="2721"/>
+            <w:tcW w:type="dxa" w:w="3747"/>
           </w:tcPr>
           <w:p>
             <w:r/>
@@ -5865,7 +5865,7 @@
         </w:trPr>
         <w:tc>
           <w:tcPr>
-            <w:tcW w:type="dxa" w:w="2268"/>
+            <w:tcW w:type="dxa" w:w="1037"/>
           </w:tcPr>
           <w:p>
             <w:r/>
@@ -5880,7 +5880,7 @@
         </w:tc>
         <w:tc>
           <w:tcPr>
-            <w:tcW w:type="dxa" w:w="1134"/>
+            <w:tcW w:type="dxa" w:w="777"/>
           </w:tcPr>
           <w:p>
             <w:pPr>
@@ -5898,7 +5898,7 @@
         </w:tc>
         <w:tc>
           <w:tcPr>
-            <w:tcW w:type="dxa" w:w="1077"/>
+            <w:tcW w:type="dxa" w:w="1037"/>
           </w:tcPr>
           <w:p>
             <w:r/>
@@ -5913,7 +5913,7 @@
         </w:tc>
         <w:tc>
           <w:tcPr>
-            <w:tcW w:type="dxa" w:w="1077"/>
+            <w:tcW w:type="dxa" w:w="1128"/>
           </w:tcPr>
           <w:p>
             <w:pPr>
@@ -5931,7 +5931,7 @@
         </w:tc>
         <w:tc>
           <w:tcPr>
-            <w:tcW w:type="dxa" w:w="794"/>
+            <w:tcW w:type="dxa" w:w="1344"/>
           </w:tcPr>
           <w:p>
             <w:r/>
@@ -5946,7 +5946,7 @@
         </w:tc>
         <w:tc>
           <w:tcPr>
-            <w:tcW w:type="dxa" w:w="2721"/>
+            <w:tcW w:type="dxa" w:w="3747"/>
           </w:tcPr>
           <w:p>
             <w:r/>
@@ -5965,7 +5965,7 @@
         </w:trPr>
         <w:tc>
           <w:tcPr>
-            <w:tcW w:type="dxa" w:w="2268"/>
+            <w:tcW w:type="dxa" w:w="1037"/>
           </w:tcPr>
           <w:p>
             <w:r/>
@@ -5980,7 +5980,7 @@
         </w:tc>
         <w:tc>
           <w:tcPr>
-            <w:tcW w:type="dxa" w:w="1134"/>
+            <w:tcW w:type="dxa" w:w="777"/>
           </w:tcPr>
           <w:p>
             <w:pPr>
@@ -5998,7 +5998,7 @@
         </w:tc>
         <w:tc>
           <w:tcPr>
-            <w:tcW w:type="dxa" w:w="1077"/>
+            <w:tcW w:type="dxa" w:w="1037"/>
           </w:tcPr>
           <w:p>
             <w:r/>
@@ -6013,7 +6013,7 @@
         </w:tc>
         <w:tc>
           <w:tcPr>
-            <w:tcW w:type="dxa" w:w="1077"/>
+            <w:tcW w:type="dxa" w:w="1128"/>
           </w:tcPr>
           <w:p>
             <w:pPr>
@@ -6031,7 +6031,7 @@
         </w:tc>
         <w:tc>
           <w:tcPr>
-            <w:tcW w:type="dxa" w:w="794"/>
+            <w:tcW w:type="dxa" w:w="1344"/>
           </w:tcPr>
           <w:p>
             <w:r/>
@@ -6046,7 +6046,7 @@
         </w:tc>
         <w:tc>
           <w:tcPr>
-            <w:tcW w:type="dxa" w:w="2721"/>
+            <w:tcW w:type="dxa" w:w="3747"/>
           </w:tcPr>
           <w:p>
             <w:r/>
@@ -6065,7 +6065,7 @@
         </w:trPr>
         <w:tc>
           <w:tcPr>
-            <w:tcW w:type="dxa" w:w="2268"/>
+            <w:tcW w:type="dxa" w:w="1037"/>
           </w:tcPr>
           <w:p>
             <w:r/>
@@ -6080,7 +6080,7 @@
         </w:tc>
         <w:tc>
           <w:tcPr>
-            <w:tcW w:type="dxa" w:w="1134"/>
+            <w:tcW w:type="dxa" w:w="777"/>
           </w:tcPr>
           <w:p>
             <w:pPr>
@@ -6098,7 +6098,7 @@
         </w:tc>
         <w:tc>
           <w:tcPr>
-            <w:tcW w:type="dxa" w:w="1077"/>
+            <w:tcW w:type="dxa" w:w="1037"/>
           </w:tcPr>
           <w:p>
             <w:r/>
@@ -6113,7 +6113,7 @@
         </w:tc>
         <w:tc>
           <w:tcPr>
-            <w:tcW w:type="dxa" w:w="1077"/>
+            <w:tcW w:type="dxa" w:w="1128"/>
           </w:tcPr>
           <w:p>
             <w:pPr>
@@ -6131,7 +6131,7 @@
         </w:tc>
         <w:tc>
           <w:tcPr>
-            <w:tcW w:type="dxa" w:w="794"/>
+            <w:tcW w:type="dxa" w:w="1344"/>
           </w:tcPr>
           <w:p>
             <w:r/>
@@ -6146,7 +6146,7 @@
         </w:tc>
         <w:tc>
           <w:tcPr>
-            <w:tcW w:type="dxa" w:w="2721"/>
+            <w:tcW w:type="dxa" w:w="3747"/>
           </w:tcPr>
           <w:p>
             <w:r/>
@@ -6165,7 +6165,7 @@
         </w:trPr>
         <w:tc>
           <w:tcPr>
-            <w:tcW w:type="dxa" w:w="2268"/>
+            <w:tcW w:type="dxa" w:w="1037"/>
           </w:tcPr>
           <w:p>
             <w:r/>
@@ -6180,7 +6180,7 @@
         </w:tc>
         <w:tc>
           <w:tcPr>
-            <w:tcW w:type="dxa" w:w="1134"/>
+            <w:tcW w:type="dxa" w:w="777"/>
           </w:tcPr>
           <w:p>
             <w:pPr>
@@ -6198,7 +6198,7 @@
         </w:tc>
         <w:tc>
           <w:tcPr>
-            <w:tcW w:type="dxa" w:w="1077"/>
+            <w:tcW w:type="dxa" w:w="1037"/>
           </w:tcPr>
           <w:p>
             <w:r/>
@@ -6213,7 +6213,7 @@
         </w:tc>
         <w:tc>
           <w:tcPr>
-            <w:tcW w:type="dxa" w:w="1077"/>
+            <w:tcW w:type="dxa" w:w="1128"/>
           </w:tcPr>
           <w:p>
             <w:pPr>
@@ -6231,7 +6231,7 @@
         </w:tc>
         <w:tc>
           <w:tcPr>
-            <w:tcW w:type="dxa" w:w="794"/>
+            <w:tcW w:type="dxa" w:w="1344"/>
           </w:tcPr>
           <w:p>
             <w:r/>
@@ -6246,7 +6246,7 @@
         </w:tc>
         <w:tc>
           <w:tcPr>
-            <w:tcW w:type="dxa" w:w="2721"/>
+            <w:tcW w:type="dxa" w:w="3747"/>
           </w:tcPr>
           <w:p>
             <w:r/>
@@ -6265,7 +6265,7 @@
         </w:trPr>
         <w:tc>
           <w:tcPr>
-            <w:tcW w:type="dxa" w:w="2268"/>
+            <w:tcW w:type="dxa" w:w="1037"/>
           </w:tcPr>
           <w:p>
             <w:r/>
@@ -6280,7 +6280,7 @@
         </w:tc>
         <w:tc>
           <w:tcPr>
-            <w:tcW w:type="dxa" w:w="1134"/>
+            <w:tcW w:type="dxa" w:w="777"/>
           </w:tcPr>
           <w:p>
             <w:pPr>
@@ -6298,7 +6298,7 @@
         </w:tc>
         <w:tc>
           <w:tcPr>
-            <w:tcW w:type="dxa" w:w="1077"/>
+            <w:tcW w:type="dxa" w:w="1037"/>
           </w:tcPr>
           <w:p>
             <w:r/>
@@ -6313,7 +6313,7 @@
         </w:tc>
         <w:tc>
           <w:tcPr>
-            <w:tcW w:type="dxa" w:w="1077"/>
+            <w:tcW w:type="dxa" w:w="1128"/>
           </w:tcPr>
           <w:p>
             <w:pPr>
@@ -6331,7 +6331,7 @@
         </w:tc>
         <w:tc>
           <w:tcPr>
-            <w:tcW w:type="dxa" w:w="794"/>
+            <w:tcW w:type="dxa" w:w="1344"/>
           </w:tcPr>
           <w:p>
             <w:r/>
@@ -6346,7 +6346,7 @@
         </w:tc>
         <w:tc>
           <w:tcPr>
-            <w:tcW w:type="dxa" w:w="2721"/>
+            <w:tcW w:type="dxa" w:w="3747"/>
           </w:tcPr>
           <w:p>
             <w:r/>
@@ -6365,7 +6365,7 @@
         </w:trPr>
         <w:tc>
           <w:tcPr>
-            <w:tcW w:type="dxa" w:w="2268"/>
+            <w:tcW w:type="dxa" w:w="1037"/>
           </w:tcPr>
           <w:p>
             <w:r/>
@@ -6380,7 +6380,7 @@
         </w:tc>
         <w:tc>
           <w:tcPr>
-            <w:tcW w:type="dxa" w:w="1134"/>
+            <w:tcW w:type="dxa" w:w="777"/>
           </w:tcPr>
           <w:p>
             <w:pPr>
@@ -6398,7 +6398,7 @@
         </w:tc>
         <w:tc>
           <w:tcPr>
-            <w:tcW w:type="dxa" w:w="1077"/>
+            <w:tcW w:type="dxa" w:w="1037"/>
           </w:tcPr>
           <w:p>
             <w:r/>
@@ -6413,7 +6413,7 @@
         </w:tc>
         <w:tc>
           <w:tcPr>
-            <w:tcW w:type="dxa" w:w="1077"/>
+            <w:tcW w:type="dxa" w:w="1128"/>
           </w:tcPr>
           <w:p>
             <w:pPr>
@@ -6431,7 +6431,7 @@
         </w:tc>
         <w:tc>
           <w:tcPr>
-            <w:tcW w:type="dxa" w:w="794"/>
+            <w:tcW w:type="dxa" w:w="1344"/>
           </w:tcPr>
           <w:p>
             <w:r/>
@@ -6446,7 +6446,7 @@
         </w:tc>
         <w:tc>
           <w:tcPr>
-            <w:tcW w:type="dxa" w:w="2721"/>
+            <w:tcW w:type="dxa" w:w="3747"/>
           </w:tcPr>
           <w:p>
             <w:r/>
@@ -6465,7 +6465,7 @@
         </w:trPr>
         <w:tc>
           <w:tcPr>
-            <w:tcW w:type="dxa" w:w="2268"/>
+            <w:tcW w:type="dxa" w:w="1037"/>
           </w:tcPr>
           <w:p>
             <w:r/>
@@ -6480,7 +6480,7 @@
         </w:tc>
         <w:tc>
           <w:tcPr>
-            <w:tcW w:type="dxa" w:w="1134"/>
+            <w:tcW w:type="dxa" w:w="777"/>
           </w:tcPr>
           <w:p>
             <w:pPr>
@@ -6498,7 +6498,7 @@
         </w:tc>
         <w:tc>
           <w:tcPr>
-            <w:tcW w:type="dxa" w:w="1077"/>
+            <w:tcW w:type="dxa" w:w="1037"/>
           </w:tcPr>
           <w:p>
             <w:r/>
@@ -6513,7 +6513,7 @@
         </w:tc>
         <w:tc>
           <w:tcPr>
-            <w:tcW w:type="dxa" w:w="1077"/>
+            <w:tcW w:type="dxa" w:w="1128"/>
           </w:tcPr>
           <w:p>
             <w:pPr>
@@ -6531,7 +6531,7 @@
         </w:tc>
         <w:tc>
           <w:tcPr>
-            <w:tcW w:type="dxa" w:w="794"/>
+            <w:tcW w:type="dxa" w:w="1344"/>
           </w:tcPr>
           <w:p>
             <w:r/>
@@ -6546,7 +6546,7 @@
         </w:tc>
         <w:tc>
           <w:tcPr>
-            <w:tcW w:type="dxa" w:w="2721"/>
+            <w:tcW w:type="dxa" w:w="3747"/>
           </w:tcPr>
           <w:p>
             <w:r/>
@@ -6565,7 +6565,7 @@
         </w:trPr>
         <w:tc>
           <w:tcPr>
-            <w:tcW w:type="dxa" w:w="2268"/>
+            <w:tcW w:type="dxa" w:w="1037"/>
           </w:tcPr>
           <w:p>
             <w:r/>
@@ -6580,7 +6580,7 @@
         </w:tc>
         <w:tc>
           <w:tcPr>
-            <w:tcW w:type="dxa" w:w="1134"/>
+            <w:tcW w:type="dxa" w:w="777"/>
           </w:tcPr>
           <w:p>
             <w:pPr>
@@ -6598,7 +6598,7 @@
         </w:tc>
         <w:tc>
           <w:tcPr>
-            <w:tcW w:type="dxa" w:w="1077"/>
+            <w:tcW w:type="dxa" w:w="1037"/>
           </w:tcPr>
           <w:p>
             <w:r/>
@@ -6613,7 +6613,7 @@
         </w:tc>
         <w:tc>
           <w:tcPr>
-            <w:tcW w:type="dxa" w:w="1077"/>
+            <w:tcW w:type="dxa" w:w="1128"/>
           </w:tcPr>
           <w:p>
             <w:pPr>
@@ -6631,7 +6631,7 @@
         </w:tc>
         <w:tc>
           <w:tcPr>
-            <w:tcW w:type="dxa" w:w="794"/>
+            <w:tcW w:type="dxa" w:w="1344"/>
           </w:tcPr>
           <w:p>
             <w:r/>
@@ -6646,7 +6646,7 @@
         </w:tc>
         <w:tc>
           <w:tcPr>
-            <w:tcW w:type="dxa" w:w="2721"/>
+            <w:tcW w:type="dxa" w:w="3747"/>
           </w:tcPr>
           <w:p>
             <w:r/>
@@ -6665,7 +6665,7 @@
         </w:trPr>
         <w:tc>
           <w:tcPr>
-            <w:tcW w:type="dxa" w:w="2268"/>
+            <w:tcW w:type="dxa" w:w="1037"/>
           </w:tcPr>
           <w:p>
             <w:r/>
@@ -6680,7 +6680,7 @@
         </w:tc>
         <w:tc>
           <w:tcPr>
-            <w:tcW w:type="dxa" w:w="1134"/>
+            <w:tcW w:type="dxa" w:w="777"/>
           </w:tcPr>
           <w:p>
             <w:pPr>
@@ -6698,7 +6698,7 @@
         </w:tc>
         <w:tc>
           <w:tcPr>
-            <w:tcW w:type="dxa" w:w="1077"/>
+            <w:tcW w:type="dxa" w:w="1037"/>
           </w:tcPr>
           <w:p>
             <w:r/>
@@ -6713,7 +6713,7 @@
         </w:tc>
         <w:tc>
           <w:tcPr>
-            <w:tcW w:type="dxa" w:w="1077"/>
+            <w:tcW w:type="dxa" w:w="1128"/>
           </w:tcPr>
           <w:p>
             <w:pPr>
@@ -6731,7 +6731,7 @@
         </w:tc>
         <w:tc>
           <w:tcPr>
-            <w:tcW w:type="dxa" w:w="794"/>
+            <w:tcW w:type="dxa" w:w="1344"/>
           </w:tcPr>
           <w:p>
             <w:r/>
@@ -6746,7 +6746,7 @@
         </w:tc>
         <w:tc>
           <w:tcPr>
-            <w:tcW w:type="dxa" w:w="2721"/>
+            <w:tcW w:type="dxa" w:w="3747"/>
           </w:tcPr>
           <w:p>
             <w:r/>
@@ -6791,12 +6791,12 @@
         <w:tblLayout w:type="fixed"/>
       </w:tblPr>
       <w:tblGrid>
-        <w:gridCol w:w="2268"/>
-        <w:gridCol w:w="1134"/>
-        <w:gridCol w:w="1077"/>
-        <w:gridCol w:w="1077"/>
-        <w:gridCol w:w="794"/>
-        <w:gridCol w:w="2722"/>
+        <w:gridCol w:w="1310"/>
+        <w:gridCol w:w="879"/>
+        <w:gridCol w:w="635"/>
+        <w:gridCol w:w="1128"/>
+        <w:gridCol w:w="1344"/>
+        <w:gridCol w:w="3782"/>
       </w:tblGrid>
       <w:tr>
         <w:trPr>
@@ -6804,7 +6804,7 @@
         </w:trPr>
         <w:tc>
           <w:tcPr>
-            <w:tcW w:type="dxa" w:w="2268"/>
+            <w:tcW w:type="dxa" w:w="1310"/>
           </w:tcPr>
           <w:p>
             <w:r/>
@@ -6820,7 +6820,7 @@
         </w:tc>
         <w:tc>
           <w:tcPr>
-            <w:tcW w:type="dxa" w:w="1134"/>
+            <w:tcW w:type="dxa" w:w="879"/>
           </w:tcPr>
           <w:p>
             <w:r/>
@@ -6836,7 +6836,7 @@
         </w:tc>
         <w:tc>
           <w:tcPr>
-            <w:tcW w:type="dxa" w:w="1077"/>
+            <w:tcW w:type="dxa" w:w="635"/>
           </w:tcPr>
           <w:p>
             <w:r/>
@@ -6852,7 +6852,7 @@
         </w:tc>
         <w:tc>
           <w:tcPr>
-            <w:tcW w:type="dxa" w:w="1077"/>
+            <w:tcW w:type="dxa" w:w="1128"/>
           </w:tcPr>
           <w:p>
             <w:r/>
@@ -6868,7 +6868,7 @@
         </w:tc>
         <w:tc>
           <w:tcPr>
-            <w:tcW w:type="dxa" w:w="794"/>
+            <w:tcW w:type="dxa" w:w="1344"/>
           </w:tcPr>
           <w:p>
             <w:r/>
@@ -6884,7 +6884,7 @@
         </w:tc>
         <w:tc>
           <w:tcPr>
-            <w:tcW w:type="dxa" w:w="2721"/>
+            <w:tcW w:type="dxa" w:w="3781"/>
           </w:tcPr>
           <w:p>
             <w:r/>
@@ -6905,7 +6905,7 @@
         </w:trPr>
         <w:tc>
           <w:tcPr>
-            <w:tcW w:type="dxa" w:w="2268"/>
+            <w:tcW w:type="dxa" w:w="1310"/>
           </w:tcPr>
           <w:p>
             <w:r/>
@@ -6920,7 +6920,7 @@
         </w:tc>
         <w:tc>
           <w:tcPr>
-            <w:tcW w:type="dxa" w:w="1134"/>
+            <w:tcW w:type="dxa" w:w="879"/>
           </w:tcPr>
           <w:p>
             <w:pPr>
@@ -6938,7 +6938,7 @@
         </w:tc>
         <w:tc>
           <w:tcPr>
-            <w:tcW w:type="dxa" w:w="1077"/>
+            <w:tcW w:type="dxa" w:w="635"/>
           </w:tcPr>
           <w:p>
             <w:r/>
@@ -6953,7 +6953,7 @@
         </w:tc>
         <w:tc>
           <w:tcPr>
-            <w:tcW w:type="dxa" w:w="1077"/>
+            <w:tcW w:type="dxa" w:w="1128"/>
           </w:tcPr>
           <w:p>
             <w:pPr>
@@ -6971,7 +6971,7 @@
         </w:tc>
         <w:tc>
           <w:tcPr>
-            <w:tcW w:type="dxa" w:w="794"/>
+            <w:tcW w:type="dxa" w:w="1344"/>
           </w:tcPr>
           <w:p>
             <w:r/>
@@ -6986,7 +6986,7 @@
         </w:tc>
         <w:tc>
           <w:tcPr>
-            <w:tcW w:type="dxa" w:w="2721"/>
+            <w:tcW w:type="dxa" w:w="3781"/>
           </w:tcPr>
           <w:p>
             <w:r/>
@@ -7005,7 +7005,7 @@
         </w:trPr>
         <w:tc>
           <w:tcPr>
-            <w:tcW w:type="dxa" w:w="2268"/>
+            <w:tcW w:type="dxa" w:w="1310"/>
           </w:tcPr>
           <w:p>
             <w:r/>
@@ -7020,7 +7020,7 @@
         </w:tc>
         <w:tc>
           <w:tcPr>
-            <w:tcW w:type="dxa" w:w="1134"/>
+            <w:tcW w:type="dxa" w:w="879"/>
           </w:tcPr>
           <w:p>
             <w:pPr>
@@ -7038,7 +7038,7 @@
         </w:tc>
         <w:tc>
           <w:tcPr>
-            <w:tcW w:type="dxa" w:w="1077"/>
+            <w:tcW w:type="dxa" w:w="635"/>
           </w:tcPr>
           <w:p>
             <w:r/>
@@ -7053,7 +7053,7 @@
         </w:tc>
         <w:tc>
           <w:tcPr>
-            <w:tcW w:type="dxa" w:w="1077"/>
+            <w:tcW w:type="dxa" w:w="1128"/>
           </w:tcPr>
           <w:p>
             <w:pPr>
@@ -7071,7 +7071,7 @@
         </w:tc>
         <w:tc>
           <w:tcPr>
-            <w:tcW w:type="dxa" w:w="794"/>
+            <w:tcW w:type="dxa" w:w="1344"/>
           </w:tcPr>
           <w:p>
             <w:r/>
@@ -7086,7 +7086,7 @@
         </w:tc>
         <w:tc>
           <w:tcPr>
-            <w:tcW w:type="dxa" w:w="2721"/>
+            <w:tcW w:type="dxa" w:w="3781"/>
           </w:tcPr>
           <w:p>
             <w:r/>
@@ -7105,7 +7105,7 @@
         </w:trPr>
         <w:tc>
           <w:tcPr>
-            <w:tcW w:type="dxa" w:w="2268"/>
+            <w:tcW w:type="dxa" w:w="1310"/>
           </w:tcPr>
           <w:p>
             <w:r/>
@@ -7120,7 +7120,7 @@
         </w:tc>
         <w:tc>
           <w:tcPr>
-            <w:tcW w:type="dxa" w:w="1134"/>
+            <w:tcW w:type="dxa" w:w="879"/>
           </w:tcPr>
           <w:p>
             <w:pPr>
@@ -7138,7 +7138,7 @@
         </w:tc>
         <w:tc>
           <w:tcPr>
-            <w:tcW w:type="dxa" w:w="1077"/>
+            <w:tcW w:type="dxa" w:w="635"/>
           </w:tcPr>
           <w:p>
             <w:r/>
@@ -7153,7 +7153,7 @@
         </w:tc>
         <w:tc>
           <w:tcPr>
-            <w:tcW w:type="dxa" w:w="1077"/>
+            <w:tcW w:type="dxa" w:w="1128"/>
           </w:tcPr>
           <w:p>
             <w:pPr>
@@ -7171,7 +7171,7 @@
         </w:tc>
         <w:tc>
           <w:tcPr>
-            <w:tcW w:type="dxa" w:w="794"/>
+            <w:tcW w:type="dxa" w:w="1344"/>
           </w:tcPr>
           <w:p>
             <w:r/>
@@ -7186,7 +7186,7 @@
         </w:tc>
         <w:tc>
           <w:tcPr>
-            <w:tcW w:type="dxa" w:w="2721"/>
+            <w:tcW w:type="dxa" w:w="3781"/>
           </w:tcPr>
           <w:p>
             <w:r/>
@@ -7205,7 +7205,7 @@
         </w:trPr>
         <w:tc>
           <w:tcPr>
-            <w:tcW w:type="dxa" w:w="2268"/>
+            <w:tcW w:type="dxa" w:w="1310"/>
           </w:tcPr>
           <w:p>
             <w:r/>
@@ -7220,7 +7220,7 @@
         </w:tc>
         <w:tc>
           <w:tcPr>
-            <w:tcW w:type="dxa" w:w="1134"/>
+            <w:tcW w:type="dxa" w:w="879"/>
           </w:tcPr>
           <w:p>
             <w:pPr>
@@ -7238,7 +7238,7 @@
         </w:tc>
         <w:tc>
           <w:tcPr>
-            <w:tcW w:type="dxa" w:w="1077"/>
+            <w:tcW w:type="dxa" w:w="635"/>
           </w:tcPr>
           <w:p>
             <w:r/>
@@ -7253,7 +7253,7 @@
         </w:tc>
         <w:tc>
           <w:tcPr>
-            <w:tcW w:type="dxa" w:w="1077"/>
+            <w:tcW w:type="dxa" w:w="1128"/>
           </w:tcPr>
           <w:p>
             <w:pPr>
@@ -7271,7 +7271,7 @@
         </w:tc>
         <w:tc>
           <w:tcPr>
-            <w:tcW w:type="dxa" w:w="794"/>
+            <w:tcW w:type="dxa" w:w="1344"/>
           </w:tcPr>
           <w:p>
             <w:r/>
@@ -7286,7 +7286,7 @@
         </w:tc>
         <w:tc>
           <w:tcPr>
-            <w:tcW w:type="dxa" w:w="2721"/>
+            <w:tcW w:type="dxa" w:w="3781"/>
           </w:tcPr>
           <w:p>
             <w:r/>
@@ -7305,7 +7305,7 @@
         </w:trPr>
         <w:tc>
           <w:tcPr>
-            <w:tcW w:type="dxa" w:w="2268"/>
+            <w:tcW w:type="dxa" w:w="1310"/>
           </w:tcPr>
           <w:p>
             <w:r/>
@@ -7320,7 +7320,7 @@
         </w:tc>
         <w:tc>
           <w:tcPr>
-            <w:tcW w:type="dxa" w:w="1134"/>
+            <w:tcW w:type="dxa" w:w="879"/>
           </w:tcPr>
           <w:p>
             <w:pPr>
@@ -7338,7 +7338,7 @@
         </w:tc>
         <w:tc>
           <w:tcPr>
-            <w:tcW w:type="dxa" w:w="1077"/>
+            <w:tcW w:type="dxa" w:w="635"/>
           </w:tcPr>
           <w:p>
             <w:r/>
@@ -7353,7 +7353,7 @@
         </w:tc>
         <w:tc>
           <w:tcPr>
-            <w:tcW w:type="dxa" w:w="1077"/>
+            <w:tcW w:type="dxa" w:w="1128"/>
           </w:tcPr>
           <w:p>
             <w:pPr>
@@ -7371,7 +7371,7 @@
         </w:tc>
         <w:tc>
           <w:tcPr>
-            <w:tcW w:type="dxa" w:w="794"/>
+            <w:tcW w:type="dxa" w:w="1344"/>
           </w:tcPr>
           <w:p>
             <w:r/>
@@ -7386,7 +7386,7 @@
         </w:tc>
         <w:tc>
           <w:tcPr>
-            <w:tcW w:type="dxa" w:w="2721"/>
+            <w:tcW w:type="dxa" w:w="3781"/>
           </w:tcPr>
           <w:p>
             <w:r/>
@@ -7405,7 +7405,7 @@
         </w:trPr>
         <w:tc>
           <w:tcPr>
-            <w:tcW w:type="dxa" w:w="2268"/>
+            <w:tcW w:type="dxa" w:w="1310"/>
           </w:tcPr>
           <w:p>
             <w:r/>
@@ -7420,7 +7420,7 @@
         </w:tc>
         <w:tc>
           <w:tcPr>
-            <w:tcW w:type="dxa" w:w="1134"/>
+            <w:tcW w:type="dxa" w:w="879"/>
           </w:tcPr>
           <w:p>
             <w:pPr>
@@ -7438,7 +7438,7 @@
         </w:tc>
         <w:tc>
           <w:tcPr>
-            <w:tcW w:type="dxa" w:w="1077"/>
+            <w:tcW w:type="dxa" w:w="635"/>
           </w:tcPr>
           <w:p>
             <w:r/>
@@ -7453,7 +7453,7 @@
         </w:tc>
         <w:tc>
           <w:tcPr>
-            <w:tcW w:type="dxa" w:w="1077"/>
+            <w:tcW w:type="dxa" w:w="1128"/>
           </w:tcPr>
           <w:p>
             <w:pPr>
@@ -7471,7 +7471,7 @@
         </w:tc>
         <w:tc>
           <w:tcPr>
-            <w:tcW w:type="dxa" w:w="794"/>
+            <w:tcW w:type="dxa" w:w="1344"/>
           </w:tcPr>
           <w:p>
             <w:r/>
@@ -7486,7 +7486,7 @@
         </w:tc>
         <w:tc>
           <w:tcPr>
-            <w:tcW w:type="dxa" w:w="2721"/>
+            <w:tcW w:type="dxa" w:w="3781"/>
           </w:tcPr>
           <w:p>
             <w:r/>
@@ -7505,7 +7505,7 @@
         </w:trPr>
         <w:tc>
           <w:tcPr>
-            <w:tcW w:type="dxa" w:w="2268"/>
+            <w:tcW w:type="dxa" w:w="1310"/>
           </w:tcPr>
           <w:p>
             <w:r/>
@@ -7520,7 +7520,7 @@
         </w:tc>
         <w:tc>
           <w:tcPr>
-            <w:tcW w:type="dxa" w:w="1134"/>
+            <w:tcW w:type="dxa" w:w="879"/>
           </w:tcPr>
           <w:p>
             <w:pPr>
@@ -7538,7 +7538,7 @@
         </w:tc>
         <w:tc>
           <w:tcPr>
-            <w:tcW w:type="dxa" w:w="1077"/>
+            <w:tcW w:type="dxa" w:w="635"/>
           </w:tcPr>
           <w:p>
             <w:r/>
@@ -7553,7 +7553,7 @@
         </w:tc>
         <w:tc>
           <w:tcPr>
-            <w:tcW w:type="dxa" w:w="1077"/>
+            <w:tcW w:type="dxa" w:w="1128"/>
           </w:tcPr>
           <w:p>
             <w:pPr>
@@ -7571,7 +7571,7 @@
         </w:tc>
         <w:tc>
           <w:tcPr>
-            <w:tcW w:type="dxa" w:w="794"/>
+            <w:tcW w:type="dxa" w:w="1344"/>
           </w:tcPr>
           <w:p>
             <w:r/>
@@ -7586,7 +7586,7 @@
         </w:tc>
         <w:tc>
           <w:tcPr>
-            <w:tcW w:type="dxa" w:w="2721"/>
+            <w:tcW w:type="dxa" w:w="3781"/>
           </w:tcPr>
           <w:p>
             <w:r/>
@@ -7605,7 +7605,7 @@
         </w:trPr>
         <w:tc>
           <w:tcPr>
-            <w:tcW w:type="dxa" w:w="2268"/>
+            <w:tcW w:type="dxa" w:w="1310"/>
           </w:tcPr>
           <w:p>
             <w:r/>
@@ -7620,7 +7620,7 @@
         </w:tc>
         <w:tc>
           <w:tcPr>
-            <w:tcW w:type="dxa" w:w="1134"/>
+            <w:tcW w:type="dxa" w:w="879"/>
           </w:tcPr>
           <w:p>
             <w:pPr>
@@ -7638,7 +7638,7 @@
         </w:tc>
         <w:tc>
           <w:tcPr>
-            <w:tcW w:type="dxa" w:w="1077"/>
+            <w:tcW w:type="dxa" w:w="635"/>
           </w:tcPr>
           <w:p>
             <w:r/>
@@ -7653,7 +7653,7 @@
         </w:tc>
         <w:tc>
           <w:tcPr>
-            <w:tcW w:type="dxa" w:w="1077"/>
+            <w:tcW w:type="dxa" w:w="1128"/>
           </w:tcPr>
           <w:p>
             <w:pPr>
@@ -7671,7 +7671,7 @@
         </w:tc>
         <w:tc>
           <w:tcPr>
-            <w:tcW w:type="dxa" w:w="794"/>
+            <w:tcW w:type="dxa" w:w="1344"/>
           </w:tcPr>
           <w:p>
             <w:r/>
@@ -7686,7 +7686,7 @@
         </w:tc>
         <w:tc>
           <w:tcPr>
-            <w:tcW w:type="dxa" w:w="2721"/>
+            <w:tcW w:type="dxa" w:w="3781"/>
           </w:tcPr>
           <w:p>
             <w:r/>
@@ -7705,7 +7705,7 @@
         </w:trPr>
         <w:tc>
           <w:tcPr>
-            <w:tcW w:type="dxa" w:w="2268"/>
+            <w:tcW w:type="dxa" w:w="1310"/>
           </w:tcPr>
           <w:p>
             <w:r/>
@@ -7720,7 +7720,7 @@
         </w:tc>
         <w:tc>
           <w:tcPr>
-            <w:tcW w:type="dxa" w:w="1134"/>
+            <w:tcW w:type="dxa" w:w="879"/>
           </w:tcPr>
           <w:p>
             <w:pPr>
@@ -7738,7 +7738,7 @@
         </w:tc>
         <w:tc>
           <w:tcPr>
-            <w:tcW w:type="dxa" w:w="1077"/>
+            <w:tcW w:type="dxa" w:w="635"/>
           </w:tcPr>
           <w:p>
             <w:r/>
@@ -7753,7 +7753,7 @@
         </w:tc>
         <w:tc>
           <w:tcPr>
-            <w:tcW w:type="dxa" w:w="1077"/>
+            <w:tcW w:type="dxa" w:w="1128"/>
           </w:tcPr>
           <w:p>
             <w:pPr>
@@ -7771,7 +7771,7 @@
         </w:tc>
         <w:tc>
           <w:tcPr>
-            <w:tcW w:type="dxa" w:w="794"/>
+            <w:tcW w:type="dxa" w:w="1344"/>
           </w:tcPr>
           <w:p>
             <w:r/>
@@ -7786,7 +7786,7 @@
         </w:tc>
         <w:tc>
           <w:tcPr>
-            <w:tcW w:type="dxa" w:w="2721"/>
+            <w:tcW w:type="dxa" w:w="3781"/>
           </w:tcPr>
           <w:p>
             <w:r/>
@@ -7805,7 +7805,7 @@
         </w:trPr>
         <w:tc>
           <w:tcPr>
-            <w:tcW w:type="dxa" w:w="2268"/>
+            <w:tcW w:type="dxa" w:w="1310"/>
           </w:tcPr>
           <w:p>
             <w:r/>
@@ -7820,7 +7820,7 @@
         </w:tc>
         <w:tc>
           <w:tcPr>
-            <w:tcW w:type="dxa" w:w="1134"/>
+            <w:tcW w:type="dxa" w:w="879"/>
           </w:tcPr>
           <w:p>
             <w:pPr>
@@ -7838,7 +7838,7 @@
         </w:tc>
         <w:tc>
           <w:tcPr>
-            <w:tcW w:type="dxa" w:w="1077"/>
+            <w:tcW w:type="dxa" w:w="635"/>
           </w:tcPr>
           <w:p>
             <w:r/>
@@ -7853,7 +7853,7 @@
         </w:tc>
         <w:tc>
           <w:tcPr>
-            <w:tcW w:type="dxa" w:w="1077"/>
+            <w:tcW w:type="dxa" w:w="1128"/>
           </w:tcPr>
           <w:p>
             <w:pPr>
@@ -7871,7 +7871,7 @@
         </w:tc>
         <w:tc>
           <w:tcPr>
-            <w:tcW w:type="dxa" w:w="794"/>
+            <w:tcW w:type="dxa" w:w="1344"/>
           </w:tcPr>
           <w:p>
             <w:r/>
@@ -7886,7 +7886,7 @@
         </w:tc>
         <w:tc>
           <w:tcPr>
-            <w:tcW w:type="dxa" w:w="2721"/>
+            <w:tcW w:type="dxa" w:w="3781"/>
           </w:tcPr>
           <w:p>
             <w:r/>
@@ -7905,7 +7905,7 @@
         </w:trPr>
         <w:tc>
           <w:tcPr>
-            <w:tcW w:type="dxa" w:w="2268"/>
+            <w:tcW w:type="dxa" w:w="1310"/>
           </w:tcPr>
           <w:p>
             <w:r/>
@@ -7920,7 +7920,7 @@
         </w:tc>
         <w:tc>
           <w:tcPr>
-            <w:tcW w:type="dxa" w:w="1134"/>
+            <w:tcW w:type="dxa" w:w="879"/>
           </w:tcPr>
           <w:p>
             <w:pPr>
@@ -7938,7 +7938,7 @@
         </w:tc>
         <w:tc>
           <w:tcPr>
-            <w:tcW w:type="dxa" w:w="1077"/>
+            <w:tcW w:type="dxa" w:w="635"/>
           </w:tcPr>
           <w:p>
             <w:r/>
@@ -7953,7 +7953,7 @@
         </w:tc>
         <w:tc>
           <w:tcPr>
-            <w:tcW w:type="dxa" w:w="1077"/>
+            <w:tcW w:type="dxa" w:w="1128"/>
           </w:tcPr>
           <w:p>
             <w:pPr>
@@ -7971,7 +7971,7 @@
         </w:tc>
         <w:tc>
           <w:tcPr>
-            <w:tcW w:type="dxa" w:w="794"/>
+            <w:tcW w:type="dxa" w:w="1344"/>
           </w:tcPr>
           <w:p>
             <w:r/>
@@ -7986,7 +7986,7 @@
         </w:tc>
         <w:tc>
           <w:tcPr>
-            <w:tcW w:type="dxa" w:w="2721"/>
+            <w:tcW w:type="dxa" w:w="3781"/>
           </w:tcPr>
           <w:p>
             <w:r/>
@@ -8005,7 +8005,7 @@
         </w:trPr>
         <w:tc>
           <w:tcPr>
-            <w:tcW w:type="dxa" w:w="2268"/>
+            <w:tcW w:type="dxa" w:w="1310"/>
           </w:tcPr>
           <w:p>
             <w:r/>
@@ -8020,7 +8020,7 @@
         </w:tc>
         <w:tc>
           <w:tcPr>
-            <w:tcW w:type="dxa" w:w="1134"/>
+            <w:tcW w:type="dxa" w:w="879"/>
           </w:tcPr>
           <w:p>
             <w:pPr>
@@ -8038,7 +8038,7 @@
         </w:tc>
         <w:tc>
           <w:tcPr>
-            <w:tcW w:type="dxa" w:w="1077"/>
+            <w:tcW w:type="dxa" w:w="635"/>
           </w:tcPr>
           <w:p>
             <w:r/>
@@ -8053,7 +8053,7 @@
         </w:tc>
         <w:tc>
           <w:tcPr>
-            <w:tcW w:type="dxa" w:w="1077"/>
+            <w:tcW w:type="dxa" w:w="1128"/>
           </w:tcPr>
           <w:p>
             <w:pPr>
@@ -8071,7 +8071,7 @@
         </w:tc>
         <w:tc>
           <w:tcPr>
-            <w:tcW w:type="dxa" w:w="794"/>
+            <w:tcW w:type="dxa" w:w="1344"/>
           </w:tcPr>
           <w:p>
             <w:r/>
@@ -8086,7 +8086,7 @@
         </w:tc>
         <w:tc>
           <w:tcPr>
-            <w:tcW w:type="dxa" w:w="2721"/>
+            <w:tcW w:type="dxa" w:w="3781"/>
           </w:tcPr>
           <w:p>
             <w:r/>
@@ -8105,7 +8105,7 @@
         </w:trPr>
         <w:tc>
           <w:tcPr>
-            <w:tcW w:type="dxa" w:w="2268"/>
+            <w:tcW w:type="dxa" w:w="1310"/>
           </w:tcPr>
           <w:p>
             <w:r/>
@@ -8120,7 +8120,7 @@
         </w:tc>
         <w:tc>
           <w:tcPr>
-            <w:tcW w:type="dxa" w:w="1134"/>
+            <w:tcW w:type="dxa" w:w="879"/>
           </w:tcPr>
           <w:p>
             <w:pPr>
@@ -8138,7 +8138,7 @@
         </w:tc>
         <w:tc>
           <w:tcPr>
-            <w:tcW w:type="dxa" w:w="1077"/>
+            <w:tcW w:type="dxa" w:w="635"/>
           </w:tcPr>
           <w:p>
             <w:r/>
@@ -8153,7 +8153,7 @@
         </w:tc>
         <w:tc>
           <w:tcPr>
-            <w:tcW w:type="dxa" w:w="1077"/>
+            <w:tcW w:type="dxa" w:w="1128"/>
           </w:tcPr>
           <w:p>
             <w:pPr>
@@ -8171,7 +8171,7 @@
         </w:tc>
         <w:tc>
           <w:tcPr>
-            <w:tcW w:type="dxa" w:w="794"/>
+            <w:tcW w:type="dxa" w:w="1344"/>
           </w:tcPr>
           <w:p>
             <w:r/>
@@ -8186,7 +8186,7 @@
         </w:tc>
         <w:tc>
           <w:tcPr>
-            <w:tcW w:type="dxa" w:w="2721"/>
+            <w:tcW w:type="dxa" w:w="3781"/>
           </w:tcPr>
           <w:p>
             <w:r/>
@@ -8205,7 +8205,7 @@
         </w:trPr>
         <w:tc>
           <w:tcPr>
-            <w:tcW w:type="dxa" w:w="2268"/>
+            <w:tcW w:type="dxa" w:w="1310"/>
           </w:tcPr>
           <w:p>
             <w:r/>
@@ -8220,7 +8220,7 @@
         </w:tc>
         <w:tc>
           <w:tcPr>
-            <w:tcW w:type="dxa" w:w="1134"/>
+            <w:tcW w:type="dxa" w:w="879"/>
           </w:tcPr>
           <w:p>
             <w:pPr>
@@ -8238,7 +8238,7 @@
         </w:tc>
         <w:tc>
           <w:tcPr>
-            <w:tcW w:type="dxa" w:w="1077"/>
+            <w:tcW w:type="dxa" w:w="635"/>
           </w:tcPr>
           <w:p>
             <w:r/>
@@ -8253,7 +8253,7 @@
         </w:tc>
         <w:tc>
           <w:tcPr>
-            <w:tcW w:type="dxa" w:w="1077"/>
+            <w:tcW w:type="dxa" w:w="1128"/>
           </w:tcPr>
           <w:p>
             <w:pPr>
@@ -8271,7 +8271,7 @@
         </w:tc>
         <w:tc>
           <w:tcPr>
-            <w:tcW w:type="dxa" w:w="794"/>
+            <w:tcW w:type="dxa" w:w="1344"/>
           </w:tcPr>
           <w:p>
             <w:r/>
@@ -8286,7 +8286,7 @@
         </w:tc>
         <w:tc>
           <w:tcPr>
-            <w:tcW w:type="dxa" w:w="2721"/>
+            <w:tcW w:type="dxa" w:w="3781"/>
           </w:tcPr>
           <w:p>
             <w:r/>
@@ -8305,7 +8305,7 @@
         </w:trPr>
         <w:tc>
           <w:tcPr>
-            <w:tcW w:type="dxa" w:w="2268"/>
+            <w:tcW w:type="dxa" w:w="1310"/>
           </w:tcPr>
           <w:p>
             <w:r/>
@@ -8320,7 +8320,7 @@
         </w:tc>
         <w:tc>
           <w:tcPr>
-            <w:tcW w:type="dxa" w:w="1134"/>
+            <w:tcW w:type="dxa" w:w="879"/>
           </w:tcPr>
           <w:p>
             <w:pPr>
@@ -8338,7 +8338,7 @@
         </w:tc>
         <w:tc>
           <w:tcPr>
-            <w:tcW w:type="dxa" w:w="1077"/>
+            <w:tcW w:type="dxa" w:w="635"/>
           </w:tcPr>
           <w:p>
             <w:r/>
@@ -8353,7 +8353,7 @@
         </w:tc>
         <w:tc>
           <w:tcPr>
-            <w:tcW w:type="dxa" w:w="1077"/>
+            <w:tcW w:type="dxa" w:w="1128"/>
           </w:tcPr>
           <w:p>
             <w:pPr>
@@ -8371,7 +8371,7 @@
         </w:tc>
         <w:tc>
           <w:tcPr>
-            <w:tcW w:type="dxa" w:w="794"/>
+            <w:tcW w:type="dxa" w:w="1344"/>
           </w:tcPr>
           <w:p>
             <w:r/>
@@ -8386,7 +8386,7 @@
         </w:tc>
         <w:tc>
           <w:tcPr>
-            <w:tcW w:type="dxa" w:w="2721"/>
+            <w:tcW w:type="dxa" w:w="3781"/>
           </w:tcPr>
           <w:p>
             <w:r/>
@@ -8405,7 +8405,7 @@
         </w:trPr>
         <w:tc>
           <w:tcPr>
-            <w:tcW w:type="dxa" w:w="2268"/>
+            <w:tcW w:type="dxa" w:w="1310"/>
           </w:tcPr>
           <w:p>
             <w:r/>
@@ -8420,7 +8420,7 @@
         </w:tc>
         <w:tc>
           <w:tcPr>
-            <w:tcW w:type="dxa" w:w="1134"/>
+            <w:tcW w:type="dxa" w:w="879"/>
           </w:tcPr>
           <w:p>
             <w:pPr>
@@ -8438,7 +8438,7 @@
         </w:tc>
         <w:tc>
           <w:tcPr>
-            <w:tcW w:type="dxa" w:w="1077"/>
+            <w:tcW w:type="dxa" w:w="635"/>
           </w:tcPr>
           <w:p>
             <w:r/>
@@ -8453,7 +8453,7 @@
         </w:tc>
         <w:tc>
           <w:tcPr>
-            <w:tcW w:type="dxa" w:w="1077"/>
+            <w:tcW w:type="dxa" w:w="1128"/>
           </w:tcPr>
           <w:p>
             <w:pPr>
@@ -8471,7 +8471,7 @@
         </w:tc>
         <w:tc>
           <w:tcPr>
-            <w:tcW w:type="dxa" w:w="794"/>
+            <w:tcW w:type="dxa" w:w="1344"/>
           </w:tcPr>
           <w:p>
             <w:r/>
@@ -8486,7 +8486,7 @@
         </w:tc>
         <w:tc>
           <w:tcPr>
-            <w:tcW w:type="dxa" w:w="2721"/>
+            <w:tcW w:type="dxa" w:w="3781"/>
           </w:tcPr>
           <w:p>
             <w:r/>
@@ -8505,7 +8505,7 @@
         </w:trPr>
         <w:tc>
           <w:tcPr>
-            <w:tcW w:type="dxa" w:w="2268"/>
+            <w:tcW w:type="dxa" w:w="1310"/>
           </w:tcPr>
           <w:p>
             <w:r/>
@@ -8520,7 +8520,7 @@
         </w:tc>
         <w:tc>
           <w:tcPr>
-            <w:tcW w:type="dxa" w:w="1134"/>
+            <w:tcW w:type="dxa" w:w="879"/>
           </w:tcPr>
           <w:p>
             <w:pPr>
@@ -8538,7 +8538,7 @@
         </w:tc>
         <w:tc>
           <w:tcPr>
-            <w:tcW w:type="dxa" w:w="1077"/>
+            <w:tcW w:type="dxa" w:w="635"/>
           </w:tcPr>
           <w:p>
             <w:r/>
@@ -8553,7 +8553,7 @@
         </w:tc>
         <w:tc>
           <w:tcPr>
-            <w:tcW w:type="dxa" w:w="1077"/>
+            <w:tcW w:type="dxa" w:w="1128"/>
           </w:tcPr>
           <w:p>
             <w:pPr>
@@ -8571,7 +8571,7 @@
         </w:tc>
         <w:tc>
           <w:tcPr>
-            <w:tcW w:type="dxa" w:w="794"/>
+            <w:tcW w:type="dxa" w:w="1344"/>
           </w:tcPr>
           <w:p>
             <w:r/>
@@ -8586,7 +8586,7 @@
         </w:tc>
         <w:tc>
           <w:tcPr>
-            <w:tcW w:type="dxa" w:w="2721"/>
+            <w:tcW w:type="dxa" w:w="3781"/>
           </w:tcPr>
           <w:p>
             <w:r/>
@@ -8605,7 +8605,7 @@
         </w:trPr>
         <w:tc>
           <w:tcPr>
-            <w:tcW w:type="dxa" w:w="2268"/>
+            <w:tcW w:type="dxa" w:w="1310"/>
           </w:tcPr>
           <w:p>
             <w:r/>
@@ -8620,7 +8620,7 @@
         </w:tc>
         <w:tc>
           <w:tcPr>
-            <w:tcW w:type="dxa" w:w="1134"/>
+            <w:tcW w:type="dxa" w:w="879"/>
           </w:tcPr>
           <w:p>
             <w:pPr>
@@ -8638,7 +8638,7 @@
         </w:tc>
         <w:tc>
           <w:tcPr>
-            <w:tcW w:type="dxa" w:w="1077"/>
+            <w:tcW w:type="dxa" w:w="635"/>
           </w:tcPr>
           <w:p>
             <w:r/>
@@ -8653,7 +8653,7 @@
         </w:tc>
         <w:tc>
           <w:tcPr>
-            <w:tcW w:type="dxa" w:w="1077"/>
+            <w:tcW w:type="dxa" w:w="1128"/>
           </w:tcPr>
           <w:p>
             <w:pPr>
@@ -8671,7 +8671,7 @@
         </w:tc>
         <w:tc>
           <w:tcPr>
-            <w:tcW w:type="dxa" w:w="794"/>
+            <w:tcW w:type="dxa" w:w="1344"/>
           </w:tcPr>
           <w:p>
             <w:r/>
@@ -8686,7 +8686,7 @@
         </w:tc>
         <w:tc>
           <w:tcPr>
-            <w:tcW w:type="dxa" w:w="2721"/>
+            <w:tcW w:type="dxa" w:w="3781"/>
           </w:tcPr>
           <w:p>
             <w:r/>
@@ -8705,7 +8705,7 @@
         </w:trPr>
         <w:tc>
           <w:tcPr>
-            <w:tcW w:type="dxa" w:w="2268"/>
+            <w:tcW w:type="dxa" w:w="1310"/>
           </w:tcPr>
           <w:p>
             <w:r/>
@@ -8720,7 +8720,7 @@
         </w:tc>
         <w:tc>
           <w:tcPr>
-            <w:tcW w:type="dxa" w:w="1134"/>
+            <w:tcW w:type="dxa" w:w="879"/>
           </w:tcPr>
           <w:p>
             <w:pPr>
@@ -8738,7 +8738,7 @@
         </w:tc>
         <w:tc>
           <w:tcPr>
-            <w:tcW w:type="dxa" w:w="1077"/>
+            <w:tcW w:type="dxa" w:w="635"/>
           </w:tcPr>
           <w:p>
             <w:r/>
@@ -8753,7 +8753,7 @@
         </w:tc>
         <w:tc>
           <w:tcPr>
-            <w:tcW w:type="dxa" w:w="1077"/>
+            <w:tcW w:type="dxa" w:w="1128"/>
           </w:tcPr>
           <w:p>
             <w:pPr>
@@ -8771,7 +8771,7 @@
         </w:tc>
         <w:tc>
           <w:tcPr>
-            <w:tcW w:type="dxa" w:w="794"/>
+            <w:tcW w:type="dxa" w:w="1344"/>
           </w:tcPr>
           <w:p>
             <w:r/>
@@ -8786,7 +8786,7 @@
         </w:tc>
         <w:tc>
           <w:tcPr>
-            <w:tcW w:type="dxa" w:w="2721"/>
+            <w:tcW w:type="dxa" w:w="3781"/>
           </w:tcPr>
           <w:p>
             <w:r/>
@@ -8805,7 +8805,7 @@
         </w:trPr>
         <w:tc>
           <w:tcPr>
-            <w:tcW w:type="dxa" w:w="2268"/>
+            <w:tcW w:type="dxa" w:w="1310"/>
           </w:tcPr>
           <w:p>
             <w:r/>
@@ -8820,7 +8820,7 @@
         </w:tc>
         <w:tc>
           <w:tcPr>
-            <w:tcW w:type="dxa" w:w="1134"/>
+            <w:tcW w:type="dxa" w:w="879"/>
           </w:tcPr>
           <w:p>
             <w:pPr>
@@ -8838,7 +8838,7 @@
         </w:tc>
         <w:tc>
           <w:tcPr>
-            <w:tcW w:type="dxa" w:w="1077"/>
+            <w:tcW w:type="dxa" w:w="635"/>
           </w:tcPr>
           <w:p>
             <w:r/>
@@ -8853,7 +8853,7 @@
         </w:tc>
         <w:tc>
           <w:tcPr>
-            <w:tcW w:type="dxa" w:w="1077"/>
+            <w:tcW w:type="dxa" w:w="1128"/>
           </w:tcPr>
           <w:p>
             <w:pPr>
@@ -8871,7 +8871,7 @@
         </w:tc>
         <w:tc>
           <w:tcPr>
-            <w:tcW w:type="dxa" w:w="794"/>
+            <w:tcW w:type="dxa" w:w="1344"/>
           </w:tcPr>
           <w:p>
             <w:r/>
@@ -8886,7 +8886,7 @@
         </w:tc>
         <w:tc>
           <w:tcPr>
-            <w:tcW w:type="dxa" w:w="2721"/>
+            <w:tcW w:type="dxa" w:w="3781"/>
           </w:tcPr>
           <w:p>
             <w:r/>
@@ -8905,7 +8905,7 @@
         </w:trPr>
         <w:tc>
           <w:tcPr>
-            <w:tcW w:type="dxa" w:w="2268"/>
+            <w:tcW w:type="dxa" w:w="1310"/>
           </w:tcPr>
           <w:p>
             <w:r/>
@@ -8920,7 +8920,7 @@
         </w:tc>
         <w:tc>
           <w:tcPr>
-            <w:tcW w:type="dxa" w:w="1134"/>
+            <w:tcW w:type="dxa" w:w="879"/>
           </w:tcPr>
           <w:p>
             <w:pPr>
@@ -8938,7 +8938,7 @@
         </w:tc>
         <w:tc>
           <w:tcPr>
-            <w:tcW w:type="dxa" w:w="1077"/>
+            <w:tcW w:type="dxa" w:w="635"/>
           </w:tcPr>
           <w:p>
             <w:r/>
@@ -8953,7 +8953,7 @@
         </w:tc>
         <w:tc>
           <w:tcPr>
-            <w:tcW w:type="dxa" w:w="1077"/>
+            <w:tcW w:type="dxa" w:w="1128"/>
           </w:tcPr>
           <w:p>
             <w:pPr>
@@ -8971,7 +8971,7 @@
         </w:tc>
         <w:tc>
           <w:tcPr>
-            <w:tcW w:type="dxa" w:w="794"/>
+            <w:tcW w:type="dxa" w:w="1344"/>
           </w:tcPr>
           <w:p>
             <w:r/>
@@ -8986,7 +8986,7 @@
         </w:tc>
         <w:tc>
           <w:tcPr>
-            <w:tcW w:type="dxa" w:w="2721"/>
+            <w:tcW w:type="dxa" w:w="3781"/>
           </w:tcPr>
           <w:p>
             <w:r/>
@@ -9005,7 +9005,7 @@
         </w:trPr>
         <w:tc>
           <w:tcPr>
-            <w:tcW w:type="dxa" w:w="2268"/>
+            <w:tcW w:type="dxa" w:w="1310"/>
           </w:tcPr>
           <w:p>
             <w:r/>
@@ -9020,7 +9020,7 @@
         </w:tc>
         <w:tc>
           <w:tcPr>
-            <w:tcW w:type="dxa" w:w="1134"/>
+            <w:tcW w:type="dxa" w:w="879"/>
           </w:tcPr>
           <w:p>
             <w:pPr>
@@ -9038,7 +9038,7 @@
         </w:tc>
         <w:tc>
           <w:tcPr>
-            <w:tcW w:type="dxa" w:w="1077"/>
+            <w:tcW w:type="dxa" w:w="635"/>
           </w:tcPr>
           <w:p>
             <w:r/>
@@ -9053,7 +9053,7 @@
         </w:tc>
         <w:tc>
           <w:tcPr>
-            <w:tcW w:type="dxa" w:w="1077"/>
+            <w:tcW w:type="dxa" w:w="1128"/>
           </w:tcPr>
           <w:p>
             <w:pPr>
@@ -9071,7 +9071,7 @@
         </w:tc>
         <w:tc>
           <w:tcPr>
-            <w:tcW w:type="dxa" w:w="794"/>
+            <w:tcW w:type="dxa" w:w="1344"/>
           </w:tcPr>
           <w:p>
             <w:r/>
@@ -9086,7 +9086,7 @@
         </w:tc>
         <w:tc>
           <w:tcPr>
-            <w:tcW w:type="dxa" w:w="2721"/>
+            <w:tcW w:type="dxa" w:w="3781"/>
           </w:tcPr>
           <w:p>
             <w:r/>
@@ -9105,7 +9105,7 @@
         </w:trPr>
         <w:tc>
           <w:tcPr>
-            <w:tcW w:type="dxa" w:w="2268"/>
+            <w:tcW w:type="dxa" w:w="1310"/>
           </w:tcPr>
           <w:p>
             <w:r/>
@@ -9120,7 +9120,7 @@
         </w:tc>
         <w:tc>
           <w:tcPr>
-            <w:tcW w:type="dxa" w:w="1134"/>
+            <w:tcW w:type="dxa" w:w="879"/>
           </w:tcPr>
           <w:p>
             <w:pPr>
@@ -9138,7 +9138,7 @@
         </w:tc>
         <w:tc>
           <w:tcPr>
-            <w:tcW w:type="dxa" w:w="1077"/>
+            <w:tcW w:type="dxa" w:w="635"/>
           </w:tcPr>
           <w:p>
             <w:r/>
@@ -9153,7 +9153,7 @@
         </w:tc>
         <w:tc>
           <w:tcPr>
-            <w:tcW w:type="dxa" w:w="1077"/>
+            <w:tcW w:type="dxa" w:w="1128"/>
           </w:tcPr>
           <w:p>
             <w:pPr>
@@ -9171,7 +9171,7 @@
         </w:tc>
         <w:tc>
           <w:tcPr>
-            <w:tcW w:type="dxa" w:w="794"/>
+            <w:tcW w:type="dxa" w:w="1344"/>
           </w:tcPr>
           <w:p>
             <w:r/>
@@ -9186,7 +9186,7 @@
         </w:tc>
         <w:tc>
           <w:tcPr>
-            <w:tcW w:type="dxa" w:w="2721"/>
+            <w:tcW w:type="dxa" w:w="3781"/>
           </w:tcPr>
           <w:p>
             <w:r/>
@@ -9205,7 +9205,7 @@
         </w:trPr>
         <w:tc>
           <w:tcPr>
-            <w:tcW w:type="dxa" w:w="2268"/>
+            <w:tcW w:type="dxa" w:w="1310"/>
           </w:tcPr>
           <w:p>
             <w:r/>
@@ -9220,7 +9220,7 @@
         </w:tc>
         <w:tc>
           <w:tcPr>
-            <w:tcW w:type="dxa" w:w="1134"/>
+            <w:tcW w:type="dxa" w:w="879"/>
           </w:tcPr>
           <w:p>
             <w:pPr>
@@ -9238,7 +9238,7 @@
         </w:tc>
         <w:tc>
           <w:tcPr>
-            <w:tcW w:type="dxa" w:w="1077"/>
+            <w:tcW w:type="dxa" w:w="635"/>
           </w:tcPr>
           <w:p>
             <w:r/>
@@ -9253,7 +9253,7 @@
         </w:tc>
         <w:tc>
           <w:tcPr>
-            <w:tcW w:type="dxa" w:w="1077"/>
+            <w:tcW w:type="dxa" w:w="1128"/>
           </w:tcPr>
           <w:p>
             <w:pPr>
@@ -9271,7 +9271,7 @@
         </w:tc>
         <w:tc>
           <w:tcPr>
-            <w:tcW w:type="dxa" w:w="794"/>
+            <w:tcW w:type="dxa" w:w="1344"/>
           </w:tcPr>
           <w:p>
             <w:r/>
@@ -9286,7 +9286,7 @@
         </w:tc>
         <w:tc>
           <w:tcPr>
-            <w:tcW w:type="dxa" w:w="2721"/>
+            <w:tcW w:type="dxa" w:w="3781"/>
           </w:tcPr>
           <w:p>
             <w:r/>
@@ -9305,7 +9305,7 @@
         </w:trPr>
         <w:tc>
           <w:tcPr>
-            <w:tcW w:type="dxa" w:w="2268"/>
+            <w:tcW w:type="dxa" w:w="1310"/>
           </w:tcPr>
           <w:p>
             <w:r/>
@@ -9320,7 +9320,7 @@
         </w:tc>
         <w:tc>
           <w:tcPr>
-            <w:tcW w:type="dxa" w:w="1134"/>
+            <w:tcW w:type="dxa" w:w="879"/>
           </w:tcPr>
           <w:p>
             <w:pPr>
@@ -9338,7 +9338,7 @@
         </w:tc>
         <w:tc>
           <w:tcPr>
-            <w:tcW w:type="dxa" w:w="1077"/>
+            <w:tcW w:type="dxa" w:w="635"/>
           </w:tcPr>
           <w:p>
             <w:r/>
@@ -9353,7 +9353,7 @@
         </w:tc>
         <w:tc>
           <w:tcPr>
-            <w:tcW w:type="dxa" w:w="1077"/>
+            <w:tcW w:type="dxa" w:w="1128"/>
           </w:tcPr>
           <w:p>
             <w:pPr>
@@ -9371,7 +9371,7 @@
         </w:tc>
         <w:tc>
           <w:tcPr>
-            <w:tcW w:type="dxa" w:w="794"/>
+            <w:tcW w:type="dxa" w:w="1344"/>
           </w:tcPr>
           <w:p>
             <w:r/>
@@ -9386,7 +9386,7 @@
         </w:tc>
         <w:tc>
           <w:tcPr>
-            <w:tcW w:type="dxa" w:w="2721"/>
+            <w:tcW w:type="dxa" w:w="3781"/>
           </w:tcPr>
           <w:p>
             <w:r/>
@@ -9405,7 +9405,7 @@
         </w:trPr>
         <w:tc>
           <w:tcPr>
-            <w:tcW w:type="dxa" w:w="2268"/>
+            <w:tcW w:type="dxa" w:w="1310"/>
           </w:tcPr>
           <w:p>
             <w:r/>
@@ -9420,7 +9420,7 @@
         </w:tc>
         <w:tc>
           <w:tcPr>
-            <w:tcW w:type="dxa" w:w="1134"/>
+            <w:tcW w:type="dxa" w:w="879"/>
           </w:tcPr>
           <w:p>
             <w:pPr>
@@ -9438,7 +9438,7 @@
         </w:tc>
         <w:tc>
           <w:tcPr>
-            <w:tcW w:type="dxa" w:w="1077"/>
+            <w:tcW w:type="dxa" w:w="635"/>
           </w:tcPr>
           <w:p>
             <w:r/>
@@ -9453,7 +9453,7 @@
         </w:tc>
         <w:tc>
           <w:tcPr>
-            <w:tcW w:type="dxa" w:w="1077"/>
+            <w:tcW w:type="dxa" w:w="1128"/>
           </w:tcPr>
           <w:p>
             <w:pPr>
@@ -9471,7 +9471,7 @@
         </w:tc>
         <w:tc>
           <w:tcPr>
-            <w:tcW w:type="dxa" w:w="794"/>
+            <w:tcW w:type="dxa" w:w="1344"/>
           </w:tcPr>
           <w:p>
             <w:r/>
@@ -9486,7 +9486,7 @@
         </w:tc>
         <w:tc>
           <w:tcPr>
-            <w:tcW w:type="dxa" w:w="2721"/>
+            <w:tcW w:type="dxa" w:w="3781"/>
           </w:tcPr>
           <w:p>
             <w:r/>
@@ -9505,7 +9505,7 @@
         </w:trPr>
         <w:tc>
           <w:tcPr>
-            <w:tcW w:type="dxa" w:w="2268"/>
+            <w:tcW w:type="dxa" w:w="1310"/>
           </w:tcPr>
           <w:p>
             <w:r/>
@@ -9520,7 +9520,7 @@
         </w:tc>
         <w:tc>
           <w:tcPr>
-            <w:tcW w:type="dxa" w:w="1134"/>
+            <w:tcW w:type="dxa" w:w="879"/>
           </w:tcPr>
           <w:p>
             <w:pPr>
@@ -9538,7 +9538,7 @@
         </w:tc>
         <w:tc>
           <w:tcPr>
-            <w:tcW w:type="dxa" w:w="1077"/>
+            <w:tcW w:type="dxa" w:w="635"/>
           </w:tcPr>
           <w:p>
             <w:r/>
@@ -9553,7 +9553,7 @@
         </w:tc>
         <w:tc>
           <w:tcPr>
-            <w:tcW w:type="dxa" w:w="1077"/>
+            <w:tcW w:type="dxa" w:w="1128"/>
           </w:tcPr>
           <w:p>
             <w:pPr>
@@ -9571,7 +9571,7 @@
         </w:tc>
         <w:tc>
           <w:tcPr>
-            <w:tcW w:type="dxa" w:w="794"/>
+            <w:tcW w:type="dxa" w:w="1344"/>
           </w:tcPr>
           <w:p>
             <w:r/>
@@ -9586,7 +9586,7 @@
         </w:tc>
         <w:tc>
           <w:tcPr>
-            <w:tcW w:type="dxa" w:w="2721"/>
+            <w:tcW w:type="dxa" w:w="3781"/>
           </w:tcPr>
           <w:p>
             <w:r/>
@@ -9605,7 +9605,7 @@
         </w:trPr>
         <w:tc>
           <w:tcPr>
-            <w:tcW w:type="dxa" w:w="2268"/>
+            <w:tcW w:type="dxa" w:w="1310"/>
           </w:tcPr>
           <w:p>
             <w:r/>
@@ -9620,7 +9620,7 @@
         </w:tc>
         <w:tc>
           <w:tcPr>
-            <w:tcW w:type="dxa" w:w="1134"/>
+            <w:tcW w:type="dxa" w:w="879"/>
           </w:tcPr>
           <w:p>
             <w:pPr>
@@ -9638,7 +9638,7 @@
         </w:tc>
         <w:tc>
           <w:tcPr>
-            <w:tcW w:type="dxa" w:w="1077"/>
+            <w:tcW w:type="dxa" w:w="635"/>
           </w:tcPr>
           <w:p>
             <w:r/>
@@ -9653,7 +9653,7 @@
         </w:tc>
         <w:tc>
           <w:tcPr>
-            <w:tcW w:type="dxa" w:w="1077"/>
+            <w:tcW w:type="dxa" w:w="1128"/>
           </w:tcPr>
           <w:p>
             <w:pPr>
@@ -9671,7 +9671,7 @@
         </w:tc>
         <w:tc>
           <w:tcPr>
-            <w:tcW w:type="dxa" w:w="794"/>
+            <w:tcW w:type="dxa" w:w="1344"/>
           </w:tcPr>
           <w:p>
             <w:r/>
@@ -9686,7 +9686,7 @@
         </w:tc>
         <w:tc>
           <w:tcPr>
-            <w:tcW w:type="dxa" w:w="2721"/>
+            <w:tcW w:type="dxa" w:w="3781"/>
           </w:tcPr>
           <w:p>
             <w:r/>
@@ -9705,7 +9705,7 @@
         </w:trPr>
         <w:tc>
           <w:tcPr>
-            <w:tcW w:type="dxa" w:w="2268"/>
+            <w:tcW w:type="dxa" w:w="1310"/>
           </w:tcPr>
           <w:p>
             <w:r/>
@@ -9720,7 +9720,7 @@
         </w:tc>
         <w:tc>
           <w:tcPr>
-            <w:tcW w:type="dxa" w:w="1134"/>
+            <w:tcW w:type="dxa" w:w="879"/>
           </w:tcPr>
           <w:p>
             <w:pPr>
@@ -9738,7 +9738,7 @@
         </w:tc>
         <w:tc>
           <w:tcPr>
-            <w:tcW w:type="dxa" w:w="1077"/>
+            <w:tcW w:type="dxa" w:w="635"/>
           </w:tcPr>
           <w:p>
             <w:r/>
@@ -9753,7 +9753,7 @@
         </w:tc>
         <w:tc>
           <w:tcPr>
-            <w:tcW w:type="dxa" w:w="1077"/>
+            <w:tcW w:type="dxa" w:w="1128"/>
           </w:tcPr>
           <w:p>
             <w:pPr>
@@ -9771,7 +9771,7 @@
         </w:tc>
         <w:tc>
           <w:tcPr>
-            <w:tcW w:type="dxa" w:w="794"/>
+            <w:tcW w:type="dxa" w:w="1344"/>
           </w:tcPr>
           <w:p>
             <w:r/>
@@ -9786,7 +9786,7 @@
         </w:tc>
         <w:tc>
           <w:tcPr>
-            <w:tcW w:type="dxa" w:w="2721"/>
+            <w:tcW w:type="dxa" w:w="3781"/>
           </w:tcPr>
           <w:p>
             <w:r/>
@@ -9805,7 +9805,7 @@
         </w:trPr>
         <w:tc>
           <w:tcPr>
-            <w:tcW w:type="dxa" w:w="2268"/>
+            <w:tcW w:type="dxa" w:w="1310"/>
           </w:tcPr>
           <w:p>
             <w:r/>
@@ -9820,7 +9820,7 @@
         </w:tc>
         <w:tc>
           <w:tcPr>
-            <w:tcW w:type="dxa" w:w="1134"/>
+            <w:tcW w:type="dxa" w:w="879"/>
           </w:tcPr>
           <w:p>
             <w:pPr>
@@ -9838,7 +9838,7 @@
         </w:tc>
         <w:tc>
           <w:tcPr>
-            <w:tcW w:type="dxa" w:w="1077"/>
+            <w:tcW w:type="dxa" w:w="635"/>
           </w:tcPr>
           <w:p>
             <w:r/>
@@ -9853,7 +9853,7 @@
         </w:tc>
         <w:tc>
           <w:tcPr>
-            <w:tcW w:type="dxa" w:w="1077"/>
+            <w:tcW w:type="dxa" w:w="1128"/>
           </w:tcPr>
           <w:p>
             <w:pPr>
@@ -9871,7 +9871,7 @@
         </w:tc>
         <w:tc>
           <w:tcPr>
-            <w:tcW w:type="dxa" w:w="794"/>
+            <w:tcW w:type="dxa" w:w="1344"/>
           </w:tcPr>
           <w:p>
             <w:r/>
@@ -9886,7 +9886,7 @@
         </w:tc>
         <w:tc>
           <w:tcPr>
-            <w:tcW w:type="dxa" w:w="2721"/>
+            <w:tcW w:type="dxa" w:w="3781"/>
           </w:tcPr>
           <w:p>
             <w:r/>
@@ -9905,7 +9905,7 @@
         </w:trPr>
         <w:tc>
           <w:tcPr>
-            <w:tcW w:type="dxa" w:w="2268"/>
+            <w:tcW w:type="dxa" w:w="1310"/>
           </w:tcPr>
           <w:p>
             <w:r/>
@@ -9920,7 +9920,7 @@
         </w:tc>
         <w:tc>
           <w:tcPr>
-            <w:tcW w:type="dxa" w:w="1134"/>
+            <w:tcW w:type="dxa" w:w="879"/>
           </w:tcPr>
           <w:p>
             <w:pPr>
@@ -9938,7 +9938,7 @@
         </w:tc>
         <w:tc>
           <w:tcPr>
-            <w:tcW w:type="dxa" w:w="1077"/>
+            <w:tcW w:type="dxa" w:w="635"/>
           </w:tcPr>
           <w:p>
             <w:r/>
@@ -9953,7 +9953,7 @@
         </w:tc>
         <w:tc>
           <w:tcPr>
-            <w:tcW w:type="dxa" w:w="1077"/>
+            <w:tcW w:type="dxa" w:w="1128"/>
           </w:tcPr>
           <w:p>
             <w:pPr>
@@ -9971,7 +9971,7 @@
         </w:tc>
         <w:tc>
           <w:tcPr>
-            <w:tcW w:type="dxa" w:w="794"/>
+            <w:tcW w:type="dxa" w:w="1344"/>
           </w:tcPr>
           <w:p>
             <w:r/>
@@ -9986,7 +9986,7 @@
         </w:tc>
         <w:tc>
           <w:tcPr>
-            <w:tcW w:type="dxa" w:w="2721"/>
+            <w:tcW w:type="dxa" w:w="3781"/>
           </w:tcPr>
           <w:p>
             <w:r/>
@@ -10005,7 +10005,7 @@
         </w:trPr>
         <w:tc>
           <w:tcPr>
-            <w:tcW w:type="dxa" w:w="2268"/>
+            <w:tcW w:type="dxa" w:w="1310"/>
           </w:tcPr>
           <w:p>
             <w:r/>
@@ -10020,7 +10020,7 @@
         </w:tc>
         <w:tc>
           <w:tcPr>
-            <w:tcW w:type="dxa" w:w="1134"/>
+            <w:tcW w:type="dxa" w:w="879"/>
           </w:tcPr>
           <w:p>
             <w:pPr>
@@ -10038,7 +10038,7 @@
         </w:tc>
         <w:tc>
           <w:tcPr>
-            <w:tcW w:type="dxa" w:w="1077"/>
+            <w:tcW w:type="dxa" w:w="635"/>
           </w:tcPr>
           <w:p>
             <w:r/>
@@ -10053,7 +10053,7 @@
         </w:tc>
         <w:tc>
           <w:tcPr>
-            <w:tcW w:type="dxa" w:w="1077"/>
+            <w:tcW w:type="dxa" w:w="1128"/>
           </w:tcPr>
           <w:p>
             <w:pPr>
@@ -10071,7 +10071,7 @@
         </w:tc>
         <w:tc>
           <w:tcPr>
-            <w:tcW w:type="dxa" w:w="794"/>
+            <w:tcW w:type="dxa" w:w="1344"/>
           </w:tcPr>
           <w:p>
             <w:r/>
@@ -10086,7 +10086,7 @@
         </w:tc>
         <w:tc>
           <w:tcPr>
-            <w:tcW w:type="dxa" w:w="2721"/>
+            <w:tcW w:type="dxa" w:w="3781"/>
           </w:tcPr>
           <w:p>
             <w:r/>
@@ -10105,7 +10105,7 @@
         </w:trPr>
         <w:tc>
           <w:tcPr>
-            <w:tcW w:type="dxa" w:w="2268"/>
+            <w:tcW w:type="dxa" w:w="1310"/>
           </w:tcPr>
           <w:p>
             <w:r/>
@@ -10120,7 +10120,7 @@
         </w:tc>
         <w:tc>
           <w:tcPr>
-            <w:tcW w:type="dxa" w:w="1134"/>
+            <w:tcW w:type="dxa" w:w="879"/>
           </w:tcPr>
           <w:p>
             <w:pPr>
@@ -10138,7 +10138,7 @@
         </w:tc>
         <w:tc>
           <w:tcPr>
-            <w:tcW w:type="dxa" w:w="1077"/>
+            <w:tcW w:type="dxa" w:w="635"/>
           </w:tcPr>
           <w:p>
             <w:r/>
@@ -10153,7 +10153,7 @@
         </w:tc>
         <w:tc>
           <w:tcPr>
-            <w:tcW w:type="dxa" w:w="1077"/>
+            <w:tcW w:type="dxa" w:w="1128"/>
           </w:tcPr>
           <w:p>
             <w:pPr>
@@ -10171,7 +10171,7 @@
         </w:tc>
         <w:tc>
           <w:tcPr>
-            <w:tcW w:type="dxa" w:w="794"/>
+            <w:tcW w:type="dxa" w:w="1344"/>
           </w:tcPr>
           <w:p>
             <w:r/>
@@ -10186,7 +10186,7 @@
         </w:tc>
         <w:tc>
           <w:tcPr>
-            <w:tcW w:type="dxa" w:w="2721"/>
+            <w:tcW w:type="dxa" w:w="3781"/>
           </w:tcPr>
           <w:p>
             <w:r/>
@@ -10205,7 +10205,7 @@
         </w:trPr>
         <w:tc>
           <w:tcPr>
-            <w:tcW w:type="dxa" w:w="2268"/>
+            <w:tcW w:type="dxa" w:w="1310"/>
           </w:tcPr>
           <w:p>
             <w:r/>
@@ -10220,7 +10220,7 @@
         </w:tc>
         <w:tc>
           <w:tcPr>
-            <w:tcW w:type="dxa" w:w="1134"/>
+            <w:tcW w:type="dxa" w:w="879"/>
           </w:tcPr>
           <w:p>
             <w:pPr>
@@ -10238,7 +10238,7 @@
         </w:tc>
         <w:tc>
           <w:tcPr>
-            <w:tcW w:type="dxa" w:w="1077"/>
+            <w:tcW w:type="dxa" w:w="635"/>
           </w:tcPr>
           <w:p>
             <w:r/>
@@ -10253,7 +10253,7 @@
         </w:tc>
         <w:tc>
           <w:tcPr>
-            <w:tcW w:type="dxa" w:w="1077"/>
+            <w:tcW w:type="dxa" w:w="1128"/>
           </w:tcPr>
           <w:p>
             <w:pPr>
@@ -10271,7 +10271,7 @@
         </w:tc>
         <w:tc>
           <w:tcPr>
-            <w:tcW w:type="dxa" w:w="794"/>
+            <w:tcW w:type="dxa" w:w="1344"/>
           </w:tcPr>
           <w:p>
             <w:r/>
@@ -10286,7 +10286,7 @@
         </w:tc>
         <w:tc>
           <w:tcPr>
-            <w:tcW w:type="dxa" w:w="2721"/>
+            <w:tcW w:type="dxa" w:w="3781"/>
           </w:tcPr>
           <w:p>
             <w:r/>
@@ -10305,7 +10305,7 @@
         </w:trPr>
         <w:tc>
           <w:tcPr>
-            <w:tcW w:type="dxa" w:w="2268"/>
+            <w:tcW w:type="dxa" w:w="1310"/>
           </w:tcPr>
           <w:p>
             <w:r/>
@@ -10320,7 +10320,7 @@
         </w:tc>
         <w:tc>
           <w:tcPr>
-            <w:tcW w:type="dxa" w:w="1134"/>
+            <w:tcW w:type="dxa" w:w="879"/>
           </w:tcPr>
           <w:p>
             <w:pPr>
@@ -10338,7 +10338,7 @@
         </w:tc>
         <w:tc>
           <w:tcPr>
-            <w:tcW w:type="dxa" w:w="1077"/>
+            <w:tcW w:type="dxa" w:w="635"/>
           </w:tcPr>
           <w:p>
             <w:r/>
@@ -10353,7 +10353,7 @@
         </w:tc>
         <w:tc>
           <w:tcPr>
-            <w:tcW w:type="dxa" w:w="1077"/>
+            <w:tcW w:type="dxa" w:w="1128"/>
           </w:tcPr>
           <w:p>
             <w:pPr>
@@ -10371,7 +10371,7 @@
         </w:tc>
         <w:tc>
           <w:tcPr>
-            <w:tcW w:type="dxa" w:w="794"/>
+            <w:tcW w:type="dxa" w:w="1344"/>
           </w:tcPr>
           <w:p>
             <w:r/>
@@ -10386,7 +10386,7 @@
         </w:tc>
         <w:tc>
           <w:tcPr>
-            <w:tcW w:type="dxa" w:w="2721"/>
+            <w:tcW w:type="dxa" w:w="3781"/>
           </w:tcPr>
           <w:p>
             <w:r/>
@@ -10405,7 +10405,7 @@
         </w:trPr>
         <w:tc>
           <w:tcPr>
-            <w:tcW w:type="dxa" w:w="2268"/>
+            <w:tcW w:type="dxa" w:w="1310"/>
           </w:tcPr>
           <w:p>
             <w:r/>
@@ -10420,7 +10420,7 @@
         </w:tc>
         <w:tc>
           <w:tcPr>
-            <w:tcW w:type="dxa" w:w="1134"/>
+            <w:tcW w:type="dxa" w:w="879"/>
           </w:tcPr>
           <w:p>
             <w:pPr>
@@ -10438,7 +10438,7 @@
         </w:tc>
         <w:tc>
           <w:tcPr>
-            <w:tcW w:type="dxa" w:w="1077"/>
+            <w:tcW w:type="dxa" w:w="635"/>
           </w:tcPr>
           <w:p>
             <w:r/>
@@ -10453,7 +10453,7 @@
         </w:tc>
         <w:tc>
           <w:tcPr>
-            <w:tcW w:type="dxa" w:w="1077"/>
+            <w:tcW w:type="dxa" w:w="1128"/>
           </w:tcPr>
           <w:p>
             <w:pPr>
@@ -10471,7 +10471,7 @@
         </w:tc>
         <w:tc>
           <w:tcPr>
-            <w:tcW w:type="dxa" w:w="794"/>
+            <w:tcW w:type="dxa" w:w="1344"/>
           </w:tcPr>
           <w:p>
             <w:r/>
@@ -10486,7 +10486,7 @@
         </w:tc>
         <w:tc>
           <w:tcPr>
-            <w:tcW w:type="dxa" w:w="2721"/>
+            <w:tcW w:type="dxa" w:w="3781"/>
           </w:tcPr>
           <w:p>
             <w:r/>
@@ -10505,7 +10505,7 @@
         </w:trPr>
         <w:tc>
           <w:tcPr>
-            <w:tcW w:type="dxa" w:w="2268"/>
+            <w:tcW w:type="dxa" w:w="1310"/>
           </w:tcPr>
           <w:p>
             <w:r/>
@@ -10520,7 +10520,7 @@
         </w:tc>
         <w:tc>
           <w:tcPr>
-            <w:tcW w:type="dxa" w:w="1134"/>
+            <w:tcW w:type="dxa" w:w="879"/>
           </w:tcPr>
           <w:p>
             <w:pPr>
@@ -10538,7 +10538,7 @@
         </w:tc>
         <w:tc>
           <w:tcPr>
-            <w:tcW w:type="dxa" w:w="1077"/>
+            <w:tcW w:type="dxa" w:w="635"/>
           </w:tcPr>
           <w:p>
             <w:r/>
@@ -10553,7 +10553,7 @@
         </w:tc>
         <w:tc>
           <w:tcPr>
-            <w:tcW w:type="dxa" w:w="1077"/>
+            <w:tcW w:type="dxa" w:w="1128"/>
           </w:tcPr>
           <w:p>
             <w:pPr>
@@ -10571,7 +10571,7 @@
         </w:tc>
         <w:tc>
           <w:tcPr>
-            <w:tcW w:type="dxa" w:w="794"/>
+            <w:tcW w:type="dxa" w:w="1344"/>
           </w:tcPr>
           <w:p>
             <w:r/>
@@ -10586,7 +10586,7 @@
         </w:tc>
         <w:tc>
           <w:tcPr>
-            <w:tcW w:type="dxa" w:w="2721"/>
+            <w:tcW w:type="dxa" w:w="3781"/>
           </w:tcPr>
           <w:p>
             <w:r/>
@@ -10605,7 +10605,7 @@
         </w:trPr>
         <w:tc>
           <w:tcPr>
-            <w:tcW w:type="dxa" w:w="2268"/>
+            <w:tcW w:type="dxa" w:w="1310"/>
           </w:tcPr>
           <w:p>
             <w:r/>
@@ -10620,7 +10620,7 @@
         </w:tc>
         <w:tc>
           <w:tcPr>
-            <w:tcW w:type="dxa" w:w="1134"/>
+            <w:tcW w:type="dxa" w:w="879"/>
           </w:tcPr>
           <w:p>
             <w:pPr>
@@ -10638,7 +10638,7 @@
         </w:tc>
         <w:tc>
           <w:tcPr>
-            <w:tcW w:type="dxa" w:w="1077"/>
+            <w:tcW w:type="dxa" w:w="635"/>
           </w:tcPr>
           <w:p>
             <w:r/>
@@ -10653,7 +10653,7 @@
         </w:tc>
         <w:tc>
           <w:tcPr>
-            <w:tcW w:type="dxa" w:w="1077"/>
+            <w:tcW w:type="dxa" w:w="1128"/>
           </w:tcPr>
           <w:p>
             <w:pPr>
@@ -10671,7 +10671,7 @@
         </w:tc>
         <w:tc>
           <w:tcPr>
-            <w:tcW w:type="dxa" w:w="794"/>
+            <w:tcW w:type="dxa" w:w="1344"/>
           </w:tcPr>
           <w:p>
             <w:r/>
@@ -10686,7 +10686,7 @@
         </w:tc>
         <w:tc>
           <w:tcPr>
-            <w:tcW w:type="dxa" w:w="2721"/>
+            <w:tcW w:type="dxa" w:w="3781"/>
           </w:tcPr>
           <w:p>
             <w:r/>
@@ -10705,7 +10705,7 @@
         </w:trPr>
         <w:tc>
           <w:tcPr>
-            <w:tcW w:type="dxa" w:w="2268"/>
+            <w:tcW w:type="dxa" w:w="1310"/>
           </w:tcPr>
           <w:p>
             <w:r/>
@@ -10720,7 +10720,7 @@
         </w:tc>
         <w:tc>
           <w:tcPr>
-            <w:tcW w:type="dxa" w:w="1134"/>
+            <w:tcW w:type="dxa" w:w="879"/>
           </w:tcPr>
           <w:p>
             <w:pPr>
@@ -10738,7 +10738,7 @@
         </w:tc>
         <w:tc>
           <w:tcPr>
-            <w:tcW w:type="dxa" w:w="1077"/>
+            <w:tcW w:type="dxa" w:w="635"/>
           </w:tcPr>
           <w:p>
             <w:r/>
@@ -10753,7 +10753,7 @@
         </w:tc>
         <w:tc>
           <w:tcPr>
-            <w:tcW w:type="dxa" w:w="1077"/>
+            <w:tcW w:type="dxa" w:w="1128"/>
           </w:tcPr>
           <w:p>
             <w:pPr>
@@ -10771,7 +10771,7 @@
         </w:tc>
         <w:tc>
           <w:tcPr>
-            <w:tcW w:type="dxa" w:w="794"/>
+            <w:tcW w:type="dxa" w:w="1344"/>
           </w:tcPr>
           <w:p>
             <w:r/>
@@ -10786,7 +10786,7 @@
         </w:tc>
         <w:tc>
           <w:tcPr>
-            <w:tcW w:type="dxa" w:w="2721"/>
+            <w:tcW w:type="dxa" w:w="3781"/>
           </w:tcPr>
           <w:p>
             <w:r/>
@@ -10805,7 +10805,7 @@
         </w:trPr>
         <w:tc>
           <w:tcPr>
-            <w:tcW w:type="dxa" w:w="2268"/>
+            <w:tcW w:type="dxa" w:w="1310"/>
           </w:tcPr>
           <w:p>
             <w:r/>
@@ -10820,7 +10820,7 @@
         </w:tc>
         <w:tc>
           <w:tcPr>
-            <w:tcW w:type="dxa" w:w="1134"/>
+            <w:tcW w:type="dxa" w:w="879"/>
           </w:tcPr>
           <w:p>
             <w:pPr>
@@ -10838,7 +10838,7 @@
         </w:tc>
         <w:tc>
           <w:tcPr>
-            <w:tcW w:type="dxa" w:w="1077"/>
+            <w:tcW w:type="dxa" w:w="635"/>
           </w:tcPr>
           <w:p>
             <w:r/>
@@ -10853,7 +10853,7 @@
         </w:tc>
         <w:tc>
           <w:tcPr>
-            <w:tcW w:type="dxa" w:w="1077"/>
+            <w:tcW w:type="dxa" w:w="1128"/>
           </w:tcPr>
           <w:p>
             <w:pPr>
@@ -10871,7 +10871,7 @@
         </w:tc>
         <w:tc>
           <w:tcPr>
-            <w:tcW w:type="dxa" w:w="794"/>
+            <w:tcW w:type="dxa" w:w="1344"/>
           </w:tcPr>
           <w:p>
             <w:r/>
@@ -10886,7 +10886,7 @@
         </w:tc>
         <w:tc>
           <w:tcPr>
-            <w:tcW w:type="dxa" w:w="2721"/>
+            <w:tcW w:type="dxa" w:w="3781"/>
           </w:tcPr>
           <w:p>
             <w:r/>
@@ -10905,7 +10905,7 @@
         </w:trPr>
         <w:tc>
           <w:tcPr>
-            <w:tcW w:type="dxa" w:w="2268"/>
+            <w:tcW w:type="dxa" w:w="1310"/>
           </w:tcPr>
           <w:p>
             <w:r/>
@@ -10920,7 +10920,7 @@
         </w:tc>
         <w:tc>
           <w:tcPr>
-            <w:tcW w:type="dxa" w:w="1134"/>
+            <w:tcW w:type="dxa" w:w="879"/>
           </w:tcPr>
           <w:p>
             <w:pPr>
@@ -10938,7 +10938,7 @@
         </w:tc>
         <w:tc>
           <w:tcPr>
-            <w:tcW w:type="dxa" w:w="1077"/>
+            <w:tcW w:type="dxa" w:w="635"/>
           </w:tcPr>
           <w:p>
             <w:r/>
@@ -10953,7 +10953,7 @@
         </w:tc>
         <w:tc>
           <w:tcPr>
-            <w:tcW w:type="dxa" w:w="1077"/>
+            <w:tcW w:type="dxa" w:w="1128"/>
           </w:tcPr>
           <w:p>
             <w:pPr>
@@ -10971,7 +10971,7 @@
         </w:tc>
         <w:tc>
           <w:tcPr>
-            <w:tcW w:type="dxa" w:w="794"/>
+            <w:tcW w:type="dxa" w:w="1344"/>
           </w:tcPr>
           <w:p>
             <w:r/>
@@ -10986,7 +10986,7 @@
         </w:tc>
         <w:tc>
           <w:tcPr>
-            <w:tcW w:type="dxa" w:w="2721"/>
+            <w:tcW w:type="dxa" w:w="3781"/>
           </w:tcPr>
           <w:p>
             <w:r/>
@@ -11005,7 +11005,7 @@
         </w:trPr>
         <w:tc>
           <w:tcPr>
-            <w:tcW w:type="dxa" w:w="2268"/>
+            <w:tcW w:type="dxa" w:w="1310"/>
           </w:tcPr>
           <w:p>
             <w:r/>
@@ -11020,7 +11020,7 @@
         </w:tc>
         <w:tc>
           <w:tcPr>
-            <w:tcW w:type="dxa" w:w="1134"/>
+            <w:tcW w:type="dxa" w:w="879"/>
           </w:tcPr>
           <w:p>
             <w:pPr>
@@ -11038,7 +11038,7 @@
         </w:tc>
         <w:tc>
           <w:tcPr>
-            <w:tcW w:type="dxa" w:w="1077"/>
+            <w:tcW w:type="dxa" w:w="635"/>
           </w:tcPr>
           <w:p>
             <w:r/>
@@ -11053,7 +11053,7 @@
         </w:tc>
         <w:tc>
           <w:tcPr>
-            <w:tcW w:type="dxa" w:w="1077"/>
+            <w:tcW w:type="dxa" w:w="1128"/>
           </w:tcPr>
           <w:p>
             <w:pPr>
@@ -11071,7 +11071,7 @@
         </w:tc>
         <w:tc>
           <w:tcPr>
-            <w:tcW w:type="dxa" w:w="794"/>
+            <w:tcW w:type="dxa" w:w="1344"/>
           </w:tcPr>
           <w:p>
             <w:r/>
@@ -11086,7 +11086,7 @@
         </w:tc>
         <w:tc>
           <w:tcPr>
-            <w:tcW w:type="dxa" w:w="2721"/>
+            <w:tcW w:type="dxa" w:w="3781"/>
           </w:tcPr>
           <w:p>
             <w:r/>
@@ -11105,7 +11105,7 @@
         </w:trPr>
         <w:tc>
           <w:tcPr>
-            <w:tcW w:type="dxa" w:w="2268"/>
+            <w:tcW w:type="dxa" w:w="1310"/>
           </w:tcPr>
           <w:p>
             <w:r/>
@@ -11120,7 +11120,7 @@
         </w:tc>
         <w:tc>
           <w:tcPr>
-            <w:tcW w:type="dxa" w:w="1134"/>
+            <w:tcW w:type="dxa" w:w="879"/>
           </w:tcPr>
           <w:p>
             <w:pPr>
@@ -11138,7 +11138,7 @@
         </w:tc>
         <w:tc>
           <w:tcPr>
-            <w:tcW w:type="dxa" w:w="1077"/>
+            <w:tcW w:type="dxa" w:w="635"/>
           </w:tcPr>
           <w:p>
             <w:r/>
@@ -11153,7 +11153,7 @@
         </w:tc>
         <w:tc>
           <w:tcPr>
-            <w:tcW w:type="dxa" w:w="1077"/>
+            <w:tcW w:type="dxa" w:w="1128"/>
           </w:tcPr>
           <w:p>
             <w:pPr>
@@ -11171,7 +11171,7 @@
         </w:tc>
         <w:tc>
           <w:tcPr>
-            <w:tcW w:type="dxa" w:w="794"/>
+            <w:tcW w:type="dxa" w:w="1344"/>
           </w:tcPr>
           <w:p>
             <w:r/>
@@ -11186,7 +11186,7 @@
         </w:tc>
         <w:tc>
           <w:tcPr>
-            <w:tcW w:type="dxa" w:w="2721"/>
+            <w:tcW w:type="dxa" w:w="3781"/>
           </w:tcPr>
           <w:p>
             <w:r/>
@@ -11205,7 +11205,7 @@
         </w:trPr>
         <w:tc>
           <w:tcPr>
-            <w:tcW w:type="dxa" w:w="2268"/>
+            <w:tcW w:type="dxa" w:w="1310"/>
           </w:tcPr>
           <w:p>
             <w:r/>
@@ -11220,7 +11220,7 @@
         </w:tc>
         <w:tc>
           <w:tcPr>
-            <w:tcW w:type="dxa" w:w="1134"/>
+            <w:tcW w:type="dxa" w:w="879"/>
           </w:tcPr>
           <w:p>
             <w:pPr>
@@ -11238,7 +11238,7 @@
         </w:tc>
         <w:tc>
           <w:tcPr>
-            <w:tcW w:type="dxa" w:w="1077"/>
+            <w:tcW w:type="dxa" w:w="635"/>
           </w:tcPr>
           <w:p>
             <w:r/>
@@ -11253,7 +11253,7 @@
         </w:tc>
         <w:tc>
           <w:tcPr>
-            <w:tcW w:type="dxa" w:w="1077"/>
+            <w:tcW w:type="dxa" w:w="1128"/>
           </w:tcPr>
           <w:p>
             <w:pPr>
@@ -11271,7 +11271,7 @@
         </w:tc>
         <w:tc>
           <w:tcPr>
-            <w:tcW w:type="dxa" w:w="794"/>
+            <w:tcW w:type="dxa" w:w="1344"/>
           </w:tcPr>
           <w:p>
             <w:r/>
@@ -11286,7 +11286,7 @@
         </w:tc>
         <w:tc>
           <w:tcPr>
-            <w:tcW w:type="dxa" w:w="2721"/>
+            <w:tcW w:type="dxa" w:w="3781"/>
           </w:tcPr>
           <w:p>
             <w:r/>
@@ -11305,7 +11305,7 @@
         </w:trPr>
         <w:tc>
           <w:tcPr>
-            <w:tcW w:type="dxa" w:w="2268"/>
+            <w:tcW w:type="dxa" w:w="1310"/>
           </w:tcPr>
           <w:p>
             <w:r/>
@@ -11320,7 +11320,7 @@
         </w:tc>
         <w:tc>
           <w:tcPr>
-            <w:tcW w:type="dxa" w:w="1134"/>
+            <w:tcW w:type="dxa" w:w="879"/>
           </w:tcPr>
           <w:p>
             <w:pPr>
@@ -11338,7 +11338,7 @@
         </w:tc>
         <w:tc>
           <w:tcPr>
-            <w:tcW w:type="dxa" w:w="1077"/>
+            <w:tcW w:type="dxa" w:w="635"/>
           </w:tcPr>
           <w:p>
             <w:r/>
@@ -11353,7 +11353,7 @@
         </w:tc>
         <w:tc>
           <w:tcPr>
-            <w:tcW w:type="dxa" w:w="1077"/>
+            <w:tcW w:type="dxa" w:w="1128"/>
           </w:tcPr>
           <w:p>
             <w:pPr>
@@ -11371,7 +11371,7 @@
         </w:tc>
         <w:tc>
           <w:tcPr>
-            <w:tcW w:type="dxa" w:w="794"/>
+            <w:tcW w:type="dxa" w:w="1344"/>
           </w:tcPr>
           <w:p>
             <w:r/>
@@ -11386,7 +11386,7 @@
         </w:tc>
         <w:tc>
           <w:tcPr>
-            <w:tcW w:type="dxa" w:w="2721"/>
+            <w:tcW w:type="dxa" w:w="3781"/>
           </w:tcPr>
           <w:p>
             <w:r/>
@@ -11406,7 +11406,7 @@
         </w:trPr>
         <w:tc>
           <w:tcPr>
-            <w:tcW w:type="dxa" w:w="2268"/>
+            <w:tcW w:type="dxa" w:w="1310"/>
           </w:tcPr>
           <w:p>
             <w:r/>
@@ -11421,7 +11421,7 @@
         </w:tc>
         <w:tc>
           <w:tcPr>
-            <w:tcW w:type="dxa" w:w="1134"/>
+            <w:tcW w:type="dxa" w:w="879"/>
           </w:tcPr>
           <w:p>
             <w:pPr>
@@ -11439,7 +11439,7 @@
         </w:tc>
         <w:tc>
           <w:tcPr>
-            <w:tcW w:type="dxa" w:w="1077"/>
+            <w:tcW w:type="dxa" w:w="635"/>
           </w:tcPr>
           <w:p>
             <w:r/>
@@ -11454,7 +11454,7 @@
         </w:tc>
         <w:tc>
           <w:tcPr>
-            <w:tcW w:type="dxa" w:w="1077"/>
+            <w:tcW w:type="dxa" w:w="1128"/>
           </w:tcPr>
           <w:p>
             <w:pPr>
@@ -11472,7 +11472,7 @@
         </w:tc>
         <w:tc>
           <w:tcPr>
-            <w:tcW w:type="dxa" w:w="794"/>
+            <w:tcW w:type="dxa" w:w="1344"/>
           </w:tcPr>
           <w:p>
             <w:r/>
@@ -11487,7 +11487,7 @@
         </w:tc>
         <w:tc>
           <w:tcPr>
-            <w:tcW w:type="dxa" w:w="2721"/>
+            <w:tcW w:type="dxa" w:w="3781"/>
           </w:tcPr>
           <w:p>
             <w:r/>
@@ -11506,7 +11506,7 @@
         </w:trPr>
         <w:tc>
           <w:tcPr>
-            <w:tcW w:type="dxa" w:w="2268"/>
+            <w:tcW w:type="dxa" w:w="1310"/>
           </w:tcPr>
           <w:p>
             <w:r/>
@@ -11521,7 +11521,7 @@
         </w:tc>
         <w:tc>
           <w:tcPr>
-            <w:tcW w:type="dxa" w:w="1134"/>
+            <w:tcW w:type="dxa" w:w="879"/>
           </w:tcPr>
           <w:p>
             <w:pPr>
@@ -11539,7 +11539,7 @@
         </w:tc>
         <w:tc>
           <w:tcPr>
-            <w:tcW w:type="dxa" w:w="1077"/>
+            <w:tcW w:type="dxa" w:w="635"/>
           </w:tcPr>
           <w:p>
             <w:r/>
@@ -11554,7 +11554,7 @@
         </w:tc>
         <w:tc>
           <w:tcPr>
-            <w:tcW w:type="dxa" w:w="1077"/>
+            <w:tcW w:type="dxa" w:w="1128"/>
           </w:tcPr>
           <w:p>
             <w:pPr>
@@ -11572,7 +11572,7 @@
         </w:tc>
         <w:tc>
           <w:tcPr>
-            <w:tcW w:type="dxa" w:w="794"/>
+            <w:tcW w:type="dxa" w:w="1344"/>
           </w:tcPr>
           <w:p>
             <w:r/>
@@ -11587,7 +11587,7 @@
         </w:tc>
         <w:tc>
           <w:tcPr>
-            <w:tcW w:type="dxa" w:w="2721"/>
+            <w:tcW w:type="dxa" w:w="3781"/>
           </w:tcPr>
           <w:p>
             <w:r/>
@@ -11606,7 +11606,7 @@
         </w:trPr>
         <w:tc>
           <w:tcPr>
-            <w:tcW w:type="dxa" w:w="2268"/>
+            <w:tcW w:type="dxa" w:w="1310"/>
           </w:tcPr>
           <w:p>
             <w:r/>
@@ -11621,7 +11621,7 @@
         </w:tc>
         <w:tc>
           <w:tcPr>
-            <w:tcW w:type="dxa" w:w="1134"/>
+            <w:tcW w:type="dxa" w:w="879"/>
           </w:tcPr>
           <w:p>
             <w:pPr>
@@ -11639,7 +11639,7 @@
         </w:tc>
         <w:tc>
           <w:tcPr>
-            <w:tcW w:type="dxa" w:w="1077"/>
+            <w:tcW w:type="dxa" w:w="635"/>
           </w:tcPr>
           <w:p>
             <w:r/>
@@ -11654,7 +11654,7 @@
         </w:tc>
         <w:tc>
           <w:tcPr>
-            <w:tcW w:type="dxa" w:w="1077"/>
+            <w:tcW w:type="dxa" w:w="1128"/>
           </w:tcPr>
           <w:p>
             <w:pPr>
@@ -11672,7 +11672,7 @@
         </w:tc>
         <w:tc>
           <w:tcPr>
-            <w:tcW w:type="dxa" w:w="794"/>
+            <w:tcW w:type="dxa" w:w="1344"/>
           </w:tcPr>
           <w:p>
             <w:r/>
@@ -11687,7 +11687,7 @@
         </w:tc>
         <w:tc>
           <w:tcPr>
-            <w:tcW w:type="dxa" w:w="2721"/>
+            <w:tcW w:type="dxa" w:w="3781"/>
           </w:tcPr>
           <w:p>
             <w:r/>
@@ -11706,7 +11706,7 @@
         </w:trPr>
         <w:tc>
           <w:tcPr>
-            <w:tcW w:type="dxa" w:w="2268"/>
+            <w:tcW w:type="dxa" w:w="1310"/>
           </w:tcPr>
           <w:p>
             <w:r/>
@@ -11721,7 +11721,7 @@
         </w:tc>
         <w:tc>
           <w:tcPr>
-            <w:tcW w:type="dxa" w:w="1134"/>
+            <w:tcW w:type="dxa" w:w="879"/>
           </w:tcPr>
           <w:p>
             <w:pPr>
@@ -11739,7 +11739,7 @@
         </w:tc>
         <w:tc>
           <w:tcPr>
-            <w:tcW w:type="dxa" w:w="1077"/>
+            <w:tcW w:type="dxa" w:w="635"/>
           </w:tcPr>
           <w:p>
             <w:r/>
@@ -11754,7 +11754,7 @@
         </w:tc>
         <w:tc>
           <w:tcPr>
-            <w:tcW w:type="dxa" w:w="1077"/>
+            <w:tcW w:type="dxa" w:w="1128"/>
           </w:tcPr>
           <w:p>
             <w:pPr>
@@ -11772,7 +11772,7 @@
         </w:tc>
         <w:tc>
           <w:tcPr>
-            <w:tcW w:type="dxa" w:w="794"/>
+            <w:tcW w:type="dxa" w:w="1344"/>
           </w:tcPr>
           <w:p>
             <w:r/>
@@ -11787,7 +11787,7 @@
         </w:tc>
         <w:tc>
           <w:tcPr>
-            <w:tcW w:type="dxa" w:w="2721"/>
+            <w:tcW w:type="dxa" w:w="3781"/>
           </w:tcPr>
           <w:p>
             <w:r/>
@@ -11806,7 +11806,7 @@
         </w:trPr>
         <w:tc>
           <w:tcPr>
-            <w:tcW w:type="dxa" w:w="2268"/>
+            <w:tcW w:type="dxa" w:w="1310"/>
           </w:tcPr>
           <w:p>
             <w:r/>
@@ -11821,7 +11821,7 @@
         </w:tc>
         <w:tc>
           <w:tcPr>
-            <w:tcW w:type="dxa" w:w="1134"/>
+            <w:tcW w:type="dxa" w:w="879"/>
           </w:tcPr>
           <w:p>
             <w:pPr>
@@ -11839,7 +11839,7 @@
         </w:tc>
         <w:tc>
           <w:tcPr>
-            <w:tcW w:type="dxa" w:w="1077"/>
+            <w:tcW w:type="dxa" w:w="635"/>
           </w:tcPr>
           <w:p>
             <w:r/>
@@ -11854,7 +11854,7 @@
         </w:tc>
         <w:tc>
           <w:tcPr>
-            <w:tcW w:type="dxa" w:w="1077"/>
+            <w:tcW w:type="dxa" w:w="1128"/>
           </w:tcPr>
           <w:p>
             <w:pPr>
@@ -11872,7 +11872,7 @@
         </w:tc>
         <w:tc>
           <w:tcPr>
-            <w:tcW w:type="dxa" w:w="794"/>
+            <w:tcW w:type="dxa" w:w="1344"/>
           </w:tcPr>
           <w:p>
             <w:r/>
@@ -11887,7 +11887,7 @@
         </w:tc>
         <w:tc>
           <w:tcPr>
-            <w:tcW w:type="dxa" w:w="2721"/>
+            <w:tcW w:type="dxa" w:w="3781"/>
           </w:tcPr>
           <w:p>
             <w:r/>
@@ -11906,7 +11906,7 @@
         </w:trPr>
         <w:tc>
           <w:tcPr>
-            <w:tcW w:type="dxa" w:w="2268"/>
+            <w:tcW w:type="dxa" w:w="1310"/>
           </w:tcPr>
           <w:p>
             <w:r/>
@@ -11921,7 +11921,7 @@
         </w:tc>
         <w:tc>
           <w:tcPr>
-            <w:tcW w:type="dxa" w:w="1134"/>
+            <w:tcW w:type="dxa" w:w="879"/>
           </w:tcPr>
           <w:p>
             <w:pPr>
@@ -11939,7 +11939,7 @@
         </w:tc>
         <w:tc>
           <w:tcPr>
-            <w:tcW w:type="dxa" w:w="1077"/>
+            <w:tcW w:type="dxa" w:w="635"/>
           </w:tcPr>
           <w:p>
             <w:r/>
@@ -11954,7 +11954,7 @@
         </w:tc>
         <w:tc>
           <w:tcPr>
-            <w:tcW w:type="dxa" w:w="1077"/>
+            <w:tcW w:type="dxa" w:w="1128"/>
           </w:tcPr>
           <w:p>
             <w:pPr>
@@ -11972,7 +11972,7 @@
         </w:tc>
         <w:tc>
           <w:tcPr>
-            <w:tcW w:type="dxa" w:w="794"/>
+            <w:tcW w:type="dxa" w:w="1344"/>
           </w:tcPr>
           <w:p>
             <w:r/>
@@ -11987,7 +11987,7 @@
         </w:tc>
         <w:tc>
           <w:tcPr>
-            <w:tcW w:type="dxa" w:w="2721"/>
+            <w:tcW w:type="dxa" w:w="3781"/>
           </w:tcPr>
           <w:p>
             <w:r/>
@@ -12006,7 +12006,7 @@
         </w:trPr>
         <w:tc>
           <w:tcPr>
-            <w:tcW w:type="dxa" w:w="2268"/>
+            <w:tcW w:type="dxa" w:w="1310"/>
           </w:tcPr>
           <w:p>
             <w:r/>
@@ -12021,7 +12021,7 @@
         </w:tc>
         <w:tc>
           <w:tcPr>
-            <w:tcW w:type="dxa" w:w="1134"/>
+            <w:tcW w:type="dxa" w:w="879"/>
           </w:tcPr>
           <w:p>
             <w:pPr>
@@ -12039,7 +12039,7 @@
         </w:tc>
         <w:tc>
           <w:tcPr>
-            <w:tcW w:type="dxa" w:w="1077"/>
+            <w:tcW w:type="dxa" w:w="635"/>
           </w:tcPr>
           <w:p>
             <w:r/>
@@ -12054,7 +12054,7 @@
         </w:tc>
         <w:tc>
           <w:tcPr>
-            <w:tcW w:type="dxa" w:w="1077"/>
+            <w:tcW w:type="dxa" w:w="1128"/>
           </w:tcPr>
           <w:p>
             <w:pPr>
@@ -12072,7 +12072,7 @@
         </w:tc>
         <w:tc>
           <w:tcPr>
-            <w:tcW w:type="dxa" w:w="794"/>
+            <w:tcW w:type="dxa" w:w="1344"/>
           </w:tcPr>
           <w:p>
             <w:r/>
@@ -12087,7 +12087,7 @@
         </w:tc>
         <w:tc>
           <w:tcPr>
-            <w:tcW w:type="dxa" w:w="2721"/>
+            <w:tcW w:type="dxa" w:w="3781"/>
           </w:tcPr>
           <w:p>
             <w:r/>
@@ -12106,7 +12106,7 @@
         </w:trPr>
         <w:tc>
           <w:tcPr>
-            <w:tcW w:type="dxa" w:w="2268"/>
+            <w:tcW w:type="dxa" w:w="1310"/>
           </w:tcPr>
           <w:p>
             <w:r/>
@@ -12121,7 +12121,7 @@
         </w:tc>
         <w:tc>
           <w:tcPr>
-            <w:tcW w:type="dxa" w:w="1134"/>
+            <w:tcW w:type="dxa" w:w="879"/>
           </w:tcPr>
           <w:p>
             <w:pPr>
@@ -12139,7 +12139,7 @@
         </w:tc>
         <w:tc>
           <w:tcPr>
-            <w:tcW w:type="dxa" w:w="1077"/>
+            <w:tcW w:type="dxa" w:w="635"/>
           </w:tcPr>
           <w:p>
             <w:r/>
@@ -12154,7 +12154,7 @@
         </w:tc>
         <w:tc>
           <w:tcPr>
-            <w:tcW w:type="dxa" w:w="1077"/>
+            <w:tcW w:type="dxa" w:w="1128"/>
           </w:tcPr>
           <w:p>
             <w:pPr>
@@ -12172,7 +12172,7 @@
         </w:tc>
         <w:tc>
           <w:tcPr>
-            <w:tcW w:type="dxa" w:w="794"/>
+            <w:tcW w:type="dxa" w:w="1344"/>
           </w:tcPr>
           <w:p>
             <w:r/>
@@ -12187,7 +12187,7 @@
         </w:tc>
         <w:tc>
           <w:tcPr>
-            <w:tcW w:type="dxa" w:w="2721"/>
+            <w:tcW w:type="dxa" w:w="3781"/>
           </w:tcPr>
           <w:p>
             <w:r/>
@@ -12206,7 +12206,7 @@
         </w:trPr>
         <w:tc>
           <w:tcPr>
-            <w:tcW w:type="dxa" w:w="2268"/>
+            <w:tcW w:type="dxa" w:w="1310"/>
           </w:tcPr>
           <w:p>
             <w:r/>
@@ -12221,7 +12221,7 @@
         </w:tc>
         <w:tc>
           <w:tcPr>
-            <w:tcW w:type="dxa" w:w="1134"/>
+            <w:tcW w:type="dxa" w:w="879"/>
           </w:tcPr>
           <w:p>
             <w:pPr>
@@ -12239,7 +12239,7 @@
         </w:tc>
         <w:tc>
           <w:tcPr>
-            <w:tcW w:type="dxa" w:w="1077"/>
+            <w:tcW w:type="dxa" w:w="635"/>
           </w:tcPr>
           <w:p>
             <w:r/>
@@ -12254,7 +12254,7 @@
         </w:tc>
         <w:tc>
           <w:tcPr>
-            <w:tcW w:type="dxa" w:w="1077"/>
+            <w:tcW w:type="dxa" w:w="1128"/>
           </w:tcPr>
           <w:p>
             <w:pPr>
@@ -12272,7 +12272,7 @@
         </w:tc>
         <w:tc>
           <w:tcPr>
-            <w:tcW w:type="dxa" w:w="794"/>
+            <w:tcW w:type="dxa" w:w="1344"/>
           </w:tcPr>
           <w:p>
             <w:r/>
@@ -12287,7 +12287,7 @@
         </w:tc>
         <w:tc>
           <w:tcPr>
-            <w:tcW w:type="dxa" w:w="2721"/>
+            <w:tcW w:type="dxa" w:w="3781"/>
           </w:tcPr>
           <w:p>
             <w:r/>
@@ -12306,7 +12306,7 @@
         </w:trPr>
         <w:tc>
           <w:tcPr>
-            <w:tcW w:type="dxa" w:w="2268"/>
+            <w:tcW w:type="dxa" w:w="1310"/>
           </w:tcPr>
           <w:p>
             <w:r/>
@@ -12321,7 +12321,7 @@
         </w:tc>
         <w:tc>
           <w:tcPr>
-            <w:tcW w:type="dxa" w:w="1134"/>
+            <w:tcW w:type="dxa" w:w="879"/>
           </w:tcPr>
           <w:p>
             <w:pPr>
@@ -12339,7 +12339,7 @@
         </w:tc>
         <w:tc>
           <w:tcPr>
-            <w:tcW w:type="dxa" w:w="1077"/>
+            <w:tcW w:type="dxa" w:w="635"/>
           </w:tcPr>
           <w:p>
             <w:r/>
@@ -12354,7 +12354,7 @@
         </w:tc>
         <w:tc>
           <w:tcPr>
-            <w:tcW w:type="dxa" w:w="1077"/>
+            <w:tcW w:type="dxa" w:w="1128"/>
           </w:tcPr>
           <w:p>
             <w:pPr>
@@ -12372,7 +12372,7 @@
         </w:tc>
         <w:tc>
           <w:tcPr>
-            <w:tcW w:type="dxa" w:w="794"/>
+            <w:tcW w:type="dxa" w:w="1344"/>
           </w:tcPr>
           <w:p>
             <w:r/>
@@ -12387,7 +12387,7 @@
         </w:tc>
         <w:tc>
           <w:tcPr>
-            <w:tcW w:type="dxa" w:w="2721"/>
+            <w:tcW w:type="dxa" w:w="3781"/>
           </w:tcPr>
           <w:p>
             <w:r/>
@@ -12406,7 +12406,7 @@
         </w:trPr>
         <w:tc>
           <w:tcPr>
-            <w:tcW w:type="dxa" w:w="2268"/>
+            <w:tcW w:type="dxa" w:w="1310"/>
           </w:tcPr>
           <w:p>
             <w:r/>
@@ -12421,7 +12421,7 @@
         </w:tc>
         <w:tc>
           <w:tcPr>
-            <w:tcW w:type="dxa" w:w="1134"/>
+            <w:tcW w:type="dxa" w:w="879"/>
           </w:tcPr>
           <w:p>
             <w:pPr>
@@ -12439,7 +12439,7 @@
         </w:tc>
         <w:tc>
           <w:tcPr>
-            <w:tcW w:type="dxa" w:w="1077"/>
+            <w:tcW w:type="dxa" w:w="635"/>
           </w:tcPr>
           <w:p>
             <w:r/>
@@ -12454,7 +12454,7 @@
         </w:tc>
         <w:tc>
           <w:tcPr>
-            <w:tcW w:type="dxa" w:w="1077"/>
+            <w:tcW w:type="dxa" w:w="1128"/>
           </w:tcPr>
           <w:p>
             <w:pPr>
@@ -12472,7 +12472,7 @@
         </w:tc>
         <w:tc>
           <w:tcPr>
-            <w:tcW w:type="dxa" w:w="794"/>
+            <w:tcW w:type="dxa" w:w="1344"/>
           </w:tcPr>
           <w:p>
             <w:r/>
@@ -12487,7 +12487,7 @@
         </w:tc>
         <w:tc>
           <w:tcPr>
-            <w:tcW w:type="dxa" w:w="2721"/>
+            <w:tcW w:type="dxa" w:w="3781"/>
           </w:tcPr>
           <w:p>
             <w:r/>
@@ -12506,7 +12506,7 @@
         </w:trPr>
         <w:tc>
           <w:tcPr>
-            <w:tcW w:type="dxa" w:w="2268"/>
+            <w:tcW w:type="dxa" w:w="1310"/>
           </w:tcPr>
           <w:p>
             <w:r/>
@@ -12521,7 +12521,7 @@
         </w:tc>
         <w:tc>
           <w:tcPr>
-            <w:tcW w:type="dxa" w:w="1134"/>
+            <w:tcW w:type="dxa" w:w="879"/>
           </w:tcPr>
           <w:p>
             <w:pPr>
@@ -12539,7 +12539,7 @@
         </w:tc>
         <w:tc>
           <w:tcPr>
-            <w:tcW w:type="dxa" w:w="1077"/>
+            <w:tcW w:type="dxa" w:w="635"/>
           </w:tcPr>
           <w:p>
             <w:r/>
@@ -12554,7 +12554,7 @@
         </w:tc>
         <w:tc>
           <w:tcPr>
-            <w:tcW w:type="dxa" w:w="1077"/>
+            <w:tcW w:type="dxa" w:w="1128"/>
           </w:tcPr>
           <w:p>
             <w:pPr>
@@ -12572,7 +12572,7 @@
         </w:tc>
         <w:tc>
           <w:tcPr>
-            <w:tcW w:type="dxa" w:w="794"/>
+            <w:tcW w:type="dxa" w:w="1344"/>
           </w:tcPr>
           <w:p>
             <w:r/>
@@ -12587,7 +12587,7 @@
         </w:tc>
         <w:tc>
           <w:tcPr>
-            <w:tcW w:type="dxa" w:w="2721"/>
+            <w:tcW w:type="dxa" w:w="3781"/>
           </w:tcPr>
           <w:p>
             <w:r/>
@@ -12632,12 +12632,12 @@
         <w:tblLayout w:type="fixed"/>
       </w:tblPr>
       <w:tblGrid>
-        <w:gridCol w:w="2268"/>
-        <w:gridCol w:w="1134"/>
-        <w:gridCol w:w="1077"/>
-        <w:gridCol w:w="1077"/>
-        <w:gridCol w:w="794"/>
-        <w:gridCol w:w="2722"/>
+        <w:gridCol w:w="1310"/>
+        <w:gridCol w:w="879"/>
+        <w:gridCol w:w="1446"/>
+        <w:gridCol w:w="1128"/>
+        <w:gridCol w:w="1344"/>
+        <w:gridCol w:w="2965"/>
       </w:tblGrid>
       <w:tr>
         <w:trPr>
@@ -12645,7 +12645,7 @@
         </w:trPr>
         <w:tc>
           <w:tcPr>
-            <w:tcW w:type="dxa" w:w="2268"/>
+            <w:tcW w:type="dxa" w:w="1310"/>
           </w:tcPr>
           <w:p>
             <w:r/>
@@ -12661,7 +12661,7 @@
         </w:tc>
         <w:tc>
           <w:tcPr>
-            <w:tcW w:type="dxa" w:w="1134"/>
+            <w:tcW w:type="dxa" w:w="879"/>
           </w:tcPr>
           <w:p>
             <w:r/>
@@ -12677,7 +12677,7 @@
         </w:tc>
         <w:tc>
           <w:tcPr>
-            <w:tcW w:type="dxa" w:w="1077"/>
+            <w:tcW w:type="dxa" w:w="1446"/>
           </w:tcPr>
           <w:p>
             <w:r/>
@@ -12693,7 +12693,7 @@
         </w:tc>
         <w:tc>
           <w:tcPr>
-            <w:tcW w:type="dxa" w:w="1077"/>
+            <w:tcW w:type="dxa" w:w="1128"/>
           </w:tcPr>
           <w:p>
             <w:r/>
@@ -12709,7 +12709,7 @@
         </w:tc>
         <w:tc>
           <w:tcPr>
-            <w:tcW w:type="dxa" w:w="794"/>
+            <w:tcW w:type="dxa" w:w="1344"/>
           </w:tcPr>
           <w:p>
             <w:r/>
@@ -12725,7 +12725,7 @@
         </w:tc>
         <w:tc>
           <w:tcPr>
-            <w:tcW w:type="dxa" w:w="2721"/>
+            <w:tcW w:type="dxa" w:w="2965"/>
           </w:tcPr>
           <w:p>
             <w:r/>
@@ -12746,7 +12746,7 @@
         </w:trPr>
         <w:tc>
           <w:tcPr>
-            <w:tcW w:type="dxa" w:w="2268"/>
+            <w:tcW w:type="dxa" w:w="1310"/>
           </w:tcPr>
           <w:p>
             <w:r/>
@@ -12761,7 +12761,7 @@
         </w:tc>
         <w:tc>
           <w:tcPr>
-            <w:tcW w:type="dxa" w:w="1134"/>
+            <w:tcW w:type="dxa" w:w="879"/>
           </w:tcPr>
           <w:p>
             <w:pPr>
@@ -12779,7 +12779,7 @@
         </w:tc>
         <w:tc>
           <w:tcPr>
-            <w:tcW w:type="dxa" w:w="1077"/>
+            <w:tcW w:type="dxa" w:w="1446"/>
           </w:tcPr>
           <w:p>
             <w:r/>
@@ -12794,7 +12794,7 @@
         </w:tc>
         <w:tc>
           <w:tcPr>
-            <w:tcW w:type="dxa" w:w="1077"/>
+            <w:tcW w:type="dxa" w:w="1128"/>
           </w:tcPr>
           <w:p>
             <w:pPr>
@@ -12812,7 +12812,7 @@
         </w:tc>
         <w:tc>
           <w:tcPr>
-            <w:tcW w:type="dxa" w:w="794"/>
+            <w:tcW w:type="dxa" w:w="1344"/>
           </w:tcPr>
           <w:p>
             <w:r/>
@@ -12827,7 +12827,7 @@
         </w:tc>
         <w:tc>
           <w:tcPr>
-            <w:tcW w:type="dxa" w:w="2721"/>
+            <w:tcW w:type="dxa" w:w="2965"/>
           </w:tcPr>
           <w:p>
             <w:r/>
@@ -12847,7 +12847,7 @@
         </w:trPr>
         <w:tc>
           <w:tcPr>
-            <w:tcW w:type="dxa" w:w="2268"/>
+            <w:tcW w:type="dxa" w:w="1310"/>
           </w:tcPr>
           <w:p>
             <w:r/>
@@ -12862,7 +12862,7 @@
         </w:tc>
         <w:tc>
           <w:tcPr>
-            <w:tcW w:type="dxa" w:w="1134"/>
+            <w:tcW w:type="dxa" w:w="879"/>
           </w:tcPr>
           <w:p>
             <w:pPr>
@@ -12880,7 +12880,7 @@
         </w:tc>
         <w:tc>
           <w:tcPr>
-            <w:tcW w:type="dxa" w:w="1077"/>
+            <w:tcW w:type="dxa" w:w="1446"/>
           </w:tcPr>
           <w:p>
             <w:r/>
@@ -12895,7 +12895,7 @@
         </w:tc>
         <w:tc>
           <w:tcPr>
-            <w:tcW w:type="dxa" w:w="1077"/>
+            <w:tcW w:type="dxa" w:w="1128"/>
           </w:tcPr>
           <w:p>
             <w:pPr>
@@ -12913,7 +12913,7 @@
         </w:tc>
         <w:tc>
           <w:tcPr>
-            <w:tcW w:type="dxa" w:w="794"/>
+            <w:tcW w:type="dxa" w:w="1344"/>
           </w:tcPr>
           <w:p>
             <w:r/>
@@ -12928,7 +12928,7 @@
         </w:tc>
         <w:tc>
           <w:tcPr>
-            <w:tcW w:type="dxa" w:w="2721"/>
+            <w:tcW w:type="dxa" w:w="2965"/>
           </w:tcPr>
           <w:p>
             <w:r/>
@@ -12947,7 +12947,7 @@
         </w:trPr>
         <w:tc>
           <w:tcPr>
-            <w:tcW w:type="dxa" w:w="2268"/>
+            <w:tcW w:type="dxa" w:w="1310"/>
           </w:tcPr>
           <w:p>
             <w:r/>
@@ -12962,7 +12962,7 @@
         </w:tc>
         <w:tc>
           <w:tcPr>
-            <w:tcW w:type="dxa" w:w="1134"/>
+            <w:tcW w:type="dxa" w:w="879"/>
           </w:tcPr>
           <w:p>
             <w:pPr>
@@ -12980,7 +12980,7 @@
         </w:tc>
         <w:tc>
           <w:tcPr>
-            <w:tcW w:type="dxa" w:w="1077"/>
+            <w:tcW w:type="dxa" w:w="1446"/>
           </w:tcPr>
           <w:p>
             <w:r/>
@@ -12995,7 +12995,7 @@
         </w:tc>
         <w:tc>
           <w:tcPr>
-            <w:tcW w:type="dxa" w:w="1077"/>
+            <w:tcW w:type="dxa" w:w="1128"/>
           </w:tcPr>
           <w:p>
             <w:pPr>
@@ -13013,7 +13013,7 @@
         </w:tc>
         <w:tc>
           <w:tcPr>
-            <w:tcW w:type="dxa" w:w="794"/>
+            <w:tcW w:type="dxa" w:w="1344"/>
           </w:tcPr>
           <w:p>
             <w:r/>
@@ -13028,7 +13028,7 @@
         </w:tc>
         <w:tc>
           <w:tcPr>
-            <w:tcW w:type="dxa" w:w="2721"/>
+            <w:tcW w:type="dxa" w:w="2965"/>
           </w:tcPr>
           <w:p>
             <w:r/>
@@ -13047,7 +13047,7 @@
         </w:trPr>
         <w:tc>
           <w:tcPr>
-            <w:tcW w:type="dxa" w:w="2268"/>
+            <w:tcW w:type="dxa" w:w="1310"/>
           </w:tcPr>
           <w:p>
             <w:r/>
@@ -13062,7 +13062,7 @@
         </w:tc>
         <w:tc>
           <w:tcPr>
-            <w:tcW w:type="dxa" w:w="1134"/>
+            <w:tcW w:type="dxa" w:w="879"/>
           </w:tcPr>
           <w:p>
             <w:pPr>
@@ -13080,7 +13080,7 @@
         </w:tc>
         <w:tc>
           <w:tcPr>
-            <w:tcW w:type="dxa" w:w="1077"/>
+            <w:tcW w:type="dxa" w:w="1446"/>
           </w:tcPr>
           <w:p>
             <w:r/>
@@ -13095,7 +13095,7 @@
         </w:tc>
         <w:tc>
           <w:tcPr>
-            <w:tcW w:type="dxa" w:w="1077"/>
+            <w:tcW w:type="dxa" w:w="1128"/>
           </w:tcPr>
           <w:p>
             <w:pPr>
@@ -13113,7 +13113,7 @@
         </w:tc>
         <w:tc>
           <w:tcPr>
-            <w:tcW w:type="dxa" w:w="794"/>
+            <w:tcW w:type="dxa" w:w="1344"/>
           </w:tcPr>
           <w:p>
             <w:r/>
@@ -13128,7 +13128,7 @@
         </w:tc>
         <w:tc>
           <w:tcPr>
-            <w:tcW w:type="dxa" w:w="2721"/>
+            <w:tcW w:type="dxa" w:w="2965"/>
           </w:tcPr>
           <w:p>
             <w:r/>
@@ -13147,7 +13147,7 @@
         </w:trPr>
         <w:tc>
           <w:tcPr>
-            <w:tcW w:type="dxa" w:w="2268"/>
+            <w:tcW w:type="dxa" w:w="1310"/>
           </w:tcPr>
           <w:p>
             <w:r/>
@@ -13162,7 +13162,7 @@
         </w:tc>
         <w:tc>
           <w:tcPr>
-            <w:tcW w:type="dxa" w:w="1134"/>
+            <w:tcW w:type="dxa" w:w="879"/>
           </w:tcPr>
           <w:p>
             <w:pPr>
@@ -13180,7 +13180,7 @@
         </w:tc>
         <w:tc>
           <w:tcPr>
-            <w:tcW w:type="dxa" w:w="1077"/>
+            <w:tcW w:type="dxa" w:w="1446"/>
           </w:tcPr>
           <w:p>
             <w:r/>
@@ -13195,7 +13195,7 @@
         </w:tc>
         <w:tc>
           <w:tcPr>
-            <w:tcW w:type="dxa" w:w="1077"/>
+            <w:tcW w:type="dxa" w:w="1128"/>
           </w:tcPr>
           <w:p>
             <w:pPr>
@@ -13213,7 +13213,7 @@
         </w:tc>
         <w:tc>
           <w:tcPr>
-            <w:tcW w:type="dxa" w:w="794"/>
+            <w:tcW w:type="dxa" w:w="1344"/>
           </w:tcPr>
           <w:p>
             <w:r/>
@@ -13228,7 +13228,7 @@
         </w:tc>
         <w:tc>
           <w:tcPr>
-            <w:tcW w:type="dxa" w:w="2721"/>
+            <w:tcW w:type="dxa" w:w="2965"/>
           </w:tcPr>
           <w:p>
             <w:r/>
@@ -13247,7 +13247,7 @@
         </w:trPr>
         <w:tc>
           <w:tcPr>
-            <w:tcW w:type="dxa" w:w="2268"/>
+            <w:tcW w:type="dxa" w:w="1310"/>
           </w:tcPr>
           <w:p>
             <w:r/>
@@ -13262,7 +13262,7 @@
         </w:tc>
         <w:tc>
           <w:tcPr>
-            <w:tcW w:type="dxa" w:w="1134"/>
+            <w:tcW w:type="dxa" w:w="879"/>
           </w:tcPr>
           <w:p>
             <w:pPr>
@@ -13280,7 +13280,7 @@
         </w:tc>
         <w:tc>
           <w:tcPr>
-            <w:tcW w:type="dxa" w:w="1077"/>
+            <w:tcW w:type="dxa" w:w="1446"/>
           </w:tcPr>
           <w:p>
             <w:r/>
@@ -13295,7 +13295,7 @@
         </w:tc>
         <w:tc>
           <w:tcPr>
-            <w:tcW w:type="dxa" w:w="1077"/>
+            <w:tcW w:type="dxa" w:w="1128"/>
           </w:tcPr>
           <w:p>
             <w:pPr>
@@ -13313,7 +13313,7 @@
         </w:tc>
         <w:tc>
           <w:tcPr>
-            <w:tcW w:type="dxa" w:w="794"/>
+            <w:tcW w:type="dxa" w:w="1344"/>
           </w:tcPr>
           <w:p>
             <w:r/>
@@ -13328,7 +13328,7 @@
         </w:tc>
         <w:tc>
           <w:tcPr>
-            <w:tcW w:type="dxa" w:w="2721"/>
+            <w:tcW w:type="dxa" w:w="2965"/>
           </w:tcPr>
           <w:p>
             <w:r/>
@@ -13347,7 +13347,7 @@
         </w:trPr>
         <w:tc>
           <w:tcPr>
-            <w:tcW w:type="dxa" w:w="2268"/>
+            <w:tcW w:type="dxa" w:w="1310"/>
           </w:tcPr>
           <w:p>
             <w:r/>
@@ -13362,7 +13362,7 @@
         </w:tc>
         <w:tc>
           <w:tcPr>
-            <w:tcW w:type="dxa" w:w="1134"/>
+            <w:tcW w:type="dxa" w:w="879"/>
           </w:tcPr>
           <w:p>
             <w:pPr>
@@ -13380,7 +13380,7 @@
         </w:tc>
         <w:tc>
           <w:tcPr>
-            <w:tcW w:type="dxa" w:w="1077"/>
+            <w:tcW w:type="dxa" w:w="1446"/>
           </w:tcPr>
           <w:p>
             <w:r/>
@@ -13395,7 +13395,7 @@
         </w:tc>
         <w:tc>
           <w:tcPr>
-            <w:tcW w:type="dxa" w:w="1077"/>
+            <w:tcW w:type="dxa" w:w="1128"/>
           </w:tcPr>
           <w:p>
             <w:pPr>
@@ -13413,7 +13413,7 @@
         </w:tc>
         <w:tc>
           <w:tcPr>
-            <w:tcW w:type="dxa" w:w="794"/>
+            <w:tcW w:type="dxa" w:w="1344"/>
           </w:tcPr>
           <w:p>
             <w:r/>
@@ -13428,7 +13428,7 @@
         </w:tc>
         <w:tc>
           <w:tcPr>
-            <w:tcW w:type="dxa" w:w="2721"/>
+            <w:tcW w:type="dxa" w:w="2965"/>
           </w:tcPr>
           <w:p>
             <w:r/>
@@ -13447,7 +13447,7 @@
         </w:trPr>
         <w:tc>
           <w:tcPr>
-            <w:tcW w:type="dxa" w:w="2268"/>
+            <w:tcW w:type="dxa" w:w="1310"/>
           </w:tcPr>
           <w:p>
             <w:r/>
@@ -13462,7 +13462,7 @@
         </w:tc>
         <w:tc>
           <w:tcPr>
-            <w:tcW w:type="dxa" w:w="1134"/>
+            <w:tcW w:type="dxa" w:w="879"/>
           </w:tcPr>
           <w:p>
             <w:pPr>
@@ -13480,7 +13480,7 @@
         </w:tc>
         <w:tc>
           <w:tcPr>
-            <w:tcW w:type="dxa" w:w="1077"/>
+            <w:tcW w:type="dxa" w:w="1446"/>
           </w:tcPr>
           <w:p>
             <w:r/>
@@ -13495,7 +13495,7 @@
         </w:tc>
         <w:tc>
           <w:tcPr>
-            <w:tcW w:type="dxa" w:w="1077"/>
+            <w:tcW w:type="dxa" w:w="1128"/>
           </w:tcPr>
           <w:p>
             <w:pPr>
@@ -13513,7 +13513,7 @@
         </w:tc>
         <w:tc>
           <w:tcPr>
-            <w:tcW w:type="dxa" w:w="794"/>
+            <w:tcW w:type="dxa" w:w="1344"/>
           </w:tcPr>
           <w:p>
             <w:r/>
@@ -13528,7 +13528,7 @@
         </w:tc>
         <w:tc>
           <w:tcPr>
-            <w:tcW w:type="dxa" w:w="2721"/>
+            <w:tcW w:type="dxa" w:w="2965"/>
           </w:tcPr>
           <w:p>
             <w:r/>
@@ -13547,7 +13547,7 @@
         </w:trPr>
         <w:tc>
           <w:tcPr>
-            <w:tcW w:type="dxa" w:w="2268"/>
+            <w:tcW w:type="dxa" w:w="1310"/>
           </w:tcPr>
           <w:p>
             <w:r/>
@@ -13562,7 +13562,7 @@
         </w:tc>
         <w:tc>
           <w:tcPr>
-            <w:tcW w:type="dxa" w:w="1134"/>
+            <w:tcW w:type="dxa" w:w="879"/>
           </w:tcPr>
           <w:p>
             <w:pPr>
@@ -13580,7 +13580,7 @@
         </w:tc>
         <w:tc>
           <w:tcPr>
-            <w:tcW w:type="dxa" w:w="1077"/>
+            <w:tcW w:type="dxa" w:w="1446"/>
           </w:tcPr>
           <w:p>
             <w:r/>
@@ -13595,7 +13595,7 @@
         </w:tc>
         <w:tc>
           <w:tcPr>
-            <w:tcW w:type="dxa" w:w="1077"/>
+            <w:tcW w:type="dxa" w:w="1128"/>
           </w:tcPr>
           <w:p>
             <w:pPr>
@@ -13613,7 +13613,7 @@
         </w:tc>
         <w:tc>
           <w:tcPr>
-            <w:tcW w:type="dxa" w:w="794"/>
+            <w:tcW w:type="dxa" w:w="1344"/>
           </w:tcPr>
           <w:p>
             <w:r/>
@@ -13628,7 +13628,7 @@
         </w:tc>
         <w:tc>
           <w:tcPr>
-            <w:tcW w:type="dxa" w:w="2721"/>
+            <w:tcW w:type="dxa" w:w="2965"/>
           </w:tcPr>
           <w:p>
             <w:r/>
@@ -13648,7 +13648,7 @@
         </w:trPr>
         <w:tc>
           <w:tcPr>
-            <w:tcW w:type="dxa" w:w="2268"/>
+            <w:tcW w:type="dxa" w:w="1310"/>
           </w:tcPr>
           <w:p>
             <w:r/>
@@ -13663,7 +13663,7 @@
         </w:tc>
         <w:tc>
           <w:tcPr>
-            <w:tcW w:type="dxa" w:w="1134"/>
+            <w:tcW w:type="dxa" w:w="879"/>
           </w:tcPr>
           <w:p>
             <w:pPr>
@@ -13681,7 +13681,7 @@
         </w:tc>
         <w:tc>
           <w:tcPr>
-            <w:tcW w:type="dxa" w:w="1077"/>
+            <w:tcW w:type="dxa" w:w="1446"/>
           </w:tcPr>
           <w:p>
             <w:r/>
@@ -13696,7 +13696,7 @@
         </w:tc>
         <w:tc>
           <w:tcPr>
-            <w:tcW w:type="dxa" w:w="1077"/>
+            <w:tcW w:type="dxa" w:w="1128"/>
           </w:tcPr>
           <w:p>
             <w:pPr>
@@ -13714,7 +13714,7 @@
         </w:tc>
         <w:tc>
           <w:tcPr>
-            <w:tcW w:type="dxa" w:w="794"/>
+            <w:tcW w:type="dxa" w:w="1344"/>
           </w:tcPr>
           <w:p>
             <w:r/>
@@ -13729,7 +13729,7 @@
         </w:tc>
         <w:tc>
           <w:tcPr>
-            <w:tcW w:type="dxa" w:w="2721"/>
+            <w:tcW w:type="dxa" w:w="2965"/>
           </w:tcPr>
           <w:p>
             <w:r/>
@@ -13749,7 +13749,7 @@
         </w:trPr>
         <w:tc>
           <w:tcPr>
-            <w:tcW w:type="dxa" w:w="2268"/>
+            <w:tcW w:type="dxa" w:w="1310"/>
           </w:tcPr>
           <w:p>
             <w:r/>
@@ -13764,7 +13764,7 @@
         </w:tc>
         <w:tc>
           <w:tcPr>
-            <w:tcW w:type="dxa" w:w="1134"/>
+            <w:tcW w:type="dxa" w:w="879"/>
           </w:tcPr>
           <w:p>
             <w:pPr>
@@ -13782,7 +13782,7 @@
         </w:tc>
         <w:tc>
           <w:tcPr>
-            <w:tcW w:type="dxa" w:w="1077"/>
+            <w:tcW w:type="dxa" w:w="1446"/>
           </w:tcPr>
           <w:p>
             <w:r/>
@@ -13797,7 +13797,7 @@
         </w:tc>
         <w:tc>
           <w:tcPr>
-            <w:tcW w:type="dxa" w:w="1077"/>
+            <w:tcW w:type="dxa" w:w="1128"/>
           </w:tcPr>
           <w:p>
             <w:pPr>
@@ -13815,7 +13815,7 @@
         </w:tc>
         <w:tc>
           <w:tcPr>
-            <w:tcW w:type="dxa" w:w="794"/>
+            <w:tcW w:type="dxa" w:w="1344"/>
           </w:tcPr>
           <w:p>
             <w:r/>
@@ -13830,7 +13830,7 @@
         </w:tc>
         <w:tc>
           <w:tcPr>
-            <w:tcW w:type="dxa" w:w="2721"/>
+            <w:tcW w:type="dxa" w:w="2965"/>
           </w:tcPr>
           <w:p>
             <w:r/>
@@ -13849,7 +13849,7 @@
         </w:trPr>
         <w:tc>
           <w:tcPr>
-            <w:tcW w:type="dxa" w:w="2268"/>
+            <w:tcW w:type="dxa" w:w="1310"/>
           </w:tcPr>
           <w:p>
             <w:r/>
@@ -13864,7 +13864,7 @@
         </w:tc>
         <w:tc>
           <w:tcPr>
-            <w:tcW w:type="dxa" w:w="1134"/>
+            <w:tcW w:type="dxa" w:w="879"/>
           </w:tcPr>
           <w:p>
             <w:pPr>
@@ -13882,7 +13882,7 @@
         </w:tc>
         <w:tc>
           <w:tcPr>
-            <w:tcW w:type="dxa" w:w="1077"/>
+            <w:tcW w:type="dxa" w:w="1446"/>
           </w:tcPr>
           <w:p>
             <w:r/>
@@ -13897,7 +13897,7 @@
         </w:tc>
         <w:tc>
           <w:tcPr>
-            <w:tcW w:type="dxa" w:w="1077"/>
+            <w:tcW w:type="dxa" w:w="1128"/>
           </w:tcPr>
           <w:p>
             <w:pPr>
@@ -13915,7 +13915,7 @@
         </w:tc>
         <w:tc>
           <w:tcPr>
-            <w:tcW w:type="dxa" w:w="794"/>
+            <w:tcW w:type="dxa" w:w="1344"/>
           </w:tcPr>
           <w:p>
             <w:r/>
@@ -13930,7 +13930,7 @@
         </w:tc>
         <w:tc>
           <w:tcPr>
-            <w:tcW w:type="dxa" w:w="2721"/>
+            <w:tcW w:type="dxa" w:w="2965"/>
           </w:tcPr>
           <w:p>
             <w:r/>
@@ -13949,7 +13949,7 @@
         </w:trPr>
         <w:tc>
           <w:tcPr>
-            <w:tcW w:type="dxa" w:w="2268"/>
+            <w:tcW w:type="dxa" w:w="1310"/>
           </w:tcPr>
           <w:p>
             <w:r/>
@@ -13964,7 +13964,7 @@
         </w:tc>
         <w:tc>
           <w:tcPr>
-            <w:tcW w:type="dxa" w:w="1134"/>
+            <w:tcW w:type="dxa" w:w="879"/>
           </w:tcPr>
           <w:p>
             <w:pPr>
@@ -13982,7 +13982,7 @@
         </w:tc>
         <w:tc>
           <w:tcPr>
-            <w:tcW w:type="dxa" w:w="1077"/>
+            <w:tcW w:type="dxa" w:w="1446"/>
           </w:tcPr>
           <w:p>
             <w:r/>
@@ -13997,7 +13997,7 @@
         </w:tc>
         <w:tc>
           <w:tcPr>
-            <w:tcW w:type="dxa" w:w="1077"/>
+            <w:tcW w:type="dxa" w:w="1128"/>
           </w:tcPr>
           <w:p>
             <w:pPr>
@@ -14015,7 +14015,7 @@
         </w:tc>
         <w:tc>
           <w:tcPr>
-            <w:tcW w:type="dxa" w:w="794"/>
+            <w:tcW w:type="dxa" w:w="1344"/>
           </w:tcPr>
           <w:p>
             <w:r/>
@@ -14030,7 +14030,7 @@
         </w:tc>
         <w:tc>
           <w:tcPr>
-            <w:tcW w:type="dxa" w:w="2721"/>
+            <w:tcW w:type="dxa" w:w="2965"/>
           </w:tcPr>
           <w:p>
             <w:r/>
@@ -14049,7 +14049,7 @@
         </w:trPr>
         <w:tc>
           <w:tcPr>
-            <w:tcW w:type="dxa" w:w="2268"/>
+            <w:tcW w:type="dxa" w:w="1310"/>
           </w:tcPr>
           <w:p>
             <w:r/>
@@ -14064,7 +14064,7 @@
         </w:tc>
         <w:tc>
           <w:tcPr>
-            <w:tcW w:type="dxa" w:w="1134"/>
+            <w:tcW w:type="dxa" w:w="879"/>
           </w:tcPr>
           <w:p>
             <w:pPr>
@@ -14082,7 +14082,7 @@
         </w:tc>
         <w:tc>
           <w:tcPr>
-            <w:tcW w:type="dxa" w:w="1077"/>
+            <w:tcW w:type="dxa" w:w="1446"/>
           </w:tcPr>
           <w:p>
             <w:r/>
@@ -14097,7 +14097,7 @@
         </w:tc>
         <w:tc>
           <w:tcPr>
-            <w:tcW w:type="dxa" w:w="1077"/>
+            <w:tcW w:type="dxa" w:w="1128"/>
           </w:tcPr>
           <w:p>
             <w:pPr>
@@ -14115,7 +14115,7 @@
         </w:tc>
         <w:tc>
           <w:tcPr>
-            <w:tcW w:type="dxa" w:w="794"/>
+            <w:tcW w:type="dxa" w:w="1344"/>
           </w:tcPr>
           <w:p>
             <w:r/>
@@ -14130,7 +14130,7 @@
         </w:tc>
         <w:tc>
           <w:tcPr>
-            <w:tcW w:type="dxa" w:w="2721"/>
+            <w:tcW w:type="dxa" w:w="2965"/>
           </w:tcPr>
           <w:p>
             <w:r/>
@@ -14149,7 +14149,7 @@
         </w:trPr>
         <w:tc>
           <w:tcPr>
-            <w:tcW w:type="dxa" w:w="2268"/>
+            <w:tcW w:type="dxa" w:w="1310"/>
           </w:tcPr>
           <w:p>
             <w:r/>
@@ -14164,7 +14164,7 @@
         </w:tc>
         <w:tc>
           <w:tcPr>
-            <w:tcW w:type="dxa" w:w="1134"/>
+            <w:tcW w:type="dxa" w:w="879"/>
           </w:tcPr>
           <w:p>
             <w:pPr>
@@ -14182,7 +14182,7 @@
         </w:tc>
         <w:tc>
           <w:tcPr>
-            <w:tcW w:type="dxa" w:w="1077"/>
+            <w:tcW w:type="dxa" w:w="1446"/>
           </w:tcPr>
           <w:p>
             <w:r/>
@@ -14197,7 +14197,7 @@
         </w:tc>
         <w:tc>
           <w:tcPr>
-            <w:tcW w:type="dxa" w:w="1077"/>
+            <w:tcW w:type="dxa" w:w="1128"/>
           </w:tcPr>
           <w:p>
             <w:pPr>
@@ -14215,7 +14215,7 @@
         </w:tc>
         <w:tc>
           <w:tcPr>
-            <w:tcW w:type="dxa" w:w="794"/>
+            <w:tcW w:type="dxa" w:w="1344"/>
           </w:tcPr>
           <w:p>
             <w:r/>
@@ -14230,7 +14230,7 @@
         </w:tc>
         <w:tc>
           <w:tcPr>
-            <w:tcW w:type="dxa" w:w="2721"/>
+            <w:tcW w:type="dxa" w:w="2965"/>
           </w:tcPr>
           <w:p>
             <w:r/>
@@ -14250,7 +14250,7 @@
         </w:trPr>
         <w:tc>
           <w:tcPr>
-            <w:tcW w:type="dxa" w:w="2268"/>
+            <w:tcW w:type="dxa" w:w="1310"/>
           </w:tcPr>
           <w:p>
             <w:r/>
@@ -14265,7 +14265,7 @@
         </w:tc>
         <w:tc>
           <w:tcPr>
-            <w:tcW w:type="dxa" w:w="1134"/>
+            <w:tcW w:type="dxa" w:w="879"/>
           </w:tcPr>
           <w:p>
             <w:pPr>
@@ -14283,7 +14283,7 @@
         </w:tc>
         <w:tc>
           <w:tcPr>
-            <w:tcW w:type="dxa" w:w="1077"/>
+            <w:tcW w:type="dxa" w:w="1446"/>
           </w:tcPr>
           <w:p>
             <w:r/>
@@ -14298,7 +14298,7 @@
         </w:tc>
         <w:tc>
           <w:tcPr>
-            <w:tcW w:type="dxa" w:w="1077"/>
+            <w:tcW w:type="dxa" w:w="1128"/>
           </w:tcPr>
           <w:p>
             <w:pPr>
@@ -14316,7 +14316,7 @@
         </w:tc>
         <w:tc>
           <w:tcPr>
-            <w:tcW w:type="dxa" w:w="794"/>
+            <w:tcW w:type="dxa" w:w="1344"/>
           </w:tcPr>
           <w:p>
             <w:r/>
@@ -14331,7 +14331,7 @@
         </w:tc>
         <w:tc>
           <w:tcPr>
-            <w:tcW w:type="dxa" w:w="2721"/>
+            <w:tcW w:type="dxa" w:w="2965"/>
           </w:tcPr>
           <w:p>
             <w:r/>
@@ -14351,7 +14351,7 @@
         </w:trPr>
         <w:tc>
           <w:tcPr>
-            <w:tcW w:type="dxa" w:w="2268"/>
+            <w:tcW w:type="dxa" w:w="1310"/>
           </w:tcPr>
           <w:p>
             <w:r/>
@@ -14366,7 +14366,7 @@
         </w:tc>
         <w:tc>
           <w:tcPr>
-            <w:tcW w:type="dxa" w:w="1134"/>
+            <w:tcW w:type="dxa" w:w="879"/>
           </w:tcPr>
           <w:p>
             <w:pPr>
@@ -14384,7 +14384,7 @@
         </w:tc>
         <w:tc>
           <w:tcPr>
-            <w:tcW w:type="dxa" w:w="1077"/>
+            <w:tcW w:type="dxa" w:w="1446"/>
           </w:tcPr>
           <w:p>
             <w:r/>
@@ -14399,7 +14399,7 @@
         </w:tc>
         <w:tc>
           <w:tcPr>
-            <w:tcW w:type="dxa" w:w="1077"/>
+            <w:tcW w:type="dxa" w:w="1128"/>
           </w:tcPr>
           <w:p>
             <w:pPr>
@@ -14417,7 +14417,7 @@
         </w:tc>
         <w:tc>
           <w:tcPr>
-            <w:tcW w:type="dxa" w:w="794"/>
+            <w:tcW w:type="dxa" w:w="1344"/>
           </w:tcPr>
           <w:p>
             <w:r/>
@@ -14432,7 +14432,7 @@
         </w:tc>
         <w:tc>
           <w:tcPr>
-            <w:tcW w:type="dxa" w:w="2721"/>
+            <w:tcW w:type="dxa" w:w="2965"/>
           </w:tcPr>
           <w:p>
             <w:r/>
@@ -14452,7 +14452,7 @@
         </w:trPr>
         <w:tc>
           <w:tcPr>
-            <w:tcW w:type="dxa" w:w="2268"/>
+            <w:tcW w:type="dxa" w:w="1310"/>
           </w:tcPr>
           <w:p>
             <w:r/>
@@ -14467,7 +14467,7 @@
         </w:tc>
         <w:tc>
           <w:tcPr>
-            <w:tcW w:type="dxa" w:w="1134"/>
+            <w:tcW w:type="dxa" w:w="879"/>
           </w:tcPr>
           <w:p>
             <w:pPr>
@@ -14485,7 +14485,7 @@
         </w:tc>
         <w:tc>
           <w:tcPr>
-            <w:tcW w:type="dxa" w:w="1077"/>
+            <w:tcW w:type="dxa" w:w="1446"/>
           </w:tcPr>
           <w:p>
             <w:r/>
@@ -14500,7 +14500,7 @@
         </w:tc>
         <w:tc>
           <w:tcPr>
-            <w:tcW w:type="dxa" w:w="1077"/>
+            <w:tcW w:type="dxa" w:w="1128"/>
           </w:tcPr>
           <w:p>
             <w:pPr>
@@ -14518,7 +14518,7 @@
         </w:tc>
         <w:tc>
           <w:tcPr>
-            <w:tcW w:type="dxa" w:w="794"/>
+            <w:tcW w:type="dxa" w:w="1344"/>
           </w:tcPr>
           <w:p>
             <w:r/>
@@ -14533,7 +14533,7 @@
         </w:tc>
         <w:tc>
           <w:tcPr>
-            <w:tcW w:type="dxa" w:w="2721"/>
+            <w:tcW w:type="dxa" w:w="2965"/>
           </w:tcPr>
           <w:p>
             <w:r/>
@@ -14552,7 +14552,7 @@
         </w:trPr>
         <w:tc>
           <w:tcPr>
-            <w:tcW w:type="dxa" w:w="2268"/>
+            <w:tcW w:type="dxa" w:w="1310"/>
           </w:tcPr>
           <w:p>
             <w:r/>
@@ -14567,7 +14567,7 @@
         </w:tc>
         <w:tc>
           <w:tcPr>
-            <w:tcW w:type="dxa" w:w="1134"/>
+            <w:tcW w:type="dxa" w:w="879"/>
           </w:tcPr>
           <w:p>
             <w:pPr>
@@ -14585,7 +14585,7 @@
         </w:tc>
         <w:tc>
           <w:tcPr>
-            <w:tcW w:type="dxa" w:w="1077"/>
+            <w:tcW w:type="dxa" w:w="1446"/>
           </w:tcPr>
           <w:p>
             <w:r/>
@@ -14600,7 +14600,7 @@
         </w:tc>
         <w:tc>
           <w:tcPr>
-            <w:tcW w:type="dxa" w:w="1077"/>
+            <w:tcW w:type="dxa" w:w="1128"/>
           </w:tcPr>
           <w:p>
             <w:pPr>
@@ -14618,7 +14618,7 @@
         </w:tc>
         <w:tc>
           <w:tcPr>
-            <w:tcW w:type="dxa" w:w="794"/>
+            <w:tcW w:type="dxa" w:w="1344"/>
           </w:tcPr>
           <w:p>
             <w:r/>
@@ -14633,7 +14633,7 @@
         </w:tc>
         <w:tc>
           <w:tcPr>
-            <w:tcW w:type="dxa" w:w="2721"/>
+            <w:tcW w:type="dxa" w:w="2965"/>
           </w:tcPr>
           <w:p>
             <w:r/>

--- a/engine/tmgh_study/TMGH_Sources_02-09-2026.docx
+++ b/engine/tmgh_study/TMGH_Sources_02-09-2026.docx
@@ -15324,7 +15324,7 @@
                 <w:color w:val="1A1D21"/>
                 <w:sz w:val="17"/>
               </w:rPr>
-              <w:t>1.4718</w:t>
+              <w:t>1.4687</w:t>
             </w:r>
           </w:p>
         </w:tc>
@@ -15339,7 +15339,7 @@
                 <w:color w:val="1A1D21"/>
                 <w:sz w:val="17"/>
               </w:rPr>
-              <w:t>TMGH's own weekly returns against the Egyptian Exchange's published index, 4.85 years to 2026-07-16, 251 observations</w:t>
+              <w:t>TMGH's own weekly returns against the Egyptian Exchange's published index, 4.94 years to 2026-08-20, 256 observations</w:t>
             </w:r>
           </w:p>
         </w:tc>
@@ -15392,7 +15392,7 @@
                 <w:color w:val="1A1D21"/>
                 <w:sz w:val="17"/>
               </w:rPr>
-              <w:t>97.80</w:t>
+              <w:t>96.60</w:t>
             </w:r>
           </w:p>
         </w:tc>
@@ -15407,7 +15407,7 @@
                 <w:color w:val="1A1D21"/>
                 <w:sz w:val="17"/>
               </w:rPr>
-              <w:t>Egyptian Exchange close, 23 August 2026, from the same cleaned price history the probability distribution is fitted to</w:t>
+              <w:t>Egyptian Exchange close for 2 September 2026, the latest price this repository holds for this name, read from the committed supplied price file through gap_today.latest_price_per_ticker(). SUPERSEDES the 23 August 2026 close of 97.80 the study was struck at: a fair value put against a price ten days old is a comparison a reader cannot use, however good the fair value is.</w:t>
             </w:r>
           </w:p>
         </w:tc>
@@ -16607,7 +16607,7 @@
                 <w:color w:val="1A1D21"/>
                 <w:sz w:val="17"/>
               </w:rPr>
-              <w:t>the method used here gives 35.79%; the price the shares trade at implies 17.4% to 31.9%</w:t>
+              <w:t>the method used here gives 35.74%; the price the shares trade at implies 17.4% to 31.9%</w:t>
             </w:r>
           </w:p>
         </w:tc>

--- a/engine/tmgh_study/TMGH_Sources_02-09-2026.docx
+++ b/engine/tmgh_study/TMGH_Sources_02-09-2026.docx
@@ -16607,7 +16607,7 @@
                 <w:color w:val="1A1D21"/>
                 <w:sz w:val="17"/>
               </w:rPr>
-              <w:t>the method used here gives 35.74%; the price the shares trade at implies 17.4% to 31.9%</w:t>
+              <w:t>the method used here gives 35.74%; the price the shares trade at implies 17.6% to 32.3%</w:t>
             </w:r>
           </w:p>
         </w:tc>
